--- a/src/cv/Pawel-Jackowski-CV.docx
+++ b/src/cv/Pawel-Jackowski-CV.docx
@@ -7671,6 +7671,63 @@
                 <w:szCs w:val="20"/>
               </w:rPr>
               <w:t>ostgreSQL, MySQL</w:t>
+            </w:r>
+          </w:p>
+        </w:tc>
+      </w:tr>
+      <w:tr>
+        <w:trPr/>
+        <w:tc>
+          <w:tcPr>
+            <w:tcW w:w="1527" w:type="dxa"/>
+            <w:tcBorders/>
+            <w:shd w:fill="auto" w:val="clear"/>
+          </w:tcPr>
+          <w:p>
+            <w:pPr>
+              <w:pStyle w:val="Normal"/>
+              <w:ind w:left="0" w:right="113" w:hanging="0"/>
+              <w:jc w:val="right"/>
+              <w:rPr>
+                <w:rFonts w:ascii="Droid Sans" w:hAnsi="Droid Sans"/>
+                <w:sz w:val="20"/>
+                <w:szCs w:val="20"/>
+              </w:rPr>
+            </w:pPr>
+            <w:r>
+              <w:rPr>
+                <w:rFonts w:ascii="Droid Sans" w:hAnsi="Droid Sans"/>
+                <w:sz w:val="20"/>
+                <w:szCs w:val="20"/>
+              </w:rPr>
+              <w:t>CMS</w:t>
+            </w:r>
+          </w:p>
+        </w:tc>
+        <w:tc>
+          <w:tcPr>
+            <w:tcW w:w="9939" w:type="dxa"/>
+            <w:gridSpan w:val="2"/>
+            <w:tcBorders/>
+            <w:shd w:fill="auto" w:val="clear"/>
+          </w:tcPr>
+          <w:p>
+            <w:pPr>
+              <w:pStyle w:val="Normal"/>
+              <w:ind w:left="113" w:right="0" w:hanging="0"/>
+              <w:rPr>
+                <w:rFonts w:ascii="Droid Sans" w:hAnsi="Droid Sans"/>
+                <w:sz w:val="20"/>
+                <w:szCs w:val="20"/>
+              </w:rPr>
+            </w:pPr>
+            <w:r>
+              <w:rPr>
+                <w:rFonts w:ascii="Droid Sans" w:hAnsi="Droid Sans"/>
+                <w:sz w:val="20"/>
+                <w:szCs w:val="20"/>
+              </w:rPr>
+              <w:t>WordPress</w:t>
             </w:r>
           </w:p>
         </w:tc>

--- a/src/cv/Pawel-Jackowski-CV.docx
+++ b/src/cv/Pawel-Jackowski-CV.docx
@@ -1142,6 +1142,28 @@
                 <w:sz w:val="20"/>
                 <w:szCs w:val="20"/>
               </w:rPr>
+            </w:r>
+          </w:p>
+          <w:p>
+            <w:pPr>
+              <w:pStyle w:val="Normal"/>
+              <w:tabs>
+                <w:tab w:val="clear" w:pos="720"/>
+              </w:tabs>
+              <w:ind w:left="0" w:right="113" w:hanging="0"/>
+              <w:jc w:val="right"/>
+              <w:rPr>
+                <w:rFonts w:ascii="Droid Sans" w:hAnsi="Droid Sans"/>
+                <w:sz w:val="20"/>
+                <w:szCs w:val="20"/>
+              </w:rPr>
+            </w:pPr>
+            <w:r>
+              <w:rPr>
+                <w:rFonts w:ascii="Droid Sans" w:hAnsi="Droid Sans"/>
+                <w:sz w:val="20"/>
+                <w:szCs w:val="20"/>
+              </w:rPr>
               <w:t>201</w:t>
             </w:r>
             <w:r>
@@ -7662,15 +7684,7 @@
                 <w:sz w:val="20"/>
                 <w:szCs w:val="20"/>
               </w:rPr>
-              <w:t>P</w:t>
-            </w:r>
-            <w:r>
-              <w:rPr>
-                <w:rFonts w:ascii="Droid Sans" w:hAnsi="Droid Sans"/>
-                <w:sz w:val="20"/>
-                <w:szCs w:val="20"/>
-              </w:rPr>
-              <w:t>ostgreSQL, MySQL</w:t>
+              <w:t>PostgreSQL, MySQL, MongoDB, Elasticsearch</w:t>
             </w:r>
           </w:p>
         </w:tc>
@@ -7700,7 +7714,7 @@
                 <w:sz w:val="20"/>
                 <w:szCs w:val="20"/>
               </w:rPr>
-              <w:t>CMS</w:t>
+              <w:t>Linux</w:t>
             </w:r>
           </w:p>
         </w:tc>
@@ -7727,7 +7741,15 @@
                 <w:sz w:val="20"/>
                 <w:szCs w:val="20"/>
               </w:rPr>
-              <w:t>WordPress</w:t>
+              <w:t xml:space="preserve">Ubuntu, </w:t>
+            </w:r>
+            <w:r>
+              <w:rPr>
+                <w:rFonts w:ascii="Droid Sans" w:hAnsi="Droid Sans"/>
+                <w:sz w:val="20"/>
+                <w:szCs w:val="20"/>
+              </w:rPr>
+              <w:t>Red Hat</w:t>
             </w:r>
           </w:p>
         </w:tc>
@@ -7743,7 +7765,7 @@
           <w:p>
             <w:pPr>
               <w:pStyle w:val="Normal"/>
-              <w:ind w:left="57" w:right="113" w:hanging="0"/>
+              <w:ind w:left="0" w:right="113" w:hanging="0"/>
               <w:jc w:val="right"/>
               <w:rPr>
                 <w:rFonts w:ascii="Droid Sans" w:hAnsi="Droid Sans"/>
@@ -7757,15 +7779,7 @@
                 <w:sz w:val="20"/>
                 <w:szCs w:val="20"/>
               </w:rPr>
-              <w:t>Code</w:t>
-            </w:r>
-            <w:r>
-              <w:rPr>
-                <w:rFonts w:ascii="Droid Sans" w:hAnsi="Droid Sans"/>
-                <w:sz w:val="20"/>
-                <w:szCs w:val="20"/>
-              </w:rPr>
-              <w:t xml:space="preserve"> control</w:t>
+              <w:t>CMS</w:t>
             </w:r>
           </w:p>
         </w:tc>
@@ -7792,7 +7806,7 @@
                 <w:sz w:val="20"/>
                 <w:szCs w:val="20"/>
               </w:rPr>
-              <w:t>Git/GitHub, SVN, Perforce</w:t>
+              <w:t>WordPress</w:t>
             </w:r>
           </w:p>
         </w:tc>
@@ -7822,7 +7836,15 @@
                 <w:sz w:val="20"/>
                 <w:szCs w:val="20"/>
               </w:rPr>
-              <w:t>Processes</w:t>
+              <w:t>Code</w:t>
+            </w:r>
+            <w:r>
+              <w:rPr>
+                <w:rFonts w:ascii="Droid Sans" w:hAnsi="Droid Sans"/>
+                <w:sz w:val="20"/>
+                <w:szCs w:val="20"/>
+              </w:rPr>
+              <w:t xml:space="preserve"> control</w:t>
             </w:r>
           </w:p>
         </w:tc>
@@ -7849,23 +7871,7 @@
                 <w:sz w:val="20"/>
                 <w:szCs w:val="20"/>
               </w:rPr>
-              <w:t>F</w:t>
-            </w:r>
-            <w:r>
-              <w:rPr>
-                <w:rFonts w:ascii="Droid Sans" w:hAnsi="Droid Sans"/>
-                <w:sz w:val="20"/>
-                <w:szCs w:val="20"/>
-              </w:rPr>
-              <w:t xml:space="preserve">amiliar with agile process </w:t>
-            </w:r>
-            <w:r>
-              <w:rPr>
-                <w:rFonts w:ascii="Droid Sans" w:hAnsi="Droid Sans"/>
-                <w:sz w:val="20"/>
-                <w:szCs w:val="20"/>
-              </w:rPr>
-              <w:t>and test driven development</w:t>
+              <w:t>Git/GitHub, SVN, Perforce</w:t>
             </w:r>
           </w:p>
         </w:tc>
@@ -7881,7 +7887,7 @@
           <w:p>
             <w:pPr>
               <w:pStyle w:val="Normal"/>
-              <w:ind w:left="0" w:right="113" w:hanging="0"/>
+              <w:ind w:left="57" w:right="113" w:hanging="0"/>
               <w:jc w:val="right"/>
               <w:rPr>
                 <w:rFonts w:ascii="Droid Sans" w:hAnsi="Droid Sans"/>
@@ -7895,23 +7901,7 @@
                 <w:sz w:val="20"/>
                 <w:szCs w:val="20"/>
               </w:rPr>
-              <w:t>Visuali</w:t>
-            </w:r>
-            <w:r>
-              <w:rPr>
-                <w:rFonts w:ascii="Droid Sans" w:hAnsi="Droid Sans"/>
-                <w:sz w:val="20"/>
-                <w:szCs w:val="20"/>
-              </w:rPr>
-              <w:t>z</w:t>
-            </w:r>
-            <w:r>
-              <w:rPr>
-                <w:rFonts w:ascii="Droid Sans" w:hAnsi="Droid Sans"/>
-                <w:sz w:val="20"/>
-                <w:szCs w:val="20"/>
-              </w:rPr>
-              <w:t>ation</w:t>
+              <w:t>Processes</w:t>
             </w:r>
           </w:p>
         </w:tc>
@@ -7938,31 +7928,23 @@
                 <w:sz w:val="20"/>
                 <w:szCs w:val="20"/>
               </w:rPr>
-              <w:t xml:space="preserve">OpenGL/WebGL, </w:t>
-            </w:r>
-            <w:r>
-              <w:rPr>
-                <w:rFonts w:ascii="Droid Sans" w:hAnsi="Droid Sans"/>
-                <w:sz w:val="20"/>
-                <w:szCs w:val="20"/>
-              </w:rPr>
-              <w:t xml:space="preserve">FusionCharts, </w:t>
-            </w:r>
-            <w:r>
-              <w:rPr>
-                <w:rFonts w:ascii="Droid Sans" w:hAnsi="Droid Sans"/>
-                <w:sz w:val="20"/>
-                <w:szCs w:val="20"/>
-              </w:rPr>
-              <w:t xml:space="preserve">HighCharts, D3, </w:t>
-            </w:r>
-            <w:r>
-              <w:rPr>
-                <w:rFonts w:ascii="Droid Sans" w:hAnsi="Droid Sans"/>
-                <w:sz w:val="20"/>
-                <w:szCs w:val="20"/>
-              </w:rPr>
-              <w:t>Raphael.js</w:t>
+              <w:t>F</w:t>
+            </w:r>
+            <w:r>
+              <w:rPr>
+                <w:rFonts w:ascii="Droid Sans" w:hAnsi="Droid Sans"/>
+                <w:sz w:val="20"/>
+                <w:szCs w:val="20"/>
+              </w:rPr>
+              <w:t xml:space="preserve">amiliar with agile process </w:t>
+            </w:r>
+            <w:r>
+              <w:rPr>
+                <w:rFonts w:ascii="Droid Sans" w:hAnsi="Droid Sans"/>
+                <w:sz w:val="20"/>
+                <w:szCs w:val="20"/>
+              </w:rPr>
+              <w:t>and test driven development</w:t>
             </w:r>
           </w:p>
         </w:tc>
@@ -7992,7 +7974,23 @@
                 <w:sz w:val="20"/>
                 <w:szCs w:val="20"/>
               </w:rPr>
-              <w:t>Graphics</w:t>
+              <w:t>Visuali</w:t>
+            </w:r>
+            <w:r>
+              <w:rPr>
+                <w:rFonts w:ascii="Droid Sans" w:hAnsi="Droid Sans"/>
+                <w:sz w:val="20"/>
+                <w:szCs w:val="20"/>
+              </w:rPr>
+              <w:t>z</w:t>
+            </w:r>
+            <w:r>
+              <w:rPr>
+                <w:rFonts w:ascii="Droid Sans" w:hAnsi="Droid Sans"/>
+                <w:sz w:val="20"/>
+                <w:szCs w:val="20"/>
+              </w:rPr>
+              <w:t>ation</w:t>
             </w:r>
           </w:p>
         </w:tc>
@@ -8019,7 +8017,31 @@
                 <w:sz w:val="20"/>
                 <w:szCs w:val="20"/>
               </w:rPr>
-              <w:t>Gimp, InkScape</w:t>
+              <w:t xml:space="preserve">OpenGL/WebGL, </w:t>
+            </w:r>
+            <w:r>
+              <w:rPr>
+                <w:rFonts w:ascii="Droid Sans" w:hAnsi="Droid Sans"/>
+                <w:sz w:val="20"/>
+                <w:szCs w:val="20"/>
+              </w:rPr>
+              <w:t xml:space="preserve">FusionCharts, </w:t>
+            </w:r>
+            <w:r>
+              <w:rPr>
+                <w:rFonts w:ascii="Droid Sans" w:hAnsi="Droid Sans"/>
+                <w:sz w:val="20"/>
+                <w:szCs w:val="20"/>
+              </w:rPr>
+              <w:t xml:space="preserve">HighCharts, D3, </w:t>
+            </w:r>
+            <w:r>
+              <w:rPr>
+                <w:rFonts w:ascii="Droid Sans" w:hAnsi="Droid Sans"/>
+                <w:sz w:val="20"/>
+                <w:szCs w:val="20"/>
+              </w:rPr>
+              <w:t>Raphael.js</w:t>
             </w:r>
           </w:p>
         </w:tc>
@@ -8049,6 +8071,7 @@
                 <w:sz w:val="20"/>
                 <w:szCs w:val="20"/>
               </w:rPr>
+              <w:t>Graphics</w:t>
             </w:r>
           </w:p>
         </w:tc>
@@ -8062,19 +8085,20 @@
           <w:p>
             <w:pPr>
               <w:pStyle w:val="Normal"/>
-              <w:ind w:left="29" w:right="0" w:hanging="0"/>
-              <w:rPr>
-                <w:rFonts w:ascii="Droid Sans" w:hAnsi="Droid Sans"/>
-                <w:sz w:val="20"/>
-                <w:szCs w:val="20"/>
-              </w:rPr>
-            </w:pPr>
-            <w:r>
-              <w:rPr>
-                <w:rFonts w:ascii="Droid Sans" w:hAnsi="Droid Sans"/>
-                <w:sz w:val="20"/>
-                <w:szCs w:val="20"/>
-              </w:rPr>
+              <w:ind w:left="113" w:right="0" w:hanging="0"/>
+              <w:rPr>
+                <w:rFonts w:ascii="Droid Sans" w:hAnsi="Droid Sans"/>
+                <w:sz w:val="20"/>
+                <w:szCs w:val="20"/>
+              </w:rPr>
+            </w:pPr>
+            <w:r>
+              <w:rPr>
+                <w:rFonts w:ascii="Droid Sans" w:hAnsi="Droid Sans"/>
+                <w:sz w:val="20"/>
+                <w:szCs w:val="20"/>
+              </w:rPr>
+              <w:t>Gimp, InkScape</w:t>
             </w:r>
           </w:p>
         </w:tc>
@@ -8091,35 +8115,19 @@
             <w:pPr>
               <w:pStyle w:val="Normal"/>
               <w:ind w:left="0" w:right="113" w:hanging="0"/>
-              <w:jc w:val="left"/>
-              <w:rPr>
-                <w:rFonts w:ascii="Droid Sans" w:hAnsi="Droid Sans"/>
-                <w:b/>
-                <w:b/>
-                <w:bCs/>
-                <w:sz w:val="20"/>
-                <w:szCs w:val="20"/>
-              </w:rPr>
-            </w:pPr>
-            <w:r>
-              <w:rPr>
-                <w:rFonts w:ascii="Droid Sans" w:hAnsi="Droid Sans"/>
-                <w:b/>
-                <w:bCs/>
-                <w:sz w:val="20"/>
-                <w:szCs w:val="20"/>
-              </w:rPr>
-              <w:t>Soft s</w:t>
-            </w:r>
-            <w:r>
-              <w:rPr>
-                <w:rFonts w:ascii="Droid Sans" w:hAnsi="Droid Sans"/>
-                <w:b/>
-                <w:bCs/>
-                <w:sz w:val="20"/>
-                <w:szCs w:val="20"/>
-              </w:rPr>
-              <w:t>kills</w:t>
+              <w:jc w:val="right"/>
+              <w:rPr>
+                <w:rFonts w:ascii="Droid Sans" w:hAnsi="Droid Sans"/>
+                <w:sz w:val="20"/>
+                <w:szCs w:val="20"/>
+              </w:rPr>
+            </w:pPr>
+            <w:r>
+              <w:rPr>
+                <w:rFonts w:ascii="Droid Sans" w:hAnsi="Droid Sans"/>
+                <w:sz w:val="20"/>
+                <w:szCs w:val="20"/>
+              </w:rPr>
             </w:r>
           </w:p>
         </w:tc>
@@ -8162,19 +8170,35 @@
             <w:pPr>
               <w:pStyle w:val="Normal"/>
               <w:ind w:left="0" w:right="113" w:hanging="0"/>
-              <w:jc w:val="right"/>
-              <w:rPr>
-                <w:rFonts w:ascii="Droid Sans" w:hAnsi="Droid Sans"/>
-                <w:sz w:val="20"/>
-                <w:szCs w:val="20"/>
-              </w:rPr>
-            </w:pPr>
-            <w:r>
-              <w:rPr>
-                <w:rFonts w:ascii="Droid Sans" w:hAnsi="Droid Sans"/>
-                <w:sz w:val="20"/>
-                <w:szCs w:val="20"/>
-              </w:rPr>
+              <w:jc w:val="left"/>
+              <w:rPr>
+                <w:rFonts w:ascii="Droid Sans" w:hAnsi="Droid Sans"/>
+                <w:b/>
+                <w:b/>
+                <w:bCs/>
+                <w:sz w:val="20"/>
+                <w:szCs w:val="20"/>
+              </w:rPr>
+            </w:pPr>
+            <w:r>
+              <w:rPr>
+                <w:rFonts w:ascii="Droid Sans" w:hAnsi="Droid Sans"/>
+                <w:b/>
+                <w:bCs/>
+                <w:sz w:val="20"/>
+                <w:szCs w:val="20"/>
+              </w:rPr>
+              <w:t>Soft s</w:t>
+            </w:r>
+            <w:r>
+              <w:rPr>
+                <w:rFonts w:ascii="Droid Sans" w:hAnsi="Droid Sans"/>
+                <w:b/>
+                <w:bCs/>
+                <w:sz w:val="20"/>
+                <w:szCs w:val="20"/>
+              </w:rPr>
+              <w:t>kills</w:t>
             </w:r>
           </w:p>
         </w:tc>
@@ -8428,19 +8452,68 @@
           <w:p>
             <w:pPr>
               <w:pStyle w:val="Normal"/>
-              <w:ind w:left="29" w:right="0" w:hanging="0"/>
-              <w:rPr>
-                <w:rFonts w:ascii="Droid Sans" w:hAnsi="Droid Sans"/>
-                <w:sz w:val="20"/>
-                <w:szCs w:val="20"/>
-              </w:rPr>
-            </w:pPr>
-            <w:r>
-              <w:rPr>
-                <w:rFonts w:ascii="Droid Sans" w:hAnsi="Droid Sans"/>
-                <w:sz w:val="20"/>
-                <w:szCs w:val="20"/>
-              </w:rPr>
+              <w:ind w:left="113" w:right="0" w:hanging="0"/>
+              <w:rPr>
+                <w:rFonts w:ascii="Droid Sans" w:hAnsi="Droid Sans"/>
+                <w:sz w:val="20"/>
+                <w:szCs w:val="20"/>
+              </w:rPr>
+            </w:pPr>
+            <w:r>
+              <w:rPr>
+                <w:rFonts w:ascii="Droid Sans" w:hAnsi="Droid Sans"/>
+                <w:sz w:val="20"/>
+                <w:szCs w:val="20"/>
+              </w:rPr>
+              <w:t xml:space="preserve">English – </w:t>
+            </w:r>
+            <w:r>
+              <w:rPr>
+                <w:rFonts w:ascii="Droid Sans" w:hAnsi="Droid Sans"/>
+                <w:sz w:val="20"/>
+                <w:szCs w:val="20"/>
+              </w:rPr>
+              <w:t>f</w:t>
+            </w:r>
+            <w:r>
+              <w:rPr>
+                <w:rFonts w:ascii="Droid Sans" w:hAnsi="Droid Sans"/>
+                <w:sz w:val="20"/>
+                <w:szCs w:val="20"/>
+              </w:rPr>
+              <w:t xml:space="preserve">luent, Polish – </w:t>
+            </w:r>
+            <w:r>
+              <w:rPr>
+                <w:rFonts w:ascii="Droid Sans" w:hAnsi="Droid Sans"/>
+                <w:sz w:val="20"/>
+                <w:szCs w:val="20"/>
+              </w:rPr>
+              <w:t>f</w:t>
+            </w:r>
+            <w:r>
+              <w:rPr>
+                <w:rFonts w:ascii="Droid Sans" w:hAnsi="Droid Sans"/>
+                <w:sz w:val="20"/>
+                <w:szCs w:val="20"/>
+              </w:rPr>
+              <w:t xml:space="preserve">luent, German – </w:t>
+            </w:r>
+            <w:r>
+              <w:rPr>
+                <w:rFonts w:ascii="Droid Sans" w:hAnsi="Droid Sans"/>
+                <w:sz w:val="20"/>
+                <w:szCs w:val="20"/>
+              </w:rPr>
+              <w:t>b</w:t>
+            </w:r>
+            <w:r>
+              <w:rPr>
+                <w:rFonts w:ascii="Droid Sans" w:hAnsi="Droid Sans"/>
+                <w:sz w:val="20"/>
+                <w:szCs w:val="20"/>
+              </w:rPr>
+              <w:t>asic</w:t>
             </w:r>
           </w:p>
         </w:tc>
@@ -8483,68 +8556,19 @@
           <w:p>
             <w:pPr>
               <w:pStyle w:val="Normal"/>
-              <w:ind w:left="113" w:right="0" w:hanging="0"/>
-              <w:rPr>
-                <w:rFonts w:ascii="Droid Sans" w:hAnsi="Droid Sans"/>
-                <w:sz w:val="20"/>
-                <w:szCs w:val="20"/>
-              </w:rPr>
-            </w:pPr>
-            <w:r>
-              <w:rPr>
-                <w:rFonts w:ascii="Droid Sans" w:hAnsi="Droid Sans"/>
-                <w:sz w:val="20"/>
-                <w:szCs w:val="20"/>
-              </w:rPr>
-              <w:t xml:space="preserve">English – </w:t>
-            </w:r>
-            <w:r>
-              <w:rPr>
-                <w:rFonts w:ascii="Droid Sans" w:hAnsi="Droid Sans"/>
-                <w:sz w:val="20"/>
-                <w:szCs w:val="20"/>
-              </w:rPr>
-              <w:t>f</w:t>
-            </w:r>
-            <w:r>
-              <w:rPr>
-                <w:rFonts w:ascii="Droid Sans" w:hAnsi="Droid Sans"/>
-                <w:sz w:val="20"/>
-                <w:szCs w:val="20"/>
-              </w:rPr>
-              <w:t xml:space="preserve">luent, Polish – </w:t>
-            </w:r>
-            <w:r>
-              <w:rPr>
-                <w:rFonts w:ascii="Droid Sans" w:hAnsi="Droid Sans"/>
-                <w:sz w:val="20"/>
-                <w:szCs w:val="20"/>
-              </w:rPr>
-              <w:t>f</w:t>
-            </w:r>
-            <w:r>
-              <w:rPr>
-                <w:rFonts w:ascii="Droid Sans" w:hAnsi="Droid Sans"/>
-                <w:sz w:val="20"/>
-                <w:szCs w:val="20"/>
-              </w:rPr>
-              <w:t xml:space="preserve">luent, German – </w:t>
-            </w:r>
-            <w:r>
-              <w:rPr>
-                <w:rFonts w:ascii="Droid Sans" w:hAnsi="Droid Sans"/>
-                <w:sz w:val="20"/>
-                <w:szCs w:val="20"/>
-              </w:rPr>
-              <w:t>b</w:t>
-            </w:r>
-            <w:r>
-              <w:rPr>
-                <w:rFonts w:ascii="Droid Sans" w:hAnsi="Droid Sans"/>
-                <w:sz w:val="20"/>
-                <w:szCs w:val="20"/>
-              </w:rPr>
-              <w:t>asic</w:t>
+              <w:ind w:left="29" w:right="0" w:hanging="0"/>
+              <w:rPr>
+                <w:rFonts w:ascii="Droid Sans" w:hAnsi="Droid Sans"/>
+                <w:sz w:val="20"/>
+                <w:szCs w:val="20"/>
+              </w:rPr>
+            </w:pPr>
+            <w:r>
+              <w:rPr>
+                <w:rFonts w:ascii="Droid Sans" w:hAnsi="Droid Sans"/>
+                <w:sz w:val="20"/>
+                <w:szCs w:val="20"/>
+              </w:rPr>
             </w:r>
           </w:p>
         </w:tc>
@@ -8561,61 +8585,6 @@
             <w:pPr>
               <w:pStyle w:val="Normal"/>
               <w:ind w:left="0" w:right="113" w:hanging="0"/>
-              <w:jc w:val="right"/>
-              <w:rPr>
-                <w:rFonts w:ascii="Droid Sans" w:hAnsi="Droid Sans"/>
-                <w:sz w:val="20"/>
-                <w:szCs w:val="20"/>
-              </w:rPr>
-            </w:pPr>
-            <w:r>
-              <w:rPr>
-                <w:rFonts w:ascii="Droid Sans" w:hAnsi="Droid Sans"/>
-                <w:sz w:val="20"/>
-                <w:szCs w:val="20"/>
-              </w:rPr>
-            </w:r>
-          </w:p>
-        </w:tc>
-        <w:tc>
-          <w:tcPr>
-            <w:tcW w:w="9939" w:type="dxa"/>
-            <w:gridSpan w:val="2"/>
-            <w:tcBorders/>
-            <w:shd w:fill="auto" w:val="clear"/>
-          </w:tcPr>
-          <w:p>
-            <w:pPr>
-              <w:pStyle w:val="Normal"/>
-              <w:ind w:left="29" w:right="0" w:hanging="0"/>
-              <w:rPr>
-                <w:rFonts w:ascii="Droid Sans" w:hAnsi="Droid Sans"/>
-                <w:sz w:val="20"/>
-                <w:szCs w:val="20"/>
-              </w:rPr>
-            </w:pPr>
-            <w:r>
-              <w:rPr>
-                <w:rFonts w:ascii="Droid Sans" w:hAnsi="Droid Sans"/>
-                <w:sz w:val="20"/>
-                <w:szCs w:val="20"/>
-              </w:rPr>
-            </w:r>
-          </w:p>
-        </w:tc>
-      </w:tr>
-      <w:tr>
-        <w:trPr/>
-        <w:tc>
-          <w:tcPr>
-            <w:tcW w:w="1527" w:type="dxa"/>
-            <w:tcBorders/>
-            <w:shd w:fill="auto" w:val="clear"/>
-          </w:tcPr>
-          <w:p>
-            <w:pPr>
-              <w:pStyle w:val="Normal"/>
-              <w:ind w:left="0" w:right="113" w:hanging="0"/>
               <w:jc w:val="left"/>
               <w:rPr>
                 <w:rFonts w:ascii="Droid Sans" w:hAnsi="Droid Sans"/>
@@ -8635,66 +8604,6 @@
                 <w:szCs w:val="20"/>
               </w:rPr>
               <w:t>Certificates</w:t>
-            </w:r>
-          </w:p>
-        </w:tc>
-        <w:tc>
-          <w:tcPr>
-            <w:tcW w:w="9939" w:type="dxa"/>
-            <w:gridSpan w:val="2"/>
-            <w:tcBorders/>
-            <w:shd w:fill="auto" w:val="clear"/>
-          </w:tcPr>
-          <w:p>
-            <w:pPr>
-              <w:pStyle w:val="Normal"/>
-              <w:ind w:left="0" w:right="0" w:hanging="0"/>
-              <w:rPr>
-                <w:rFonts w:ascii="Droid Sans" w:hAnsi="Droid Sans"/>
-                <w:sz w:val="20"/>
-                <w:szCs w:val="20"/>
-              </w:rPr>
-            </w:pPr>
-            <w:r>
-              <w:rPr>
-                <w:rFonts w:ascii="Droid Sans" w:hAnsi="Droid Sans"/>
-                <w:sz w:val="20"/>
-                <w:szCs w:val="20"/>
-              </w:rPr>
-            </w:r>
-          </w:p>
-        </w:tc>
-      </w:tr>
-      <w:tr>
-        <w:trPr/>
-        <w:tc>
-          <w:tcPr>
-            <w:tcW w:w="1527" w:type="dxa"/>
-            <w:tcBorders/>
-            <w:shd w:fill="auto" w:val="clear"/>
-          </w:tcPr>
-          <w:p>
-            <w:pPr>
-              <w:pStyle w:val="Normal"/>
-              <w:ind w:left="0" w:right="113" w:hanging="0"/>
-              <w:jc w:val="right"/>
-              <w:rPr>
-                <w:rFonts w:ascii="Droid Sans" w:hAnsi="Droid Sans"/>
-                <w:b/>
-                <w:b/>
-                <w:bCs/>
-                <w:sz w:val="20"/>
-                <w:szCs w:val="20"/>
-              </w:rPr>
-            </w:pPr>
-            <w:r>
-              <w:rPr>
-                <w:rFonts w:ascii="Droid Sans" w:hAnsi="Droid Sans"/>
-                <w:b/>
-                <w:bCs/>
-                <w:sz w:val="20"/>
-                <w:szCs w:val="20"/>
-              </w:rPr>
             </w:r>
           </w:p>
         </w:tc>

--- a/src/cv/Pawel-Jackowski-CV.docx
+++ b/src/cv/Pawel-Jackowski-CV.docx
@@ -2086,7 +2086,17 @@
                 <w:sz w:val="20"/>
                 <w:szCs w:val="20"/>
               </w:rPr>
-              <w:t>occasional malware analysis</w:t>
+              <w:t xml:space="preserve">occasional malware analysis </w:t>
+            </w:r>
+            <w:r>
+              <w:rPr>
+                <w:rFonts w:ascii="Droid Sans" w:hAnsi="Droid Sans"/>
+                <w:b w:val="false"/>
+                <w:bCs w:val="false"/>
+                <w:sz w:val="20"/>
+                <w:szCs w:val="20"/>
+              </w:rPr>
+              <w:t>and threat hunting</w:t>
             </w:r>
           </w:p>
           <w:p>
@@ -2741,16 +2751,6 @@
                 <w:sz w:val="20"/>
                 <w:szCs w:val="20"/>
               </w:rPr>
-              <w:t xml:space="preserve">web </w:t>
-            </w:r>
-            <w:r>
-              <w:rPr>
-                <w:rFonts w:ascii="Droid Sans" w:hAnsi="Droid Sans"/>
-                <w:b w:val="false"/>
-                <w:bCs w:val="false"/>
-                <w:sz w:val="20"/>
-                <w:szCs w:val="20"/>
-              </w:rPr>
               <w:t xml:space="preserve">app </w:t>
             </w:r>
             <w:r>
@@ -2771,17 +2771,7 @@
                 <w:sz w:val="20"/>
                 <w:szCs w:val="20"/>
               </w:rPr>
-              <w:t>Angular.</w:t>
-            </w:r>
-            <w:r>
-              <w:rPr>
-                <w:rFonts w:ascii="Droid Sans" w:hAnsi="Droid Sans"/>
-                <w:b/>
-                <w:bCs/>
-                <w:sz w:val="20"/>
-                <w:szCs w:val="20"/>
-              </w:rPr>
-              <w:t>js</w:t>
+              <w:t>Angular</w:t>
             </w:r>
             <w:r>
               <w:rPr>
@@ -3997,19 +3987,6 @@
                 <w:u w:val="none"/>
                 <w:lang w:eastAsia="pl-PL" w:bidi="ar-SA"/>
               </w:rPr>
-              <w:t xml:space="preserve">web </w:t>
-            </w:r>
-            <w:r>
-              <w:rPr>
-                <w:rFonts w:eastAsia="Times New Roman" w:cs="Times New Roman" w:ascii="Droid Sans" w:hAnsi="Droid Sans"/>
-                <w:b w:val="false"/>
-                <w:bCs w:val="false"/>
-                <w:color w:val="auto"/>
-                <w:sz w:val="20"/>
-                <w:szCs w:val="20"/>
-                <w:u w:val="none"/>
-                <w:lang w:eastAsia="pl-PL" w:bidi="ar-SA"/>
-              </w:rPr>
               <w:t>app</w:t>
             </w:r>
             <w:r>
@@ -4487,7 +4464,7 @@
                 <w:szCs w:val="20"/>
                 <w:lang w:eastAsia="pl-PL" w:bidi="ar-SA"/>
               </w:rPr>
-              <w:t xml:space="preserve">Angular.js, </w:t>
+              <w:t xml:space="preserve">Angular, </w:t>
             </w:r>
             <w:r>
               <w:rPr>
@@ -4509,19 +4486,19 @@
                 <w:szCs w:val="20"/>
                 <w:lang w:eastAsia="pl-PL" w:bidi="ar-SA"/>
               </w:rPr>
-              <w:t xml:space="preserve">Bootstrap </w:t>
-            </w:r>
-            <w:r>
-              <w:rPr>
-                <w:rFonts w:eastAsia="Times New Roman" w:cs="Times New Roman" w:ascii="Droid Sans" w:hAnsi="Droid Sans"/>
-                <w:b/>
-                <w:bCs/>
-                <w:color w:val="auto"/>
-                <w:sz w:val="20"/>
-                <w:szCs w:val="20"/>
-                <w:lang w:eastAsia="pl-PL" w:bidi="ar-SA"/>
-              </w:rPr>
-              <w:t xml:space="preserve">3 </w:t>
+              <w:t>Bootstrap</w:t>
+            </w:r>
+            <w:r>
+              <w:rPr>
+                <w:rFonts w:eastAsia="Times New Roman" w:cs="Times New Roman" w:ascii="Droid Sans" w:hAnsi="Droid Sans"/>
+                <w:b/>
+                <w:bCs/>
+                <w:color w:val="auto"/>
+                <w:sz w:val="20"/>
+                <w:szCs w:val="20"/>
+                <w:lang w:eastAsia="pl-PL" w:bidi="ar-SA"/>
+              </w:rPr>
+              <w:t xml:space="preserve"> </w:t>
             </w:r>
             <w:r>
               <w:rPr>
@@ -5313,7 +5290,7 @@
                 <w:u w:val="none"/>
                 <w:lang w:eastAsia="pl-PL" w:bidi="ar-SA"/>
               </w:rPr>
-              <w:t>Angular.js</w:t>
+              <w:t>Angular</w:t>
             </w:r>
             <w:r>
               <w:rPr>
@@ -5911,16 +5888,6 @@
                 <w:sz w:val="20"/>
                 <w:szCs w:val="20"/>
               </w:rPr>
-              <w:t xml:space="preserve">web </w:t>
-            </w:r>
-            <w:r>
-              <w:rPr>
-                <w:rFonts w:ascii="Droid Sans" w:hAnsi="Droid Sans"/>
-                <w:b w:val="false"/>
-                <w:bCs w:val="false"/>
-                <w:sz w:val="20"/>
-                <w:szCs w:val="20"/>
-              </w:rPr>
               <w:t xml:space="preserve">app </w:t>
             </w:r>
             <w:r>
@@ -7570,7 +7537,23 @@
                 <w:sz w:val="20"/>
                 <w:szCs w:val="20"/>
               </w:rPr>
-              <w:t>JavaScript, Angular.js, Knockout.js, jQuery. HTML5, CSS3, SASS/LESS</w:t>
+              <w:t>JavaScript, Angular</w:t>
+            </w:r>
+            <w:r>
+              <w:rPr>
+                <w:rFonts w:ascii="Droid Sans" w:hAnsi="Droid Sans"/>
+                <w:sz w:val="20"/>
+                <w:szCs w:val="20"/>
+              </w:rPr>
+              <w:t xml:space="preserve">, </w:t>
+            </w:r>
+            <w:r>
+              <w:rPr>
+                <w:rFonts w:ascii="Droid Sans" w:hAnsi="Droid Sans"/>
+                <w:sz w:val="20"/>
+                <w:szCs w:val="20"/>
+              </w:rPr>
+              <w:t>Knockout.js, jQuery. HTML5, CSS3, SASS/LESS</w:t>
             </w:r>
           </w:p>
         </w:tc>

--- a/src/cv/Pawel-Jackowski-CV.docx
+++ b/src/cv/Pawel-Jackowski-CV.docx
@@ -1566,37 +1566,7 @@
                 <w:sz w:val="20"/>
                 <w:szCs w:val="20"/>
               </w:rPr>
-              <w:t xml:space="preserve">assisting </w:t>
-            </w:r>
-            <w:r>
-              <w:rPr>
-                <w:rFonts w:ascii="Droid Sans" w:hAnsi="Droid Sans"/>
-                <w:b w:val="false"/>
-                <w:bCs w:val="false"/>
-                <w:sz w:val="20"/>
-                <w:szCs w:val="20"/>
-              </w:rPr>
-              <w:t>the d</w:t>
-            </w:r>
-            <w:r>
-              <w:rPr>
-                <w:rFonts w:ascii="Droid Sans" w:hAnsi="Droid Sans"/>
-                <w:b w:val="false"/>
-                <w:bCs w:val="false"/>
-                <w:sz w:val="20"/>
-                <w:szCs w:val="20"/>
-              </w:rPr>
-              <w:t xml:space="preserve">evops </w:t>
-            </w:r>
-            <w:r>
-              <w:rPr>
-                <w:rFonts w:ascii="Droid Sans" w:hAnsi="Droid Sans"/>
-                <w:b w:val="false"/>
-                <w:bCs w:val="false"/>
-                <w:sz w:val="20"/>
-                <w:szCs w:val="20"/>
-              </w:rPr>
-              <w:t>team in weekly devops meetings</w:t>
+              <w:t>assisting the devops team and security champions in the dev teams</w:t>
             </w:r>
           </w:p>
           <w:p>
@@ -1623,37 +1593,27 @@
                 <w:sz w:val="20"/>
                 <w:szCs w:val="20"/>
               </w:rPr>
-              <w:t xml:space="preserve">working with security champions in the </w:t>
-            </w:r>
-            <w:r>
-              <w:rPr>
-                <w:rFonts w:ascii="Droid Sans" w:hAnsi="Droid Sans"/>
-                <w:b w:val="false"/>
-                <w:bCs w:val="false"/>
-                <w:sz w:val="20"/>
-                <w:szCs w:val="20"/>
-              </w:rPr>
-              <w:t>dev</w:t>
-            </w:r>
-            <w:r>
-              <w:rPr>
-                <w:rFonts w:ascii="Droid Sans" w:hAnsi="Droid Sans"/>
-                <w:b w:val="false"/>
-                <w:bCs w:val="false"/>
-                <w:sz w:val="20"/>
-                <w:szCs w:val="20"/>
-              </w:rPr>
-              <w:t xml:space="preserve"> team</w:t>
-            </w:r>
-            <w:r>
-              <w:rPr>
-                <w:rFonts w:ascii="Droid Sans" w:hAnsi="Droid Sans"/>
-                <w:b w:val="false"/>
-                <w:bCs w:val="false"/>
-                <w:sz w:val="20"/>
-                <w:szCs w:val="20"/>
-              </w:rPr>
-              <w:t>s</w:t>
+              <w:t xml:space="preserve">working with </w:t>
+            </w:r>
+            <w:r>
+              <w:rPr>
+                <w:rFonts w:ascii="Droid Sans" w:hAnsi="Droid Sans"/>
+                <w:b w:val="false"/>
+                <w:bCs w:val="false"/>
+                <w:sz w:val="20"/>
+                <w:szCs w:val="20"/>
+              </w:rPr>
+              <w:t xml:space="preserve">external security researchers </w:t>
+            </w:r>
+            <w:r>
+              <w:rPr>
+                <w:rFonts w:ascii="Droid Sans" w:hAnsi="Droid Sans"/>
+                <w:b w:val="false"/>
+                <w:bCs w:val="false"/>
+                <w:sz w:val="20"/>
+                <w:szCs w:val="20"/>
+              </w:rPr>
+              <w:t>on bug reports</w:t>
             </w:r>
           </w:p>
           <w:p>
@@ -1680,27 +1640,37 @@
                 <w:sz w:val="20"/>
                 <w:szCs w:val="20"/>
               </w:rPr>
-              <w:t xml:space="preserve">working with </w:t>
-            </w:r>
-            <w:r>
-              <w:rPr>
-                <w:rFonts w:ascii="Droid Sans" w:hAnsi="Droid Sans"/>
-                <w:b w:val="false"/>
-                <w:bCs w:val="false"/>
-                <w:sz w:val="20"/>
-                <w:szCs w:val="20"/>
-              </w:rPr>
-              <w:t xml:space="preserve">external security researchers </w:t>
-            </w:r>
-            <w:r>
-              <w:rPr>
-                <w:rFonts w:ascii="Droid Sans" w:hAnsi="Droid Sans"/>
-                <w:b w:val="false"/>
-                <w:bCs w:val="false"/>
-                <w:sz w:val="20"/>
-                <w:szCs w:val="20"/>
-              </w:rPr>
-              <w:t>on bug reports</w:t>
+              <w:t xml:space="preserve">performing vulnerability </w:t>
+            </w:r>
+            <w:r>
+              <w:rPr>
+                <w:rFonts w:ascii="Droid Sans" w:hAnsi="Droid Sans"/>
+                <w:b w:val="false"/>
+                <w:bCs w:val="false"/>
+                <w:sz w:val="20"/>
+                <w:szCs w:val="20"/>
+              </w:rPr>
+              <w:t>assessments</w:t>
+            </w:r>
+            <w:r>
+              <w:rPr>
+                <w:rFonts w:ascii="Droid Sans" w:hAnsi="Droid Sans"/>
+                <w:b w:val="false"/>
+                <w:bCs w:val="false"/>
+                <w:sz w:val="20"/>
+                <w:szCs w:val="20"/>
+              </w:rPr>
+              <w:t xml:space="preserve">: password audits, cloud security review, network audits, </w:t>
+            </w:r>
+            <w:r>
+              <w:rPr>
+                <w:rFonts w:ascii="Droid Sans" w:hAnsi="Droid Sans"/>
+                <w:b w:val="false"/>
+                <w:bCs w:val="false"/>
+                <w:sz w:val="20"/>
+                <w:szCs w:val="20"/>
+              </w:rPr>
+              <w:t>scanning web apps and verifying reports</w:t>
             </w:r>
           </w:p>
           <w:p>
@@ -1727,37 +1697,27 @@
                 <w:sz w:val="20"/>
                 <w:szCs w:val="20"/>
               </w:rPr>
-              <w:t xml:space="preserve">performing vulnerability </w:t>
-            </w:r>
-            <w:r>
-              <w:rPr>
-                <w:rFonts w:ascii="Droid Sans" w:hAnsi="Droid Sans"/>
-                <w:b w:val="false"/>
-                <w:bCs w:val="false"/>
-                <w:sz w:val="20"/>
-                <w:szCs w:val="20"/>
-              </w:rPr>
-              <w:t>assessments</w:t>
-            </w:r>
-            <w:r>
-              <w:rPr>
-                <w:rFonts w:ascii="Droid Sans" w:hAnsi="Droid Sans"/>
-                <w:b w:val="false"/>
-                <w:bCs w:val="false"/>
-                <w:sz w:val="20"/>
-                <w:szCs w:val="20"/>
-              </w:rPr>
-              <w:t xml:space="preserve">: password audits, cloud security review, network audits, </w:t>
-            </w:r>
-            <w:r>
-              <w:rPr>
-                <w:rFonts w:ascii="Droid Sans" w:hAnsi="Droid Sans"/>
-                <w:b w:val="false"/>
-                <w:bCs w:val="false"/>
-                <w:sz w:val="20"/>
-                <w:szCs w:val="20"/>
-              </w:rPr>
-              <w:t>scanning web apps and verifying reports</w:t>
+              <w:t xml:space="preserve">helping </w:t>
+            </w:r>
+            <w:r>
+              <w:rPr>
+                <w:rFonts w:ascii="Droid Sans" w:hAnsi="Droid Sans"/>
+                <w:b w:val="false"/>
+                <w:bCs w:val="false"/>
+                <w:sz w:val="20"/>
+                <w:szCs w:val="20"/>
+              </w:rPr>
+              <w:t>dev teams assess risk and design secur</w:t>
+            </w:r>
+            <w:r>
+              <w:rPr>
+                <w:rFonts w:ascii="Droid Sans" w:hAnsi="Droid Sans"/>
+                <w:b w:val="false"/>
+                <w:bCs w:val="false"/>
+                <w:sz w:val="20"/>
+                <w:szCs w:val="20"/>
+              </w:rPr>
+              <w:t>e code</w:t>
             </w:r>
           </w:p>
           <w:p>
@@ -1784,17 +1744,27 @@
                 <w:sz w:val="20"/>
                 <w:szCs w:val="20"/>
               </w:rPr>
-              <w:t xml:space="preserve">helping </w:t>
-            </w:r>
-            <w:r>
-              <w:rPr>
-                <w:rFonts w:ascii="Droid Sans" w:hAnsi="Droid Sans"/>
-                <w:b w:val="false"/>
-                <w:bCs w:val="false"/>
-                <w:sz w:val="20"/>
-                <w:szCs w:val="20"/>
-              </w:rPr>
-              <w:t>dev teams with ad hoc requests to assess risk and to design security solutions</w:t>
+              <w:t xml:space="preserve">running weekly </w:t>
+            </w:r>
+            <w:r>
+              <w:rPr>
+                <w:rFonts w:ascii="Droid Sans" w:hAnsi="Droid Sans"/>
+                <w:b w:val="false"/>
+                <w:bCs w:val="false"/>
+                <w:sz w:val="20"/>
+                <w:szCs w:val="20"/>
+              </w:rPr>
+              <w:t xml:space="preserve">information </w:t>
+            </w:r>
+            <w:r>
+              <w:rPr>
+                <w:rFonts w:ascii="Droid Sans" w:hAnsi="Droid Sans"/>
+                <w:b w:val="false"/>
+                <w:bCs w:val="false"/>
+                <w:sz w:val="20"/>
+                <w:szCs w:val="20"/>
+              </w:rPr>
+              <w:t>security meetings</w:t>
             </w:r>
           </w:p>
           <w:p>
@@ -1821,27 +1791,17 @@
                 <w:sz w:val="20"/>
                 <w:szCs w:val="20"/>
               </w:rPr>
-              <w:t xml:space="preserve">running weekly </w:t>
-            </w:r>
-            <w:r>
-              <w:rPr>
-                <w:rFonts w:ascii="Droid Sans" w:hAnsi="Droid Sans"/>
-                <w:b w:val="false"/>
-                <w:bCs w:val="false"/>
-                <w:sz w:val="20"/>
-                <w:szCs w:val="20"/>
-              </w:rPr>
-              <w:t xml:space="preserve">information </w:t>
-            </w:r>
-            <w:r>
-              <w:rPr>
-                <w:rFonts w:ascii="Droid Sans" w:hAnsi="Droid Sans"/>
-                <w:b w:val="false"/>
-                <w:bCs w:val="false"/>
-                <w:sz w:val="20"/>
-                <w:szCs w:val="20"/>
-              </w:rPr>
-              <w:t>security meetings</w:t>
+              <w:t xml:space="preserve">reporting on security KPIs </w:t>
+            </w:r>
+            <w:r>
+              <w:rPr>
+                <w:rFonts w:ascii="Droid Sans" w:hAnsi="Droid Sans"/>
+                <w:b w:val="false"/>
+                <w:bCs w:val="false"/>
+                <w:sz w:val="20"/>
+                <w:szCs w:val="20"/>
+              </w:rPr>
+              <w:t>and security scorecard</w:t>
             </w:r>
           </w:p>
           <w:p>
@@ -1868,17 +1828,47 @@
                 <w:sz w:val="20"/>
                 <w:szCs w:val="20"/>
               </w:rPr>
-              <w:t xml:space="preserve">reporting on security KPIs </w:t>
-            </w:r>
-            <w:r>
-              <w:rPr>
-                <w:rFonts w:ascii="Droid Sans" w:hAnsi="Droid Sans"/>
-                <w:b w:val="false"/>
-                <w:bCs w:val="false"/>
-                <w:sz w:val="20"/>
-                <w:szCs w:val="20"/>
-              </w:rPr>
-              <w:t>and security scorecard</w:t>
+              <w:t xml:space="preserve">providing </w:t>
+            </w:r>
+            <w:r>
+              <w:rPr>
+                <w:rFonts w:ascii="Droid Sans" w:hAnsi="Droid Sans"/>
+                <w:b w:val="false"/>
+                <w:bCs w:val="false"/>
+                <w:sz w:val="20"/>
+                <w:szCs w:val="20"/>
+              </w:rPr>
+              <w:t xml:space="preserve">security </w:t>
+            </w:r>
+            <w:r>
+              <w:rPr>
+                <w:rFonts w:ascii="Droid Sans" w:hAnsi="Droid Sans"/>
+                <w:b w:val="false"/>
+                <w:bCs w:val="false"/>
+                <w:sz w:val="20"/>
+                <w:szCs w:val="20"/>
+              </w:rPr>
+              <w:t xml:space="preserve">awareness training and </w:t>
+            </w:r>
+            <w:r>
+              <w:rPr>
+                <w:rFonts w:ascii="Droid Sans" w:hAnsi="Droid Sans"/>
+                <w:b w:val="false"/>
+                <w:bCs w:val="false"/>
+                <w:sz w:val="20"/>
+                <w:szCs w:val="20"/>
+              </w:rPr>
+              <w:t xml:space="preserve">education </w:t>
+            </w:r>
+            <w:r>
+              <w:rPr>
+                <w:rFonts w:ascii="Droid Sans" w:hAnsi="Droid Sans"/>
+                <w:b w:val="false"/>
+                <w:bCs w:val="false"/>
+                <w:sz w:val="20"/>
+                <w:szCs w:val="20"/>
+              </w:rPr>
+              <w:t>to all employees</w:t>
             </w:r>
           </w:p>
           <w:p>
@@ -1905,47 +1895,27 @@
                 <w:sz w:val="20"/>
                 <w:szCs w:val="20"/>
               </w:rPr>
-              <w:t xml:space="preserve">providing </w:t>
-            </w:r>
-            <w:r>
-              <w:rPr>
-                <w:rFonts w:ascii="Droid Sans" w:hAnsi="Droid Sans"/>
-                <w:b w:val="false"/>
-                <w:bCs w:val="false"/>
-                <w:sz w:val="20"/>
-                <w:szCs w:val="20"/>
-              </w:rPr>
-              <w:t xml:space="preserve">security </w:t>
-            </w:r>
-            <w:r>
-              <w:rPr>
-                <w:rFonts w:ascii="Droid Sans" w:hAnsi="Droid Sans"/>
-                <w:b w:val="false"/>
-                <w:bCs w:val="false"/>
-                <w:sz w:val="20"/>
-                <w:szCs w:val="20"/>
-              </w:rPr>
-              <w:t xml:space="preserve">awareness training and </w:t>
-            </w:r>
-            <w:r>
-              <w:rPr>
-                <w:rFonts w:ascii="Droid Sans" w:hAnsi="Droid Sans"/>
-                <w:b w:val="false"/>
-                <w:bCs w:val="false"/>
-                <w:sz w:val="20"/>
-                <w:szCs w:val="20"/>
-              </w:rPr>
-              <w:t xml:space="preserve">education </w:t>
-            </w:r>
-            <w:r>
-              <w:rPr>
-                <w:rFonts w:ascii="Droid Sans" w:hAnsi="Droid Sans"/>
-                <w:b w:val="false"/>
-                <w:bCs w:val="false"/>
-                <w:sz w:val="20"/>
-                <w:szCs w:val="20"/>
-              </w:rPr>
-              <w:t>to all employees</w:t>
+              <w:t xml:space="preserve">providing feedback on security </w:t>
+            </w:r>
+            <w:r>
+              <w:rPr>
+                <w:rFonts w:ascii="Droid Sans" w:hAnsi="Droid Sans"/>
+                <w:b w:val="false"/>
+                <w:bCs w:val="false"/>
+                <w:sz w:val="20"/>
+                <w:szCs w:val="20"/>
+              </w:rPr>
+              <w:t xml:space="preserve">during </w:t>
+            </w:r>
+            <w:r>
+              <w:rPr>
+                <w:rFonts w:ascii="Droid Sans" w:hAnsi="Droid Sans"/>
+                <w:b w:val="false"/>
+                <w:bCs w:val="false"/>
+                <w:sz w:val="20"/>
+                <w:szCs w:val="20"/>
+              </w:rPr>
+              <w:t>internal and external audits</w:t>
             </w:r>
           </w:p>
           <w:p>
@@ -1972,27 +1942,27 @@
                 <w:sz w:val="20"/>
                 <w:szCs w:val="20"/>
               </w:rPr>
-              <w:t xml:space="preserve">providing feedback on security </w:t>
-            </w:r>
-            <w:r>
-              <w:rPr>
-                <w:rFonts w:ascii="Droid Sans" w:hAnsi="Droid Sans"/>
-                <w:b w:val="false"/>
-                <w:bCs w:val="false"/>
-                <w:sz w:val="20"/>
-                <w:szCs w:val="20"/>
-              </w:rPr>
-              <w:t xml:space="preserve">during </w:t>
-            </w:r>
-            <w:r>
-              <w:rPr>
-                <w:rFonts w:ascii="Droid Sans" w:hAnsi="Droid Sans"/>
-                <w:b w:val="false"/>
-                <w:bCs w:val="false"/>
-                <w:sz w:val="20"/>
-                <w:szCs w:val="20"/>
-              </w:rPr>
-              <w:t>internal and external audits</w:t>
+              <w:t xml:space="preserve">responding to incidents </w:t>
+            </w:r>
+            <w:r>
+              <w:rPr>
+                <w:rFonts w:ascii="Droid Sans" w:hAnsi="Droid Sans"/>
+                <w:b w:val="false"/>
+                <w:bCs w:val="false"/>
+                <w:sz w:val="20"/>
+                <w:szCs w:val="20"/>
+              </w:rPr>
+              <w:t xml:space="preserve">and </w:t>
+            </w:r>
+            <w:r>
+              <w:rPr>
+                <w:rFonts w:ascii="Droid Sans" w:hAnsi="Droid Sans"/>
+                <w:b w:val="false"/>
+                <w:bCs w:val="false"/>
+                <w:sz w:val="20"/>
+                <w:szCs w:val="20"/>
+              </w:rPr>
+              <w:t>alerts</w:t>
             </w:r>
           </w:p>
           <w:p>
@@ -2019,27 +1989,37 @@
                 <w:sz w:val="20"/>
                 <w:szCs w:val="20"/>
               </w:rPr>
-              <w:t xml:space="preserve">responding to incidents </w:t>
-            </w:r>
-            <w:r>
-              <w:rPr>
-                <w:rFonts w:ascii="Droid Sans" w:hAnsi="Droid Sans"/>
-                <w:b w:val="false"/>
-                <w:bCs w:val="false"/>
-                <w:sz w:val="20"/>
-                <w:szCs w:val="20"/>
-              </w:rPr>
-              <w:t xml:space="preserve">and </w:t>
-            </w:r>
-            <w:r>
-              <w:rPr>
-                <w:rFonts w:ascii="Droid Sans" w:hAnsi="Droid Sans"/>
-                <w:b w:val="false"/>
-                <w:bCs w:val="false"/>
-                <w:sz w:val="20"/>
-                <w:szCs w:val="20"/>
-              </w:rPr>
-              <w:t>alerts</w:t>
+              <w:t>perform</w:t>
+            </w:r>
+            <w:r>
+              <w:rPr>
+                <w:rFonts w:ascii="Droid Sans" w:hAnsi="Droid Sans"/>
+                <w:b w:val="false"/>
+                <w:bCs w:val="false"/>
+                <w:sz w:val="20"/>
+                <w:szCs w:val="20"/>
+              </w:rPr>
+              <w:t xml:space="preserve">ing </w:t>
+            </w:r>
+            <w:r>
+              <w:rPr>
+                <w:rFonts w:ascii="Droid Sans" w:hAnsi="Droid Sans"/>
+                <w:b w:val="false"/>
+                <w:bCs w:val="false"/>
+                <w:sz w:val="20"/>
+                <w:szCs w:val="20"/>
+              </w:rPr>
+              <w:t xml:space="preserve">occasional malware analysis </w:t>
+            </w:r>
+            <w:r>
+              <w:rPr>
+                <w:rFonts w:ascii="Droid Sans" w:hAnsi="Droid Sans"/>
+                <w:b w:val="false"/>
+                <w:bCs w:val="false"/>
+                <w:sz w:val="20"/>
+                <w:szCs w:val="20"/>
+              </w:rPr>
+              <w:t>and threat hunting</w:t>
             </w:r>
           </w:p>
           <w:p>
@@ -2066,37 +2046,7 @@
                 <w:sz w:val="20"/>
                 <w:szCs w:val="20"/>
               </w:rPr>
-              <w:t>perform</w:t>
-            </w:r>
-            <w:r>
-              <w:rPr>
-                <w:rFonts w:ascii="Droid Sans" w:hAnsi="Droid Sans"/>
-                <w:b w:val="false"/>
-                <w:bCs w:val="false"/>
-                <w:sz w:val="20"/>
-                <w:szCs w:val="20"/>
-              </w:rPr>
-              <w:t xml:space="preserve">ing </w:t>
-            </w:r>
-            <w:r>
-              <w:rPr>
-                <w:rFonts w:ascii="Droid Sans" w:hAnsi="Droid Sans"/>
-                <w:b w:val="false"/>
-                <w:bCs w:val="false"/>
-                <w:sz w:val="20"/>
-                <w:szCs w:val="20"/>
-              </w:rPr>
-              <w:t xml:space="preserve">occasional malware analysis </w:t>
-            </w:r>
-            <w:r>
-              <w:rPr>
-                <w:rFonts w:ascii="Droid Sans" w:hAnsi="Droid Sans"/>
-                <w:b w:val="false"/>
-                <w:bCs w:val="false"/>
-                <w:sz w:val="20"/>
-                <w:szCs w:val="20"/>
-              </w:rPr>
-              <w:t>and threat hunting</w:t>
+              <w:t>harderning Linux, Windows and MacOS machines</w:t>
             </w:r>
           </w:p>
           <w:p>
@@ -5878,17 +5828,7 @@
                 <w:sz w:val="20"/>
                 <w:szCs w:val="20"/>
               </w:rPr>
-              <w:t xml:space="preserve">single page </w:t>
-            </w:r>
-            <w:r>
-              <w:rPr>
-                <w:rFonts w:ascii="Droid Sans" w:hAnsi="Droid Sans"/>
-                <w:b w:val="false"/>
-                <w:bCs w:val="false"/>
-                <w:sz w:val="20"/>
-                <w:szCs w:val="20"/>
-              </w:rPr>
-              <w:t xml:space="preserve">app </w:t>
+              <w:t xml:space="preserve">single page app </w:t>
             </w:r>
             <w:r>
               <w:rPr>
@@ -7697,7 +7637,7 @@
                 <w:sz w:val="20"/>
                 <w:szCs w:val="20"/>
               </w:rPr>
-              <w:t>Linux</w:t>
+              <w:t>OS</w:t>
             </w:r>
           </w:p>
         </w:tc>
@@ -7732,7 +7672,7 @@
                 <w:sz w:val="20"/>
                 <w:szCs w:val="20"/>
               </w:rPr>
-              <w:t>Red Hat</w:t>
+              <w:t>Red Hat, Fedora, Windows</w:t>
             </w:r>
           </w:p>
         </w:tc>

--- a/src/cv/Pawel-Jackowski-CV.docx
+++ b/src/cv/Pawel-Jackowski-CV.docx
@@ -1142,28 +1142,6 @@
                 <w:sz w:val="20"/>
                 <w:szCs w:val="20"/>
               </w:rPr>
-            </w:r>
-          </w:p>
-          <w:p>
-            <w:pPr>
-              <w:pStyle w:val="Normal"/>
-              <w:tabs>
-                <w:tab w:val="clear" w:pos="720"/>
-              </w:tabs>
-              <w:ind w:left="0" w:right="113" w:hanging="0"/>
-              <w:jc w:val="right"/>
-              <w:rPr>
-                <w:rFonts w:ascii="Droid Sans" w:hAnsi="Droid Sans"/>
-                <w:sz w:val="20"/>
-                <w:szCs w:val="20"/>
-              </w:rPr>
-            </w:pPr>
-            <w:r>
-              <w:rPr>
-                <w:rFonts w:ascii="Droid Sans" w:hAnsi="Droid Sans"/>
-                <w:sz w:val="20"/>
-                <w:szCs w:val="20"/>
-              </w:rPr>
               <w:t>201</w:t>
             </w:r>
             <w:r>
@@ -1285,7 +1263,55 @@
                 <w:sz w:val="20"/>
                 <w:szCs w:val="20"/>
               </w:rPr>
-              <w:t xml:space="preserve">two-member infosec team and I have been responsible for all technical aspects of security. I helped the organization to clean up 5 years of </w:t>
+              <w:t xml:space="preserve">two-member infosec team and I have been responsible for all technical aspects of </w:t>
+            </w:r>
+            <w:r>
+              <w:rPr>
+                <w:rFonts w:ascii="Droid Sans" w:hAnsi="Droid Sans"/>
+                <w:sz w:val="20"/>
+                <w:szCs w:val="20"/>
+              </w:rPr>
+              <w:t xml:space="preserve">information </w:t>
+            </w:r>
+            <w:r>
+              <w:rPr>
+                <w:rFonts w:ascii="Droid Sans" w:hAnsi="Droid Sans"/>
+                <w:sz w:val="20"/>
+                <w:szCs w:val="20"/>
+              </w:rPr>
+              <w:t xml:space="preserve">security. I </w:t>
+            </w:r>
+            <w:r>
+              <w:rPr>
+                <w:rFonts w:ascii="Droid Sans" w:hAnsi="Droid Sans"/>
+                <w:sz w:val="20"/>
+                <w:szCs w:val="20"/>
+              </w:rPr>
+              <w:t>c</w:t>
+            </w:r>
+            <w:r>
+              <w:rPr>
+                <w:rFonts w:ascii="Droid Sans" w:hAnsi="Droid Sans"/>
+                <w:sz w:val="20"/>
+                <w:szCs w:val="20"/>
+              </w:rPr>
+              <w:t>lean</w:t>
+            </w:r>
+            <w:r>
+              <w:rPr>
+                <w:rFonts w:ascii="Droid Sans" w:hAnsi="Droid Sans"/>
+                <w:sz w:val="20"/>
+                <w:szCs w:val="20"/>
+              </w:rPr>
+              <w:t>ed</w:t>
+            </w:r>
+            <w:r>
+              <w:rPr>
+                <w:rFonts w:ascii="Droid Sans" w:hAnsi="Droid Sans"/>
+                <w:sz w:val="20"/>
+                <w:szCs w:val="20"/>
+              </w:rPr>
+              <w:t xml:space="preserve"> up 5 years of </w:t>
             </w:r>
             <w:r>
               <w:rPr>
@@ -1301,23 +1327,23 @@
                 <w:sz w:val="20"/>
                 <w:szCs w:val="20"/>
               </w:rPr>
-              <w:t>debt and online art</w:t>
-            </w:r>
-            <w:r>
-              <w:rPr>
-                <w:rFonts w:ascii="Droid Sans" w:hAnsi="Droid Sans"/>
-                <w:sz w:val="20"/>
-                <w:szCs w:val="20"/>
-              </w:rPr>
-              <w:t>i</w:t>
-            </w:r>
-            <w:r>
-              <w:rPr>
-                <w:rFonts w:ascii="Droid Sans" w:hAnsi="Droid Sans"/>
-                <w:sz w:val="20"/>
-                <w:szCs w:val="20"/>
-              </w:rPr>
-              <w:t xml:space="preserve">facts that have become a security risk. </w:t>
+              <w:t xml:space="preserve">debt and online artefacts that have become a security risk </w:t>
+            </w:r>
+            <w:r>
+              <w:rPr>
+                <w:rFonts w:ascii="Droid Sans" w:hAnsi="Droid Sans"/>
+                <w:sz w:val="20"/>
+                <w:szCs w:val="20"/>
+              </w:rPr>
+              <w:t>to the o</w:t>
+            </w:r>
+            <w:r>
+              <w:rPr>
+                <w:rFonts w:ascii="Droid Sans" w:hAnsi="Droid Sans"/>
+                <w:sz w:val="20"/>
+                <w:szCs w:val="20"/>
+              </w:rPr>
+              <w:t xml:space="preserve">rganization. </w:t>
             </w:r>
             <w:r>
               <w:rPr>
@@ -1388,27 +1414,37 @@
                 <w:sz w:val="20"/>
                 <w:szCs w:val="20"/>
               </w:rPr>
-              <w:t xml:space="preserve">eviewing web applications for security vulnerabilities, </w:t>
-            </w:r>
-            <w:r>
-              <w:rPr>
-                <w:rFonts w:ascii="Droid Sans" w:hAnsi="Droid Sans"/>
-                <w:b w:val="false"/>
-                <w:bCs w:val="false"/>
-                <w:sz w:val="20"/>
-                <w:szCs w:val="20"/>
-              </w:rPr>
-              <w:t>s</w:t>
-            </w:r>
-            <w:r>
-              <w:rPr>
-                <w:rFonts w:ascii="Droid Sans" w:hAnsi="Droid Sans"/>
-                <w:b w:val="false"/>
-                <w:bCs w:val="false"/>
-                <w:sz w:val="20"/>
-                <w:szCs w:val="20"/>
-              </w:rPr>
-              <w:t>tatic code analysis</w:t>
+              <w:t xml:space="preserve">eviewing web applications for security vulnerabilities </w:t>
+            </w:r>
+            <w:r>
+              <w:rPr>
+                <w:rFonts w:ascii="Droid Sans" w:hAnsi="Droid Sans"/>
+                <w:b w:val="false"/>
+                <w:bCs w:val="false"/>
+                <w:sz w:val="20"/>
+                <w:szCs w:val="20"/>
+              </w:rPr>
+              <w:t xml:space="preserve">and </w:t>
+            </w:r>
+            <w:r>
+              <w:rPr>
+                <w:rFonts w:ascii="Droid Sans" w:hAnsi="Droid Sans"/>
+                <w:b w:val="false"/>
+                <w:bCs w:val="false"/>
+                <w:sz w:val="20"/>
+                <w:szCs w:val="20"/>
+              </w:rPr>
+              <w:t xml:space="preserve">reporting </w:t>
+            </w:r>
+            <w:r>
+              <w:rPr>
+                <w:rFonts w:ascii="Droid Sans" w:hAnsi="Droid Sans"/>
+                <w:b w:val="false"/>
+                <w:bCs w:val="false"/>
+                <w:sz w:val="20"/>
+                <w:szCs w:val="20"/>
+              </w:rPr>
+              <w:t>issues</w:t>
             </w:r>
           </w:p>
           <w:p>
@@ -1435,17 +1471,57 @@
                 <w:sz w:val="20"/>
                 <w:szCs w:val="20"/>
               </w:rPr>
-              <w:t xml:space="preserve">assisting the dev team in </w:t>
-            </w:r>
-            <w:r>
-              <w:rPr>
-                <w:rFonts w:ascii="Droid Sans" w:hAnsi="Droid Sans"/>
-                <w:b w:val="false"/>
-                <w:bCs w:val="false"/>
-                <w:sz w:val="20"/>
-                <w:szCs w:val="20"/>
-              </w:rPr>
-              <w:t>SDLC training</w:t>
+              <w:t xml:space="preserve">performing vulnerability </w:t>
+            </w:r>
+            <w:r>
+              <w:rPr>
+                <w:rFonts w:ascii="Droid Sans" w:hAnsi="Droid Sans"/>
+                <w:b w:val="false"/>
+                <w:bCs w:val="false"/>
+                <w:sz w:val="20"/>
+                <w:szCs w:val="20"/>
+              </w:rPr>
+              <w:t>assessments</w:t>
+            </w:r>
+            <w:r>
+              <w:rPr>
+                <w:rFonts w:ascii="Droid Sans" w:hAnsi="Droid Sans"/>
+                <w:b w:val="false"/>
+                <w:bCs w:val="false"/>
+                <w:sz w:val="20"/>
+                <w:szCs w:val="20"/>
+              </w:rPr>
+              <w:t xml:space="preserve">: </w:t>
+            </w:r>
+            <w:r>
+              <w:rPr>
+                <w:rFonts w:ascii="Droid Sans" w:hAnsi="Droid Sans"/>
+                <w:b w:val="false"/>
+                <w:bCs w:val="false"/>
+                <w:sz w:val="20"/>
+                <w:szCs w:val="20"/>
+              </w:rPr>
+              <w:t xml:space="preserve">static code analysis, </w:t>
+            </w:r>
+            <w:r>
+              <w:rPr>
+                <w:rFonts w:ascii="Droid Sans" w:hAnsi="Droid Sans"/>
+                <w:b w:val="false"/>
+                <w:bCs w:val="false"/>
+                <w:sz w:val="20"/>
+                <w:szCs w:val="20"/>
+              </w:rPr>
+              <w:t xml:space="preserve">password audits, cloud security review, network audits, </w:t>
+            </w:r>
+            <w:r>
+              <w:rPr>
+                <w:rFonts w:ascii="Droid Sans" w:hAnsi="Droid Sans"/>
+                <w:b w:val="false"/>
+                <w:bCs w:val="false"/>
+                <w:sz w:val="20"/>
+                <w:szCs w:val="20"/>
+              </w:rPr>
+              <w:t>scanning web apps and verifying reports</w:t>
             </w:r>
           </w:p>
           <w:p>
@@ -1472,37 +1548,27 @@
                 <w:sz w:val="20"/>
                 <w:szCs w:val="20"/>
               </w:rPr>
-              <w:t xml:space="preserve">reporting vulnerabilities, </w:t>
-            </w:r>
-            <w:r>
-              <w:rPr>
-                <w:rFonts w:ascii="Droid Sans" w:hAnsi="Droid Sans"/>
-                <w:b w:val="false"/>
-                <w:bCs w:val="false"/>
-                <w:sz w:val="20"/>
-                <w:szCs w:val="20"/>
-              </w:rPr>
-              <w:t>m</w:t>
-            </w:r>
-            <w:r>
-              <w:rPr>
-                <w:rFonts w:ascii="Droid Sans" w:hAnsi="Droid Sans"/>
-                <w:b w:val="false"/>
-                <w:bCs w:val="false"/>
-                <w:sz w:val="20"/>
-                <w:szCs w:val="20"/>
-              </w:rPr>
-              <w:t xml:space="preserve">onitoring security </w:t>
-            </w:r>
-            <w:r>
-              <w:rPr>
-                <w:rFonts w:ascii="Droid Sans" w:hAnsi="Droid Sans"/>
-                <w:b w:val="false"/>
-                <w:bCs w:val="false"/>
-                <w:sz w:val="20"/>
-                <w:szCs w:val="20"/>
-              </w:rPr>
-              <w:t>backlog and helping in patching</w:t>
+              <w:t xml:space="preserve">maintaining </w:t>
+            </w:r>
+            <w:r>
+              <w:rPr>
+                <w:rFonts w:ascii="Droid Sans" w:hAnsi="Droid Sans"/>
+                <w:b w:val="false"/>
+                <w:bCs w:val="false"/>
+                <w:sz w:val="20"/>
+                <w:szCs w:val="20"/>
+              </w:rPr>
+              <w:t xml:space="preserve">security </w:t>
+            </w:r>
+            <w:r>
+              <w:rPr>
+                <w:rFonts w:ascii="Droid Sans" w:hAnsi="Droid Sans"/>
+                <w:b w:val="false"/>
+                <w:bCs w:val="false"/>
+                <w:sz w:val="20"/>
+                <w:szCs w:val="20"/>
+              </w:rPr>
+              <w:t>backlog and prioritizing patching</w:t>
             </w:r>
           </w:p>
           <w:p>
@@ -1529,17 +1595,27 @@
                 <w:sz w:val="20"/>
                 <w:szCs w:val="20"/>
               </w:rPr>
-              <w:t xml:space="preserve">providing security feedback during cloud </w:t>
-            </w:r>
-            <w:r>
-              <w:rPr>
-                <w:rFonts w:ascii="Droid Sans" w:hAnsi="Droid Sans"/>
-                <w:b w:val="false"/>
-                <w:bCs w:val="false"/>
-                <w:sz w:val="20"/>
-                <w:szCs w:val="20"/>
-              </w:rPr>
-              <w:t>infrastructure reorganization</w:t>
+              <w:t xml:space="preserve">working with </w:t>
+            </w:r>
+            <w:r>
+              <w:rPr>
+                <w:rFonts w:ascii="Droid Sans" w:hAnsi="Droid Sans"/>
+                <w:b w:val="false"/>
+                <w:bCs w:val="false"/>
+                <w:sz w:val="20"/>
+                <w:szCs w:val="20"/>
+              </w:rPr>
+              <w:t xml:space="preserve">external security researchers </w:t>
+            </w:r>
+            <w:r>
+              <w:rPr>
+                <w:rFonts w:ascii="Droid Sans" w:hAnsi="Droid Sans"/>
+                <w:b w:val="false"/>
+                <w:bCs w:val="false"/>
+                <w:sz w:val="20"/>
+                <w:szCs w:val="20"/>
+              </w:rPr>
+              <w:t>on bug reports</w:t>
             </w:r>
           </w:p>
           <w:p>
@@ -1566,7 +1642,27 @@
                 <w:sz w:val="20"/>
                 <w:szCs w:val="20"/>
               </w:rPr>
-              <w:t>assisting the devops team and security champions in the dev teams</w:t>
+              <w:t xml:space="preserve">providing security feedback during migration to AWS and cloud </w:t>
+            </w:r>
+            <w:r>
+              <w:rPr>
+                <w:rFonts w:ascii="Droid Sans" w:hAnsi="Droid Sans"/>
+                <w:b w:val="false"/>
+                <w:bCs w:val="false"/>
+                <w:sz w:val="20"/>
+                <w:szCs w:val="20"/>
+              </w:rPr>
+              <w:t xml:space="preserve">infrastructure </w:t>
+            </w:r>
+            <w:r>
+              <w:rPr>
+                <w:rFonts w:ascii="Droid Sans" w:hAnsi="Droid Sans"/>
+                <w:b w:val="false"/>
+                <w:bCs w:val="false"/>
+                <w:sz w:val="20"/>
+                <w:szCs w:val="20"/>
+              </w:rPr>
+              <w:t>changes</w:t>
             </w:r>
           </w:p>
           <w:p>
@@ -1593,27 +1689,17 @@
                 <w:sz w:val="20"/>
                 <w:szCs w:val="20"/>
               </w:rPr>
-              <w:t xml:space="preserve">working with </w:t>
-            </w:r>
-            <w:r>
-              <w:rPr>
-                <w:rFonts w:ascii="Droid Sans" w:hAnsi="Droid Sans"/>
-                <w:b w:val="false"/>
-                <w:bCs w:val="false"/>
-                <w:sz w:val="20"/>
-                <w:szCs w:val="20"/>
-              </w:rPr>
-              <w:t xml:space="preserve">external security researchers </w:t>
-            </w:r>
-            <w:r>
-              <w:rPr>
-                <w:rFonts w:ascii="Droid Sans" w:hAnsi="Droid Sans"/>
-                <w:b w:val="false"/>
-                <w:bCs w:val="false"/>
-                <w:sz w:val="20"/>
-                <w:szCs w:val="20"/>
-              </w:rPr>
-              <w:t>on bug reports</w:t>
+              <w:t xml:space="preserve">harderning Linux, Windows and MacOS machines, </w:t>
+            </w:r>
+            <w:r>
+              <w:rPr>
+                <w:rFonts w:ascii="Droid Sans" w:hAnsi="Droid Sans"/>
+                <w:b w:val="false"/>
+                <w:bCs w:val="false"/>
+                <w:sz w:val="20"/>
+                <w:szCs w:val="20"/>
+              </w:rPr>
+              <w:t>and assisting IT in MDM</w:t>
             </w:r>
           </w:p>
           <w:p>
@@ -1640,37 +1726,7 @@
                 <w:sz w:val="20"/>
                 <w:szCs w:val="20"/>
               </w:rPr>
-              <w:t xml:space="preserve">performing vulnerability </w:t>
-            </w:r>
-            <w:r>
-              <w:rPr>
-                <w:rFonts w:ascii="Droid Sans" w:hAnsi="Droid Sans"/>
-                <w:b w:val="false"/>
-                <w:bCs w:val="false"/>
-                <w:sz w:val="20"/>
-                <w:szCs w:val="20"/>
-              </w:rPr>
-              <w:t>assessments</w:t>
-            </w:r>
-            <w:r>
-              <w:rPr>
-                <w:rFonts w:ascii="Droid Sans" w:hAnsi="Droid Sans"/>
-                <w:b w:val="false"/>
-                <w:bCs w:val="false"/>
-                <w:sz w:val="20"/>
-                <w:szCs w:val="20"/>
-              </w:rPr>
-              <w:t xml:space="preserve">: password audits, cloud security review, network audits, </w:t>
-            </w:r>
-            <w:r>
-              <w:rPr>
-                <w:rFonts w:ascii="Droid Sans" w:hAnsi="Droid Sans"/>
-                <w:b w:val="false"/>
-                <w:bCs w:val="false"/>
-                <w:sz w:val="20"/>
-                <w:szCs w:val="20"/>
-              </w:rPr>
-              <w:t>scanning web apps and verifying reports</w:t>
+              <w:t>assisting the devops team and security champions in the dev teams</w:t>
             </w:r>
           </w:p>
           <w:p>
@@ -1697,27 +1753,17 @@
                 <w:sz w:val="20"/>
                 <w:szCs w:val="20"/>
               </w:rPr>
-              <w:t xml:space="preserve">helping </w:t>
-            </w:r>
-            <w:r>
-              <w:rPr>
-                <w:rFonts w:ascii="Droid Sans" w:hAnsi="Droid Sans"/>
-                <w:b w:val="false"/>
-                <w:bCs w:val="false"/>
-                <w:sz w:val="20"/>
-                <w:szCs w:val="20"/>
-              </w:rPr>
-              <w:t>dev teams assess risk and design secur</w:t>
-            </w:r>
-            <w:r>
-              <w:rPr>
-                <w:rFonts w:ascii="Droid Sans" w:hAnsi="Droid Sans"/>
-                <w:b w:val="false"/>
-                <w:bCs w:val="false"/>
-                <w:sz w:val="20"/>
-                <w:szCs w:val="20"/>
-              </w:rPr>
-              <w:t>e code</w:t>
+              <w:t xml:space="preserve">assisting the software engineers in </w:t>
+            </w:r>
+            <w:r>
+              <w:rPr>
+                <w:rFonts w:ascii="Droid Sans" w:hAnsi="Droid Sans"/>
+                <w:b w:val="false"/>
+                <w:bCs w:val="false"/>
+                <w:sz w:val="20"/>
+                <w:szCs w:val="20"/>
+              </w:rPr>
+              <w:t>SDLC training</w:t>
             </w:r>
           </w:p>
           <w:p>
@@ -1744,27 +1790,47 @@
                 <w:sz w:val="20"/>
                 <w:szCs w:val="20"/>
               </w:rPr>
-              <w:t xml:space="preserve">running weekly </w:t>
-            </w:r>
-            <w:r>
-              <w:rPr>
-                <w:rFonts w:ascii="Droid Sans" w:hAnsi="Droid Sans"/>
-                <w:b w:val="false"/>
-                <w:bCs w:val="false"/>
-                <w:sz w:val="20"/>
-                <w:szCs w:val="20"/>
-              </w:rPr>
-              <w:t xml:space="preserve">information </w:t>
-            </w:r>
-            <w:r>
-              <w:rPr>
-                <w:rFonts w:ascii="Droid Sans" w:hAnsi="Droid Sans"/>
-                <w:b w:val="false"/>
-                <w:bCs w:val="false"/>
-                <w:sz w:val="20"/>
-                <w:szCs w:val="20"/>
-              </w:rPr>
-              <w:t>security meetings</w:t>
+              <w:t xml:space="preserve">providing </w:t>
+            </w:r>
+            <w:r>
+              <w:rPr>
+                <w:rFonts w:ascii="Droid Sans" w:hAnsi="Droid Sans"/>
+                <w:b w:val="false"/>
+                <w:bCs w:val="false"/>
+                <w:sz w:val="20"/>
+                <w:szCs w:val="20"/>
+              </w:rPr>
+              <w:t xml:space="preserve">security </w:t>
+            </w:r>
+            <w:r>
+              <w:rPr>
+                <w:rFonts w:ascii="Droid Sans" w:hAnsi="Droid Sans"/>
+                <w:b w:val="false"/>
+                <w:bCs w:val="false"/>
+                <w:sz w:val="20"/>
+                <w:szCs w:val="20"/>
+              </w:rPr>
+              <w:t xml:space="preserve">awareness training and </w:t>
+            </w:r>
+            <w:r>
+              <w:rPr>
+                <w:rFonts w:ascii="Droid Sans" w:hAnsi="Droid Sans"/>
+                <w:b w:val="false"/>
+                <w:bCs w:val="false"/>
+                <w:sz w:val="20"/>
+                <w:szCs w:val="20"/>
+              </w:rPr>
+              <w:t xml:space="preserve">education </w:t>
+            </w:r>
+            <w:r>
+              <w:rPr>
+                <w:rFonts w:ascii="Droid Sans" w:hAnsi="Droid Sans"/>
+                <w:b w:val="false"/>
+                <w:bCs w:val="false"/>
+                <w:sz w:val="20"/>
+                <w:szCs w:val="20"/>
+              </w:rPr>
+              <w:t>to all employees</w:t>
             </w:r>
           </w:p>
           <w:p>
@@ -1791,17 +1857,27 @@
                 <w:sz w:val="20"/>
                 <w:szCs w:val="20"/>
               </w:rPr>
-              <w:t xml:space="preserve">reporting on security KPIs </w:t>
-            </w:r>
-            <w:r>
-              <w:rPr>
-                <w:rFonts w:ascii="Droid Sans" w:hAnsi="Droid Sans"/>
-                <w:b w:val="false"/>
-                <w:bCs w:val="false"/>
-                <w:sz w:val="20"/>
-                <w:szCs w:val="20"/>
-              </w:rPr>
-              <w:t>and security scorecard</w:t>
+              <w:t xml:space="preserve">running weekly </w:t>
+            </w:r>
+            <w:r>
+              <w:rPr>
+                <w:rFonts w:ascii="Droid Sans" w:hAnsi="Droid Sans"/>
+                <w:b w:val="false"/>
+                <w:bCs w:val="false"/>
+                <w:sz w:val="20"/>
+                <w:szCs w:val="20"/>
+              </w:rPr>
+              <w:t xml:space="preserve">information </w:t>
+            </w:r>
+            <w:r>
+              <w:rPr>
+                <w:rFonts w:ascii="Droid Sans" w:hAnsi="Droid Sans"/>
+                <w:b w:val="false"/>
+                <w:bCs w:val="false"/>
+                <w:sz w:val="20"/>
+                <w:szCs w:val="20"/>
+              </w:rPr>
+              <w:t>security meetings</w:t>
             </w:r>
           </w:p>
           <w:p>
@@ -1828,47 +1904,17 @@
                 <w:sz w:val="20"/>
                 <w:szCs w:val="20"/>
               </w:rPr>
-              <w:t xml:space="preserve">providing </w:t>
-            </w:r>
-            <w:r>
-              <w:rPr>
-                <w:rFonts w:ascii="Droid Sans" w:hAnsi="Droid Sans"/>
-                <w:b w:val="false"/>
-                <w:bCs w:val="false"/>
-                <w:sz w:val="20"/>
-                <w:szCs w:val="20"/>
-              </w:rPr>
-              <w:t xml:space="preserve">security </w:t>
-            </w:r>
-            <w:r>
-              <w:rPr>
-                <w:rFonts w:ascii="Droid Sans" w:hAnsi="Droid Sans"/>
-                <w:b w:val="false"/>
-                <w:bCs w:val="false"/>
-                <w:sz w:val="20"/>
-                <w:szCs w:val="20"/>
-              </w:rPr>
-              <w:t xml:space="preserve">awareness training and </w:t>
-            </w:r>
-            <w:r>
-              <w:rPr>
-                <w:rFonts w:ascii="Droid Sans" w:hAnsi="Droid Sans"/>
-                <w:b w:val="false"/>
-                <w:bCs w:val="false"/>
-                <w:sz w:val="20"/>
-                <w:szCs w:val="20"/>
-              </w:rPr>
-              <w:t xml:space="preserve">education </w:t>
-            </w:r>
-            <w:r>
-              <w:rPr>
-                <w:rFonts w:ascii="Droid Sans" w:hAnsi="Droid Sans"/>
-                <w:b w:val="false"/>
-                <w:bCs w:val="false"/>
-                <w:sz w:val="20"/>
-                <w:szCs w:val="20"/>
-              </w:rPr>
-              <w:t>to all employees</w:t>
+              <w:t xml:space="preserve">reporting on security KPIs </w:t>
+            </w:r>
+            <w:r>
+              <w:rPr>
+                <w:rFonts w:ascii="Droid Sans" w:hAnsi="Droid Sans"/>
+                <w:b w:val="false"/>
+                <w:bCs w:val="false"/>
+                <w:sz w:val="20"/>
+                <w:szCs w:val="20"/>
+              </w:rPr>
+              <w:t>and security scorecard</w:t>
             </w:r>
           </w:p>
           <w:p>
@@ -2046,7 +2092,27 @@
                 <w:sz w:val="20"/>
                 <w:szCs w:val="20"/>
               </w:rPr>
-              <w:t>harderning Linux, Windows and MacOS machines</w:t>
+              <w:t xml:space="preserve">assisting in </w:t>
+            </w:r>
+            <w:r>
+              <w:rPr>
+                <w:rFonts w:ascii="Droid Sans" w:hAnsi="Droid Sans"/>
+                <w:b w:val="false"/>
+                <w:bCs w:val="false"/>
+                <w:sz w:val="20"/>
+                <w:szCs w:val="20"/>
+              </w:rPr>
+              <w:t xml:space="preserve">employee </w:t>
+            </w:r>
+            <w:r>
+              <w:rPr>
+                <w:rFonts w:ascii="Droid Sans" w:hAnsi="Droid Sans"/>
+                <w:b w:val="false"/>
+                <w:bCs w:val="false"/>
+                <w:sz w:val="20"/>
+                <w:szCs w:val="20"/>
+              </w:rPr>
+              <w:t>recertification</w:t>
             </w:r>
           </w:p>
           <w:p>
@@ -2073,27 +2139,17 @@
                 <w:sz w:val="20"/>
                 <w:szCs w:val="20"/>
               </w:rPr>
-              <w:t xml:space="preserve">assisting in </w:t>
-            </w:r>
-            <w:r>
-              <w:rPr>
-                <w:rFonts w:ascii="Droid Sans" w:hAnsi="Droid Sans"/>
-                <w:b w:val="false"/>
-                <w:bCs w:val="false"/>
-                <w:sz w:val="20"/>
-                <w:szCs w:val="20"/>
-              </w:rPr>
-              <w:t xml:space="preserve">employee </w:t>
-            </w:r>
-            <w:r>
-              <w:rPr>
-                <w:rFonts w:ascii="Droid Sans" w:hAnsi="Droid Sans"/>
-                <w:b w:val="false"/>
-                <w:bCs w:val="false"/>
-                <w:sz w:val="20"/>
-                <w:szCs w:val="20"/>
-              </w:rPr>
-              <w:t>recertification</w:t>
+              <w:t xml:space="preserve">performing </w:t>
+            </w:r>
+            <w:r>
+              <w:rPr>
+                <w:rFonts w:ascii="Droid Sans" w:hAnsi="Droid Sans"/>
+                <w:b w:val="false"/>
+                <w:bCs w:val="false"/>
+                <w:sz w:val="20"/>
+                <w:szCs w:val="20"/>
+              </w:rPr>
+              <w:t>internal investigations</w:t>
             </w:r>
           </w:p>
           <w:p>
@@ -2120,17 +2176,7 @@
                 <w:sz w:val="20"/>
                 <w:szCs w:val="20"/>
               </w:rPr>
-              <w:t xml:space="preserve">performing </w:t>
-            </w:r>
-            <w:r>
-              <w:rPr>
-                <w:rFonts w:ascii="Droid Sans" w:hAnsi="Droid Sans"/>
-                <w:b w:val="false"/>
-                <w:bCs w:val="false"/>
-                <w:sz w:val="20"/>
-                <w:szCs w:val="20"/>
-              </w:rPr>
-              <w:t>internal investigations</w:t>
+              <w:t>assessing third party security controls</w:t>
             </w:r>
           </w:p>
           <w:p>
@@ -2157,44 +2203,27 @@
                 <w:sz w:val="20"/>
                 <w:szCs w:val="20"/>
               </w:rPr>
-              <w:t>assessing third party security controls</w:t>
-            </w:r>
-          </w:p>
-          <w:p>
-            <w:pPr>
-              <w:pStyle w:val="Normal"/>
-              <w:numPr>
-                <w:ilvl w:val="0"/>
-                <w:numId w:val="2"/>
-              </w:numPr>
-              <w:rPr>
-                <w:rFonts w:ascii="Droid Sans" w:hAnsi="Droid Sans"/>
-                <w:b w:val="false"/>
-                <w:b w:val="false"/>
-                <w:bCs w:val="false"/>
-                <w:sz w:val="20"/>
-                <w:szCs w:val="20"/>
-              </w:rPr>
-            </w:pPr>
-            <w:r>
-              <w:rPr>
-                <w:rFonts w:ascii="Droid Sans" w:hAnsi="Droid Sans"/>
-                <w:b w:val="false"/>
-                <w:bCs w:val="false"/>
-                <w:sz w:val="20"/>
-                <w:szCs w:val="20"/>
-              </w:rPr>
-              <w:t xml:space="preserve">looking after DLP </w:t>
-            </w:r>
-            <w:r>
-              <w:rPr>
-                <w:rFonts w:ascii="Droid Sans" w:hAnsi="Droid Sans"/>
-                <w:b w:val="false"/>
-                <w:bCs w:val="false"/>
-                <w:sz w:val="20"/>
-                <w:szCs w:val="20"/>
-              </w:rPr>
-              <w:t>solution</w:t>
+              <w:t xml:space="preserve">setting up </w:t>
+            </w:r>
+            <w:r>
+              <w:rPr>
+                <w:rFonts w:ascii="Droid Sans" w:hAnsi="Droid Sans"/>
+                <w:b w:val="false"/>
+                <w:bCs w:val="false"/>
+                <w:sz w:val="20"/>
+                <w:szCs w:val="20"/>
+              </w:rPr>
+              <w:t xml:space="preserve">DLP </w:t>
+            </w:r>
+            <w:r>
+              <w:rPr>
+                <w:rFonts w:ascii="Droid Sans" w:hAnsi="Droid Sans"/>
+                <w:b w:val="false"/>
+                <w:bCs w:val="false"/>
+                <w:sz w:val="20"/>
+                <w:szCs w:val="20"/>
+              </w:rPr>
+              <w:t>policies</w:t>
             </w:r>
           </w:p>
         </w:tc>
@@ -2509,50 +2538,6 @@
                 <w:sz w:val="20"/>
                 <w:szCs w:val="20"/>
               </w:rPr>
-            </w:r>
-          </w:p>
-          <w:p>
-            <w:pPr>
-              <w:pStyle w:val="Normal"/>
-              <w:tabs>
-                <w:tab w:val="clear" w:pos="720"/>
-              </w:tabs>
-              <w:ind w:left="0" w:right="113" w:hanging="0"/>
-              <w:jc w:val="right"/>
-              <w:rPr>
-                <w:rFonts w:ascii="Droid Sans" w:hAnsi="Droid Sans"/>
-                <w:sz w:val="20"/>
-                <w:szCs w:val="20"/>
-              </w:rPr>
-            </w:pPr>
-            <w:r>
-              <w:rPr>
-                <w:rFonts w:ascii="Droid Sans" w:hAnsi="Droid Sans"/>
-                <w:sz w:val="20"/>
-                <w:szCs w:val="20"/>
-              </w:rPr>
-            </w:r>
-          </w:p>
-          <w:p>
-            <w:pPr>
-              <w:pStyle w:val="Normal"/>
-              <w:tabs>
-                <w:tab w:val="clear" w:pos="720"/>
-              </w:tabs>
-              <w:ind w:left="0" w:right="113" w:hanging="0"/>
-              <w:jc w:val="right"/>
-              <w:rPr>
-                <w:rFonts w:ascii="Droid Sans" w:hAnsi="Droid Sans"/>
-                <w:sz w:val="20"/>
-                <w:szCs w:val="20"/>
-              </w:rPr>
-            </w:pPr>
-            <w:r>
-              <w:rPr>
-                <w:rFonts w:ascii="Droid Sans" w:hAnsi="Droid Sans"/>
-                <w:sz w:val="20"/>
-                <w:szCs w:val="20"/>
-              </w:rPr>
               <w:t>201</w:t>
             </w:r>
             <w:r>
@@ -2632,16 +2617,75 @@
                 <w:sz w:val="20"/>
                 <w:szCs w:val="20"/>
               </w:rPr>
-              <w:t xml:space="preserve"> – I developed front-end for key client-facing product – Newswire. I provided feedback on designs, assisted in interviews with internal users and facilitated the agile process in a team without full-time ScrumMaster. </w:t>
-            </w:r>
-            <w:r>
-              <w:rPr>
-                <w:rFonts w:ascii="Droid Sans" w:hAnsi="Droid Sans"/>
-                <w:sz w:val="20"/>
-                <w:szCs w:val="20"/>
-              </w:rPr>
-              <w:t xml:space="preserve">Three years after I had transitioned to infosec role I was still top Newswire contributor in pure commit count according to git logs! </w:t>
-            </w:r>
+              <w:t xml:space="preserve"> – I developed front-end for key client-facing product – Newswire. I provided feedback on designs, assisted in interviews with internal users and facilitated the agile process in a team </w:t>
+            </w:r>
+            <w:r>
+              <w:rPr>
+                <w:rFonts w:ascii="Droid Sans" w:hAnsi="Droid Sans"/>
+                <w:sz w:val="20"/>
+                <w:szCs w:val="20"/>
+              </w:rPr>
+              <w:t xml:space="preserve">in the early days </w:t>
+            </w:r>
+            <w:r>
+              <w:rPr>
+                <w:rFonts w:ascii="Droid Sans" w:hAnsi="Droid Sans"/>
+                <w:sz w:val="20"/>
+                <w:szCs w:val="20"/>
+              </w:rPr>
+              <w:t xml:space="preserve">without full-time </w:t>
+            </w:r>
+            <w:r>
+              <w:rPr>
+                <w:rFonts w:ascii="Droid Sans" w:hAnsi="Droid Sans"/>
+                <w:sz w:val="20"/>
+                <w:szCs w:val="20"/>
+              </w:rPr>
+              <w:t>s</w:t>
+            </w:r>
+            <w:r>
+              <w:rPr>
+                <w:rFonts w:ascii="Droid Sans" w:hAnsi="Droid Sans"/>
+                <w:sz w:val="20"/>
+                <w:szCs w:val="20"/>
+              </w:rPr>
+              <w:t xml:space="preserve">crum </w:t>
+            </w:r>
+            <w:r>
+              <w:rPr>
+                <w:rFonts w:ascii="Droid Sans" w:hAnsi="Droid Sans"/>
+                <w:sz w:val="20"/>
+                <w:szCs w:val="20"/>
+              </w:rPr>
+              <w:t>m</w:t>
+            </w:r>
+            <w:r>
+              <w:rPr>
+                <w:rFonts w:ascii="Droid Sans" w:hAnsi="Droid Sans"/>
+                <w:sz w:val="20"/>
+                <w:szCs w:val="20"/>
+              </w:rPr>
+              <w:t xml:space="preserve">aster. </w:t>
+            </w:r>
+            <w:r>
+              <w:rPr>
+                <w:rFonts w:ascii="Droid Sans" w:hAnsi="Droid Sans"/>
+                <w:sz w:val="20"/>
+                <w:szCs w:val="20"/>
+              </w:rPr>
+              <w:t>Three years after I had transitioned to infosec role I was still top Newswire contributor in commit count according to git logs.</w:t>
+            </w:r>
+          </w:p>
+          <w:p>
+            <w:pPr>
+              <w:pStyle w:val="Normal"/>
+              <w:ind w:left="113" w:right="0" w:hanging="0"/>
+              <w:rPr>
+                <w:rFonts w:ascii="Droid Sans" w:hAnsi="Droid Sans"/>
+                <w:sz w:val="20"/>
+                <w:szCs w:val="20"/>
+              </w:rPr>
+            </w:pPr>
             <w:r>
               <w:rPr>
                 <w:rFonts w:ascii="Droid Sans" w:hAnsi="Droid Sans"/>
@@ -2759,7 +2803,27 @@
                 <w:sz w:val="20"/>
                 <w:szCs w:val="20"/>
               </w:rPr>
-              <w:t xml:space="preserve"> </w:t>
+              <w:t xml:space="preserve">, </w:t>
+            </w:r>
+            <w:r>
+              <w:rPr>
+                <w:rFonts w:ascii="Droid Sans" w:hAnsi="Droid Sans"/>
+                <w:b/>
+                <w:bCs/>
+                <w:sz w:val="20"/>
+                <w:szCs w:val="20"/>
+              </w:rPr>
+              <w:t>HAML</w:t>
+            </w:r>
+            <w:r>
+              <w:rPr>
+                <w:rFonts w:ascii="Droid Sans" w:hAnsi="Droid Sans"/>
+                <w:b w:val="false"/>
+                <w:bCs w:val="false"/>
+                <w:sz w:val="20"/>
+                <w:szCs w:val="20"/>
+              </w:rPr>
+              <w:t xml:space="preserve"> templates </w:t>
             </w:r>
             <w:r>
               <w:rPr>
@@ -2803,19 +2867,99 @@
                 <w:sz w:val="20"/>
                 <w:szCs w:val="20"/>
               </w:rPr>
-              <w:t>HAML</w:t>
-            </w:r>
-            <w:r>
-              <w:rPr>
-                <w:rFonts w:ascii="Droid Sans" w:hAnsi="Droid Sans"/>
-                <w:sz w:val="20"/>
-                <w:szCs w:val="20"/>
-              </w:rPr>
-              <w:t xml:space="preserve"> templates </w:t>
-            </w:r>
-            <w:r>
-              <w:rPr>
-                <w:rFonts w:ascii="Droid Sans" w:hAnsi="Droid Sans"/>
+              <w:t xml:space="preserve">Ruby on </w:t>
+            </w:r>
+            <w:r>
+              <w:rPr>
+                <w:rFonts w:ascii="Droid Sans" w:hAnsi="Droid Sans"/>
+                <w:b/>
+                <w:bCs/>
+                <w:sz w:val="20"/>
+                <w:szCs w:val="20"/>
+              </w:rPr>
+              <w:t>Rails</w:t>
+            </w:r>
+            <w:r>
+              <w:rPr>
+                <w:rFonts w:ascii="Droid Sans" w:hAnsi="Droid Sans"/>
+                <w:b w:val="false"/>
+                <w:bCs w:val="false"/>
+                <w:sz w:val="20"/>
+                <w:szCs w:val="20"/>
+              </w:rPr>
+              <w:t xml:space="preserve"> </w:t>
+            </w:r>
+            <w:r>
+              <w:rPr>
+                <w:rFonts w:ascii="Droid Sans" w:hAnsi="Droid Sans"/>
+                <w:sz w:val="20"/>
+                <w:szCs w:val="20"/>
+              </w:rPr>
+              <w:t xml:space="preserve">API </w:t>
+            </w:r>
+            <w:r>
+              <w:rPr>
+                <w:rFonts w:ascii="Droid Sans" w:hAnsi="Droid Sans"/>
+                <w:sz w:val="20"/>
+                <w:szCs w:val="20"/>
+              </w:rPr>
+              <w:t xml:space="preserve">with </w:t>
+            </w:r>
+            <w:r>
+              <w:rPr>
+                <w:rFonts w:ascii="Droid Sans" w:hAnsi="Droid Sans"/>
+                <w:b w:val="false"/>
+                <w:bCs w:val="false"/>
+                <w:sz w:val="20"/>
+                <w:szCs w:val="20"/>
+              </w:rPr>
+              <w:t>S</w:t>
+            </w:r>
+            <w:r>
+              <w:rPr>
+                <w:rFonts w:ascii="Droid Sans" w:hAnsi="Droid Sans"/>
+                <w:b w:val="false"/>
+                <w:bCs w:val="false"/>
+                <w:sz w:val="20"/>
+                <w:szCs w:val="20"/>
+              </w:rPr>
+              <w:t xml:space="preserve">prockets </w:t>
+            </w:r>
+            <w:r>
+              <w:rPr>
+                <w:rFonts w:ascii="Droid Sans" w:hAnsi="Droid Sans"/>
+                <w:b w:val="false"/>
+                <w:bCs w:val="false"/>
+                <w:sz w:val="20"/>
+                <w:szCs w:val="20"/>
+              </w:rPr>
+              <w:t xml:space="preserve">based </w:t>
+            </w:r>
+            <w:r>
+              <w:rPr>
+                <w:rFonts w:ascii="Droid Sans" w:hAnsi="Droid Sans"/>
+                <w:b w:val="false"/>
+                <w:bCs w:val="false"/>
+                <w:sz w:val="20"/>
+                <w:szCs w:val="20"/>
+              </w:rPr>
+              <w:t xml:space="preserve">JS </w:t>
+            </w:r>
+            <w:r>
+              <w:rPr>
+                <w:rFonts w:ascii="Droid Sans" w:hAnsi="Droid Sans"/>
+                <w:b w:val="false"/>
+                <w:bCs w:val="false"/>
+                <w:sz w:val="20"/>
+                <w:szCs w:val="20"/>
+              </w:rPr>
+              <w:t xml:space="preserve">assets pipeline </w:t>
+            </w:r>
+            <w:r>
+              <w:rPr>
+                <w:rFonts w:ascii="Droid Sans" w:hAnsi="Droid Sans"/>
+                <w:b w:val="false"/>
+                <w:bCs w:val="false"/>
                 <w:sz w:val="20"/>
                 <w:szCs w:val="20"/>
               </w:rPr>
@@ -2829,187 +2973,23 @@
                 <w:sz w:val="20"/>
                 <w:szCs w:val="20"/>
               </w:rPr>
-              <w:t>SASS</w:t>
-            </w:r>
-            <w:r>
-              <w:rPr>
-                <w:rFonts w:ascii="Droid Sans" w:hAnsi="Droid Sans"/>
-                <w:sz w:val="20"/>
-                <w:szCs w:val="20"/>
-              </w:rPr>
-              <w:t xml:space="preserve"> styles</w:t>
-            </w:r>
-          </w:p>
-          <w:p>
-            <w:pPr>
-              <w:pStyle w:val="Normal"/>
-              <w:numPr>
-                <w:ilvl w:val="0"/>
-                <w:numId w:val="2"/>
-              </w:numPr>
-              <w:rPr>
-                <w:rFonts w:ascii="Droid Sans" w:hAnsi="Droid Sans"/>
-                <w:sz w:val="20"/>
-                <w:szCs w:val="20"/>
-              </w:rPr>
-            </w:pPr>
-            <w:r>
-              <w:rPr>
-                <w:rFonts w:ascii="Droid Sans" w:hAnsi="Droid Sans"/>
-                <w:b/>
-                <w:bCs/>
-                <w:sz w:val="20"/>
-                <w:szCs w:val="20"/>
-              </w:rPr>
-              <w:t xml:space="preserve">Ruby on </w:t>
-            </w:r>
-            <w:r>
-              <w:rPr>
-                <w:rFonts w:ascii="Droid Sans" w:hAnsi="Droid Sans"/>
-                <w:b/>
-                <w:bCs/>
-                <w:sz w:val="20"/>
-                <w:szCs w:val="20"/>
-              </w:rPr>
-              <w:t>Rails</w:t>
-            </w:r>
-            <w:r>
-              <w:rPr>
-                <w:rFonts w:ascii="Droid Sans" w:hAnsi="Droid Sans"/>
-                <w:b w:val="false"/>
-                <w:bCs w:val="false"/>
-                <w:sz w:val="20"/>
-                <w:szCs w:val="20"/>
-              </w:rPr>
-              <w:t xml:space="preserve"> </w:t>
-            </w:r>
-            <w:r>
-              <w:rPr>
-                <w:rFonts w:ascii="Droid Sans" w:hAnsi="Droid Sans"/>
-                <w:sz w:val="20"/>
-                <w:szCs w:val="20"/>
-              </w:rPr>
-              <w:t>API</w:t>
-            </w:r>
-          </w:p>
-          <w:p>
-            <w:pPr>
-              <w:pStyle w:val="Normal"/>
-              <w:numPr>
-                <w:ilvl w:val="0"/>
-                <w:numId w:val="2"/>
-              </w:numPr>
-              <w:rPr>
-                <w:rFonts w:ascii="Droid Sans" w:hAnsi="Droid Sans"/>
-                <w:sz w:val="20"/>
-                <w:szCs w:val="20"/>
-              </w:rPr>
-            </w:pPr>
-            <w:r>
-              <w:rPr>
-                <w:rFonts w:ascii="Droid Sans" w:hAnsi="Droid Sans"/>
-                <w:b w:val="false"/>
-                <w:bCs w:val="false"/>
-                <w:sz w:val="20"/>
-                <w:szCs w:val="20"/>
-              </w:rPr>
-              <w:t xml:space="preserve">Ruby on </w:t>
-            </w:r>
-            <w:r>
-              <w:rPr>
-                <w:rFonts w:ascii="Droid Sans" w:hAnsi="Droid Sans"/>
-                <w:b w:val="false"/>
-                <w:bCs w:val="false"/>
-                <w:sz w:val="20"/>
-                <w:szCs w:val="20"/>
-              </w:rPr>
-              <w:t xml:space="preserve">Rails </w:t>
-            </w:r>
-            <w:r>
-              <w:rPr>
-                <w:rFonts w:ascii="Droid Sans" w:hAnsi="Droid Sans"/>
-                <w:b/>
-                <w:bCs/>
-                <w:sz w:val="20"/>
-                <w:szCs w:val="20"/>
-              </w:rPr>
-              <w:t>S</w:t>
-            </w:r>
-            <w:r>
-              <w:rPr>
-                <w:rFonts w:ascii="Droid Sans" w:hAnsi="Droid Sans"/>
-                <w:b/>
-                <w:bCs/>
-                <w:sz w:val="20"/>
-                <w:szCs w:val="20"/>
-              </w:rPr>
-              <w:t>prockets</w:t>
-            </w:r>
-            <w:r>
-              <w:rPr>
-                <w:rFonts w:ascii="Droid Sans" w:hAnsi="Droid Sans"/>
-                <w:b w:val="false"/>
-                <w:bCs w:val="false"/>
-                <w:sz w:val="20"/>
-                <w:szCs w:val="20"/>
-              </w:rPr>
-              <w:t xml:space="preserve"> </w:t>
-            </w:r>
-            <w:r>
-              <w:rPr>
-                <w:rFonts w:ascii="Droid Sans" w:hAnsi="Droid Sans"/>
-                <w:b w:val="false"/>
-                <w:bCs w:val="false"/>
-                <w:sz w:val="20"/>
-                <w:szCs w:val="20"/>
-              </w:rPr>
-              <w:t xml:space="preserve">based </w:t>
-            </w:r>
-            <w:r>
-              <w:rPr>
-                <w:rFonts w:ascii="Droid Sans" w:hAnsi="Droid Sans"/>
-                <w:b w:val="false"/>
-                <w:bCs w:val="false"/>
-                <w:sz w:val="20"/>
-                <w:szCs w:val="20"/>
-              </w:rPr>
-              <w:t>assets pipeline</w:t>
-            </w:r>
-          </w:p>
-          <w:p>
-            <w:pPr>
-              <w:pStyle w:val="Normal"/>
-              <w:numPr>
-                <w:ilvl w:val="0"/>
-                <w:numId w:val="2"/>
-              </w:numPr>
-              <w:rPr>
-                <w:rFonts w:ascii="Droid Sans" w:hAnsi="Droid Sans"/>
-                <w:sz w:val="20"/>
-                <w:szCs w:val="20"/>
-              </w:rPr>
-            </w:pPr>
-            <w:r>
-              <w:rPr>
-                <w:rFonts w:ascii="Droid Sans" w:hAnsi="Droid Sans"/>
-                <w:b/>
-                <w:bCs/>
-                <w:sz w:val="20"/>
-                <w:szCs w:val="20"/>
-              </w:rPr>
               <w:t>PostgreSQL</w:t>
             </w:r>
             <w:r>
               <w:rPr>
                 <w:rFonts w:ascii="Droid Sans" w:hAnsi="Droid Sans"/>
-                <w:sz w:val="20"/>
-                <w:szCs w:val="20"/>
-              </w:rPr>
-              <w:t xml:space="preserve"> </w:t>
-            </w:r>
-            <w:r>
-              <w:rPr>
-                <w:rFonts w:ascii="Droid Sans" w:hAnsi="Droid Sans"/>
+                <w:b w:val="false"/>
+                <w:bCs w:val="false"/>
+                <w:sz w:val="20"/>
+                <w:szCs w:val="20"/>
+              </w:rPr>
+              <w:t xml:space="preserve"> as a </w:t>
+            </w:r>
+            <w:r>
+              <w:rPr>
+                <w:rFonts w:ascii="Droid Sans" w:hAnsi="Droid Sans"/>
+                <w:b w:val="false"/>
+                <w:bCs w:val="false"/>
                 <w:sz w:val="20"/>
                 <w:szCs w:val="20"/>
               </w:rPr>
@@ -3613,44 +3593,6 @@
                 <w:sz w:val="20"/>
                 <w:szCs w:val="20"/>
               </w:rPr>
-            </w:r>
-          </w:p>
-          <w:p>
-            <w:pPr>
-              <w:pStyle w:val="Normal"/>
-              <w:ind w:left="0" w:right="113" w:hanging="0"/>
-              <w:jc w:val="right"/>
-              <w:rPr>
-                <w:rFonts w:ascii="Droid Sans" w:hAnsi="Droid Sans"/>
-                <w:sz w:val="20"/>
-                <w:szCs w:val="20"/>
-              </w:rPr>
-            </w:pPr>
-            <w:r>
-              <w:rPr>
-                <w:rFonts w:ascii="Droid Sans" w:hAnsi="Droid Sans"/>
-                <w:sz w:val="20"/>
-                <w:szCs w:val="20"/>
-              </w:rPr>
-            </w:r>
-          </w:p>
-          <w:p>
-            <w:pPr>
-              <w:pStyle w:val="Normal"/>
-              <w:ind w:left="0" w:right="113" w:hanging="0"/>
-              <w:jc w:val="right"/>
-              <w:rPr>
-                <w:rFonts w:ascii="Droid Sans" w:hAnsi="Droid Sans"/>
-                <w:sz w:val="20"/>
-                <w:szCs w:val="20"/>
-              </w:rPr>
-            </w:pPr>
-            <w:r>
-              <w:rPr>
-                <w:rFonts w:ascii="Droid Sans" w:hAnsi="Droid Sans"/>
-                <w:sz w:val="20"/>
-                <w:szCs w:val="20"/>
-              </w:rPr>
               <w:t>2013.0</w:t>
             </w:r>
             <w:r>
@@ -3756,7 +3698,7 @@
                 <w:u w:val="none"/>
                 <w:lang w:eastAsia="pl-PL" w:bidi="ar-SA"/>
               </w:rPr>
-              <w:t>participated</w:t>
+              <w:t xml:space="preserve">developed with team </w:t>
             </w:r>
             <w:r>
               <w:rPr>
@@ -3769,6 +3711,71 @@
                 <w:u w:val="none"/>
                 <w:lang w:eastAsia="pl-PL" w:bidi="ar-SA"/>
               </w:rPr>
+              <w:t xml:space="preserve">two PhoneGap </w:t>
+            </w:r>
+            <w:r>
+              <w:rPr>
+                <w:rFonts w:eastAsia="Times New Roman" w:cs="Times New Roman" w:ascii="Droid Sans" w:hAnsi="Droid Sans"/>
+                <w:b w:val="false"/>
+                <w:bCs w:val="false"/>
+                <w:color w:val="auto"/>
+                <w:sz w:val="20"/>
+                <w:szCs w:val="20"/>
+                <w:u w:val="none"/>
+                <w:lang w:eastAsia="pl-PL" w:bidi="ar-SA"/>
+              </w:rPr>
+              <w:t xml:space="preserve">HTML5 hybrid </w:t>
+            </w:r>
+            <w:r>
+              <w:rPr>
+                <w:rFonts w:eastAsia="Times New Roman" w:cs="Times New Roman" w:ascii="Droid Sans" w:hAnsi="Droid Sans"/>
+                <w:b w:val="false"/>
+                <w:bCs w:val="false"/>
+                <w:color w:val="auto"/>
+                <w:sz w:val="20"/>
+                <w:szCs w:val="20"/>
+                <w:u w:val="none"/>
+                <w:lang w:eastAsia="pl-PL" w:bidi="ar-SA"/>
+              </w:rPr>
+              <w:t xml:space="preserve">mobile </w:t>
+            </w:r>
+            <w:r>
+              <w:rPr>
+                <w:rFonts w:eastAsia="Times New Roman" w:cs="Times New Roman" w:ascii="Droid Sans" w:hAnsi="Droid Sans"/>
+                <w:b w:val="false"/>
+                <w:bCs w:val="false"/>
+                <w:color w:val="auto"/>
+                <w:sz w:val="20"/>
+                <w:szCs w:val="20"/>
+                <w:u w:val="none"/>
+                <w:lang w:eastAsia="pl-PL" w:bidi="ar-SA"/>
+              </w:rPr>
+              <w:t>app</w:t>
+            </w:r>
+            <w:r>
+              <w:rPr>
+                <w:rFonts w:eastAsia="Times New Roman" w:cs="Times New Roman" w:ascii="Droid Sans" w:hAnsi="Droid Sans"/>
+                <w:b w:val="false"/>
+                <w:bCs w:val="false"/>
+                <w:color w:val="auto"/>
+                <w:sz w:val="20"/>
+                <w:szCs w:val="20"/>
+                <w:u w:val="none"/>
+                <w:lang w:eastAsia="pl-PL" w:bidi="ar-SA"/>
+              </w:rPr>
+              <w:t>s</w:t>
+            </w:r>
+            <w:r>
+              <w:rPr>
+                <w:rFonts w:eastAsia="Times New Roman" w:cs="Times New Roman" w:ascii="Droid Sans" w:hAnsi="Droid Sans"/>
+                <w:b w:val="false"/>
+                <w:bCs w:val="false"/>
+                <w:color w:val="auto"/>
+                <w:sz w:val="20"/>
+                <w:szCs w:val="20"/>
+                <w:u w:val="none"/>
+                <w:lang w:eastAsia="pl-PL" w:bidi="ar-SA"/>
+              </w:rPr>
               <w:t xml:space="preserve"> </w:t>
             </w:r>
             <w:r>
@@ -3782,73 +3789,19 @@
                 <w:u w:val="none"/>
                 <w:lang w:eastAsia="pl-PL" w:bidi="ar-SA"/>
               </w:rPr>
-              <w:t xml:space="preserve">in </w:t>
-            </w:r>
-            <w:r>
-              <w:rPr>
-                <w:rFonts w:eastAsia="Times New Roman" w:cs="Times New Roman" w:ascii="Droid Sans" w:hAnsi="Droid Sans"/>
-                <w:b w:val="false"/>
-                <w:bCs w:val="false"/>
-                <w:color w:val="auto"/>
-                <w:sz w:val="20"/>
-                <w:szCs w:val="20"/>
-                <w:u w:val="none"/>
-                <w:lang w:eastAsia="pl-PL" w:bidi="ar-SA"/>
-              </w:rPr>
-              <w:t xml:space="preserve">two PhoneGap </w:t>
-            </w:r>
-            <w:r>
-              <w:rPr>
-                <w:rFonts w:eastAsia="Times New Roman" w:cs="Times New Roman" w:ascii="Droid Sans" w:hAnsi="Droid Sans"/>
-                <w:b w:val="false"/>
-                <w:bCs w:val="false"/>
-                <w:color w:val="auto"/>
-                <w:sz w:val="20"/>
-                <w:szCs w:val="20"/>
-                <w:u w:val="none"/>
-                <w:lang w:eastAsia="pl-PL" w:bidi="ar-SA"/>
-              </w:rPr>
-              <w:t xml:space="preserve">HTML5 hybrid </w:t>
-            </w:r>
-            <w:r>
-              <w:rPr>
-                <w:rFonts w:eastAsia="Times New Roman" w:cs="Times New Roman" w:ascii="Droid Sans" w:hAnsi="Droid Sans"/>
-                <w:b w:val="false"/>
-                <w:bCs w:val="false"/>
-                <w:color w:val="auto"/>
-                <w:sz w:val="20"/>
-                <w:szCs w:val="20"/>
-                <w:u w:val="none"/>
-                <w:lang w:eastAsia="pl-PL" w:bidi="ar-SA"/>
-              </w:rPr>
-              <w:t xml:space="preserve">mobile </w:t>
-            </w:r>
-            <w:r>
-              <w:rPr>
-                <w:rFonts w:eastAsia="Times New Roman" w:cs="Times New Roman" w:ascii="Droid Sans" w:hAnsi="Droid Sans"/>
-                <w:b w:val="false"/>
-                <w:bCs w:val="false"/>
-                <w:color w:val="auto"/>
-                <w:sz w:val="20"/>
-                <w:szCs w:val="20"/>
-                <w:u w:val="none"/>
-                <w:lang w:eastAsia="pl-PL" w:bidi="ar-SA"/>
-              </w:rPr>
-              <w:t xml:space="preserve">projects </w:t>
-            </w:r>
-            <w:r>
-              <w:rPr>
-                <w:rFonts w:eastAsia="Times New Roman" w:cs="Times New Roman" w:ascii="Droid Sans" w:hAnsi="Droid Sans"/>
-                <w:b w:val="false"/>
-                <w:bCs w:val="false"/>
-                <w:color w:val="auto"/>
-                <w:sz w:val="20"/>
-                <w:szCs w:val="20"/>
-                <w:u w:val="none"/>
-                <w:lang w:eastAsia="pl-PL" w:bidi="ar-SA"/>
-              </w:rPr>
-              <w:t xml:space="preserve">for smartphones and tablets. </w:t>
-            </w:r>
+              <w:t>for smartphones and tablets.</w:t>
+            </w:r>
+          </w:p>
+          <w:p>
+            <w:pPr>
+              <w:pStyle w:val="Normal"/>
+              <w:ind w:left="113" w:right="0" w:hanging="0"/>
+              <w:rPr>
+                <w:rFonts w:ascii="Droid Sans" w:hAnsi="Droid Sans"/>
+                <w:sz w:val="20"/>
+                <w:szCs w:val="20"/>
+              </w:rPr>
+            </w:pPr>
             <w:r>
               <w:rPr>
                 <w:rFonts w:eastAsia="Times New Roman" w:cs="Times New Roman" w:ascii="Droid Sans" w:hAnsi="Droid Sans"/>
@@ -3874,6 +3827,19 @@
                 <w:lang w:eastAsia="pl-PL" w:bidi="ar-SA"/>
               </w:rPr>
               <w:t>app</w:t>
+            </w:r>
+            <w:r>
+              <w:rPr>
+                <w:rFonts w:eastAsia="Times New Roman" w:cs="Times New Roman" w:ascii="Droid Sans" w:hAnsi="Droid Sans"/>
+                <w:b w:val="false"/>
+                <w:bCs w:val="false"/>
+                <w:color w:val="auto"/>
+                <w:sz w:val="20"/>
+                <w:szCs w:val="20"/>
+                <w:u w:val="single"/>
+                <w:lang w:eastAsia="pl-PL" w:bidi="ar-SA"/>
+              </w:rPr>
+              <w:t>s</w:t>
             </w:r>
             <w:r>
               <w:rPr>
@@ -3909,11 +3875,8 @@
                 <w:ilvl w:val="0"/>
                 <w:numId w:val="3"/>
               </w:numPr>
-              <w:rPr>
-                <w:rFonts w:ascii="Droid Sans" w:hAnsi="Droid Sans"/>
-                <w:sz w:val="20"/>
-                <w:szCs w:val="20"/>
-              </w:rPr>
+              <w:ind w:left="0" w:right="0" w:firstLine="397"/>
+              <w:rPr/>
             </w:pPr>
             <w:r>
               <w:rPr>
@@ -4123,6 +4086,7 @@
                 <w:ilvl w:val="0"/>
                 <w:numId w:val="3"/>
               </w:numPr>
+              <w:ind w:left="0" w:right="0" w:firstLine="397"/>
               <w:rPr>
                 <w:rFonts w:ascii="Droid Sans" w:hAnsi="Droid Sans"/>
                 <w:sz w:val="20"/>
@@ -4137,15 +4101,65 @@
                 <w:sz w:val="20"/>
                 <w:szCs w:val="20"/>
               </w:rPr>
-              <w:t xml:space="preserve">Underscore.js </w:t>
-            </w:r>
-            <w:r>
-              <w:rPr>
-                <w:rFonts w:ascii="Droid Sans" w:hAnsi="Droid Sans"/>
-                <w:sz w:val="20"/>
-                <w:szCs w:val="20"/>
-              </w:rPr>
-              <w:t>templates</w:t>
+              <w:t>Qunit</w:t>
+            </w:r>
+            <w:r>
+              <w:rPr>
+                <w:rFonts w:ascii="Droid Sans" w:hAnsi="Droid Sans"/>
+                <w:b w:val="false"/>
+                <w:bCs w:val="false"/>
+                <w:sz w:val="20"/>
+                <w:szCs w:val="20"/>
+              </w:rPr>
+              <w:t xml:space="preserve"> </w:t>
+            </w:r>
+            <w:r>
+              <w:rPr>
+                <w:rFonts w:ascii="Droid Sans" w:hAnsi="Droid Sans"/>
+                <w:b w:val="false"/>
+                <w:bCs w:val="false"/>
+                <w:sz w:val="20"/>
+                <w:szCs w:val="20"/>
+              </w:rPr>
+              <w:t>t</w:t>
+            </w:r>
+            <w:r>
+              <w:rPr>
+                <w:rFonts w:ascii="Droid Sans" w:hAnsi="Droid Sans"/>
+                <w:b w:val="false"/>
+                <w:bCs w:val="false"/>
+                <w:sz w:val="20"/>
+                <w:szCs w:val="20"/>
+              </w:rPr>
+              <w:t xml:space="preserve">ests </w:t>
+            </w:r>
+            <w:r>
+              <w:rPr>
+                <w:rFonts w:ascii="Droid Sans" w:hAnsi="Droid Sans"/>
+                <w:b w:val="false"/>
+                <w:bCs w:val="false"/>
+                <w:sz w:val="20"/>
+                <w:szCs w:val="20"/>
+              </w:rPr>
+              <w:t xml:space="preserve">and </w:t>
+            </w:r>
+            <w:r>
+              <w:rPr>
+                <w:rFonts w:ascii="Droid Sans" w:hAnsi="Droid Sans"/>
+                <w:sz w:val="20"/>
+                <w:szCs w:val="20"/>
+              </w:rPr>
+              <w:t xml:space="preserve">continuous-integration with </w:t>
+            </w:r>
+            <w:r>
+              <w:rPr>
+                <w:rFonts w:ascii="Droid Sans" w:hAnsi="Droid Sans"/>
+                <w:b/>
+                <w:bCs/>
+                <w:sz w:val="20"/>
+                <w:szCs w:val="20"/>
+              </w:rPr>
+              <w:t>Jenkins</w:t>
             </w:r>
           </w:p>
           <w:p>
@@ -4155,19 +4169,22 @@
                 <w:ilvl w:val="0"/>
                 <w:numId w:val="3"/>
               </w:numPr>
-              <w:rPr>
-                <w:rFonts w:ascii="Droid Sans" w:hAnsi="Droid Sans"/>
-                <w:sz w:val="20"/>
-                <w:szCs w:val="20"/>
-              </w:rPr>
-            </w:pPr>
-            <w:r>
-              <w:rPr>
-                <w:rFonts w:ascii="Droid Sans" w:hAnsi="Droid Sans"/>
-                <w:sz w:val="20"/>
-                <w:szCs w:val="20"/>
-              </w:rPr>
-              <w:t xml:space="preserve">continuous-integration with </w:t>
+              <w:ind w:left="0" w:right="0" w:firstLine="397"/>
+              <w:rPr>
+                <w:rFonts w:ascii="Droid Sans" w:hAnsi="Droid Sans"/>
+                <w:sz w:val="20"/>
+                <w:szCs w:val="20"/>
+              </w:rPr>
+            </w:pPr>
+            <w:r>
+              <w:rPr>
+                <w:rFonts w:ascii="Droid Sans" w:hAnsi="Droid Sans"/>
+                <w:b w:val="false"/>
+                <w:bCs w:val="false"/>
+                <w:sz w:val="20"/>
+                <w:szCs w:val="20"/>
+              </w:rPr>
+              <w:t xml:space="preserve">modern front-end </w:t>
             </w:r>
             <w:r>
               <w:rPr>
@@ -4177,79 +4194,284 @@
                 <w:sz w:val="20"/>
                 <w:szCs w:val="20"/>
               </w:rPr>
-              <w:t>Jenkins</w:t>
-            </w:r>
-            <w:r>
-              <w:rPr>
-                <w:rFonts w:ascii="Droid Sans" w:hAnsi="Droid Sans"/>
-                <w:b w:val="false"/>
-                <w:bCs w:val="false"/>
-                <w:sz w:val="20"/>
-                <w:szCs w:val="20"/>
+              <w:t xml:space="preserve">Grunt </w:t>
+            </w:r>
+            <w:r>
+              <w:rPr>
+                <w:rFonts w:eastAsia="Times New Roman" w:cs="Times New Roman" w:ascii="Droid Sans" w:hAnsi="Droid Sans"/>
+                <w:b w:val="false"/>
+                <w:bCs w:val="false"/>
+                <w:color w:val="auto"/>
+                <w:sz w:val="20"/>
+                <w:szCs w:val="20"/>
+                <w:lang w:eastAsia="pl-PL" w:bidi="ar-SA"/>
+              </w:rPr>
+              <w:t>workflow</w:t>
+            </w:r>
+          </w:p>
+          <w:p>
+            <w:pPr>
+              <w:pStyle w:val="Normal"/>
+              <w:ind w:left="113" w:right="0" w:hanging="0"/>
+              <w:rPr>
+                <w:rFonts w:ascii="Droid Sans" w:hAnsi="Droid Sans"/>
+                <w:sz w:val="20"/>
+                <w:szCs w:val="20"/>
+              </w:rPr>
+            </w:pPr>
+            <w:r>
+              <w:rPr>
+                <w:rFonts w:ascii="Droid Sans" w:hAnsi="Droid Sans"/>
+                <w:sz w:val="20"/>
+                <w:szCs w:val="20"/>
+              </w:rPr>
+              <w:t xml:space="preserve">In addition, </w:t>
+            </w:r>
+            <w:bookmarkStart w:id="2" w:name="__DdeLink__698_1694548088"/>
+            <w:r>
+              <w:rPr>
+                <w:rFonts w:ascii="Droid Sans" w:hAnsi="Droid Sans"/>
+                <w:sz w:val="20"/>
+                <w:szCs w:val="20"/>
+              </w:rPr>
+              <w:t xml:space="preserve">I </w:t>
+            </w:r>
+            <w:r>
+              <w:rPr>
+                <w:rFonts w:ascii="Droid Sans" w:hAnsi="Droid Sans"/>
+                <w:sz w:val="20"/>
+                <w:szCs w:val="20"/>
+              </w:rPr>
+              <w:t xml:space="preserve">have been </w:t>
+            </w:r>
+            <w:r>
+              <w:rPr>
+                <w:rFonts w:ascii="Droid Sans" w:hAnsi="Droid Sans"/>
+                <w:sz w:val="20"/>
+                <w:szCs w:val="20"/>
+              </w:rPr>
+              <w:t xml:space="preserve">involved in </w:t>
+            </w:r>
+            <w:r>
+              <w:rPr>
+                <w:rFonts w:ascii="Droid Sans" w:hAnsi="Droid Sans"/>
+                <w:sz w:val="20"/>
+                <w:szCs w:val="20"/>
+              </w:rPr>
+              <w:t xml:space="preserve">a </w:t>
+            </w:r>
+            <w:r>
+              <w:rPr>
+                <w:rFonts w:ascii="Droid Sans" w:hAnsi="Droid Sans"/>
+                <w:sz w:val="20"/>
+                <w:szCs w:val="20"/>
+              </w:rPr>
+              <w:t xml:space="preserve">weekend project </w:t>
+            </w:r>
+            <w:r>
+              <w:rPr>
+                <w:rFonts w:ascii="Droid Sans" w:hAnsi="Droid Sans"/>
+                <w:sz w:val="20"/>
+                <w:szCs w:val="20"/>
+              </w:rPr>
+              <w:t xml:space="preserve">in </w:t>
+            </w:r>
+            <w:r>
+              <w:rPr>
+                <w:rFonts w:eastAsia="Times New Roman" w:cs="Times New Roman" w:ascii="Droid Sans" w:hAnsi="Droid Sans"/>
+                <w:b/>
+                <w:bCs/>
+                <w:color w:val="auto"/>
+                <w:sz w:val="20"/>
+                <w:szCs w:val="20"/>
+                <w:lang w:eastAsia="pl-PL" w:bidi="ar-SA"/>
+              </w:rPr>
+              <w:t xml:space="preserve">Angular, </w:t>
+            </w:r>
+            <w:r>
+              <w:rPr>
+                <w:rFonts w:eastAsia="Times New Roman" w:cs="Times New Roman" w:ascii="Droid Sans" w:hAnsi="Droid Sans"/>
+                <w:b/>
+                <w:bCs/>
+                <w:color w:val="auto"/>
+                <w:sz w:val="20"/>
+                <w:szCs w:val="20"/>
+                <w:lang w:eastAsia="pl-PL" w:bidi="ar-SA"/>
+              </w:rPr>
+              <w:t>Bootstrap</w:t>
+            </w:r>
+            <w:r>
+              <w:rPr>
+                <w:rFonts w:eastAsia="Times New Roman" w:cs="Times New Roman" w:ascii="Droid Sans" w:hAnsi="Droid Sans"/>
+                <w:b/>
+                <w:bCs/>
+                <w:color w:val="auto"/>
+                <w:sz w:val="20"/>
+                <w:szCs w:val="20"/>
+                <w:lang w:eastAsia="pl-PL" w:bidi="ar-SA"/>
               </w:rPr>
               <w:t xml:space="preserve"> </w:t>
             </w:r>
             <w:r>
               <w:rPr>
-                <w:rFonts w:ascii="Droid Sans" w:hAnsi="Droid Sans"/>
-                <w:b w:val="false"/>
-                <w:bCs w:val="false"/>
-                <w:sz w:val="20"/>
-                <w:szCs w:val="20"/>
+                <w:rFonts w:eastAsia="Times New Roman" w:cs="Times New Roman" w:ascii="Droid Sans" w:hAnsi="Droid Sans"/>
+                <w:color w:val="auto"/>
+                <w:sz w:val="20"/>
+                <w:szCs w:val="20"/>
+                <w:lang w:eastAsia="pl-PL" w:bidi="ar-SA"/>
               </w:rPr>
               <w:t xml:space="preserve">and </w:t>
             </w:r>
             <w:r>
               <w:rPr>
-                <w:rFonts w:ascii="Droid Sans" w:hAnsi="Droid Sans"/>
+                <w:rFonts w:eastAsia="Times New Roman" w:cs="Times New Roman" w:ascii="Droid Sans" w:hAnsi="Droid Sans"/>
                 <w:b/>
                 <w:bCs/>
-                <w:sz w:val="20"/>
-                <w:szCs w:val="20"/>
-              </w:rPr>
-              <w:t>Qunit</w:t>
-            </w:r>
-          </w:p>
-          <w:p>
-            <w:pPr>
-              <w:pStyle w:val="Normal"/>
-              <w:numPr>
-                <w:ilvl w:val="0"/>
-                <w:numId w:val="3"/>
-              </w:numPr>
-              <w:rPr>
-                <w:rFonts w:ascii="Droid Sans" w:hAnsi="Droid Sans"/>
-                <w:sz w:val="20"/>
-                <w:szCs w:val="20"/>
-              </w:rPr>
-            </w:pPr>
-            <w:r>
-              <w:rPr>
-                <w:rFonts w:ascii="Droid Sans" w:hAnsi="Droid Sans"/>
+                <w:color w:val="auto"/>
+                <w:sz w:val="20"/>
+                <w:szCs w:val="20"/>
+                <w:lang w:eastAsia="pl-PL" w:bidi="ar-SA"/>
+              </w:rPr>
+              <w:t>Node.js</w:t>
+            </w:r>
+            <w:bookmarkEnd w:id="1"/>
+            <w:bookmarkEnd w:id="2"/>
+            <w:r>
+              <w:rPr>
+                <w:rFonts w:eastAsia="Times New Roman" w:cs="Times New Roman" w:ascii="Droid Sans" w:hAnsi="Droid Sans"/>
+                <w:b w:val="false"/>
+                <w:bCs w:val="false"/>
+                <w:color w:val="auto"/>
+                <w:sz w:val="20"/>
+                <w:szCs w:val="20"/>
+                <w:lang w:eastAsia="pl-PL" w:bidi="ar-SA"/>
+              </w:rPr>
+              <w:t xml:space="preserve">. </w:t>
+            </w:r>
+            <w:bookmarkStart w:id="3" w:name="__DdeLink__702_1694548088"/>
+            <w:r>
+              <w:rPr>
+                <w:rFonts w:eastAsia="Times New Roman" w:cs="Times New Roman" w:ascii="Droid Sans" w:hAnsi="Droid Sans"/>
+                <w:b w:val="false"/>
+                <w:bCs w:val="false"/>
+                <w:color w:val="auto"/>
+                <w:sz w:val="20"/>
+                <w:szCs w:val="20"/>
+                <w:lang w:eastAsia="pl-PL" w:bidi="ar-SA"/>
+              </w:rPr>
+              <w:t xml:space="preserve">I </w:t>
+            </w:r>
+            <w:r>
+              <w:rPr>
+                <w:rFonts w:eastAsia="Times New Roman" w:cs="Times New Roman" w:ascii="Droid Sans" w:hAnsi="Droid Sans"/>
+                <w:b w:val="false"/>
+                <w:bCs w:val="false"/>
+                <w:color w:val="auto"/>
+                <w:sz w:val="20"/>
+                <w:szCs w:val="20"/>
+                <w:lang w:eastAsia="pl-PL" w:bidi="ar-SA"/>
+              </w:rPr>
+              <w:t xml:space="preserve">also </w:t>
+            </w:r>
+            <w:r>
+              <w:rPr>
+                <w:rFonts w:eastAsia="Times New Roman" w:cs="Times New Roman" w:ascii="Droid Sans" w:hAnsi="Droid Sans"/>
+                <w:b w:val="false"/>
+                <w:bCs w:val="false"/>
+                <w:color w:val="auto"/>
+                <w:sz w:val="20"/>
+                <w:szCs w:val="20"/>
+                <w:lang w:eastAsia="pl-PL" w:bidi="ar-SA"/>
+              </w:rPr>
+              <w:t xml:space="preserve">volunteered as </w:t>
+            </w:r>
+            <w:r>
+              <w:rPr>
+                <w:rFonts w:eastAsia="Times New Roman" w:cs="Times New Roman" w:ascii="Droid Sans" w:hAnsi="Droid Sans"/>
+                <w:b w:val="false"/>
+                <w:bCs w:val="false"/>
+                <w:color w:val="auto"/>
+                <w:sz w:val="20"/>
+                <w:szCs w:val="20"/>
+                <w:lang w:eastAsia="pl-PL" w:bidi="ar-SA"/>
+              </w:rPr>
+              <w:t xml:space="preserve">a </w:t>
+            </w:r>
+            <w:r>
+              <w:rPr>
+                <w:rFonts w:eastAsia="Times New Roman" w:cs="Times New Roman" w:ascii="Droid Sans" w:hAnsi="Droid Sans"/>
+                <w:b w:val="false"/>
+                <w:bCs w:val="false"/>
+                <w:color w:val="auto"/>
+                <w:sz w:val="20"/>
+                <w:szCs w:val="20"/>
+                <w:lang w:eastAsia="pl-PL" w:bidi="ar-SA"/>
+              </w:rPr>
+              <w:t xml:space="preserve">speaker, </w:t>
+            </w:r>
+            <w:r>
+              <w:rPr>
+                <w:rFonts w:eastAsia="Times New Roman" w:cs="Times New Roman" w:ascii="Droid Sans" w:hAnsi="Droid Sans"/>
+                <w:b w:val="false"/>
+                <w:bCs w:val="false"/>
+                <w:color w:val="auto"/>
+                <w:sz w:val="20"/>
+                <w:szCs w:val="20"/>
+                <w:lang w:eastAsia="pl-PL" w:bidi="ar-SA"/>
+              </w:rPr>
+              <w:t xml:space="preserve">and </w:t>
+            </w:r>
+            <w:r>
+              <w:rPr>
+                <w:rFonts w:eastAsia="Times New Roman" w:cs="Times New Roman" w:ascii="Droid Sans" w:hAnsi="Droid Sans"/>
+                <w:color w:val="auto"/>
+                <w:sz w:val="20"/>
+                <w:szCs w:val="20"/>
+                <w:lang w:eastAsia="pl-PL" w:bidi="ar-SA"/>
+              </w:rPr>
+              <w:t>prepared</w:t>
+            </w:r>
+            <w:r>
+              <w:rPr>
+                <w:rFonts w:eastAsia="Times New Roman" w:cs="Times New Roman" w:ascii="Droid Sans" w:hAnsi="Droid Sans"/>
+                <w:color w:val="auto"/>
+                <w:sz w:val="20"/>
+                <w:szCs w:val="20"/>
+                <w:lang w:eastAsia="pl-PL" w:bidi="ar-SA"/>
+              </w:rPr>
+              <w:t xml:space="preserve"> presentations covering topics related to </w:t>
+            </w:r>
+            <w:r>
+              <w:rPr>
+                <w:rFonts w:eastAsia="Times New Roman" w:cs="Times New Roman" w:ascii="Droid Sans" w:hAnsi="Droid Sans"/>
                 <w:b/>
                 <w:bCs/>
-                <w:sz w:val="20"/>
-                <w:szCs w:val="20"/>
-              </w:rPr>
-              <w:t>Grunt, Bower</w:t>
-            </w:r>
-            <w:r>
-              <w:rPr>
-                <w:rFonts w:ascii="Droid Sans" w:hAnsi="Droid Sans"/>
-                <w:b w:val="false"/>
-                <w:bCs w:val="false"/>
-                <w:sz w:val="20"/>
-                <w:szCs w:val="20"/>
-              </w:rPr>
-              <w:t xml:space="preserve"> </w:t>
-            </w:r>
-            <w:r>
-              <w:rPr>
-                <w:rFonts w:ascii="Droid Sans" w:hAnsi="Droid Sans"/>
-                <w:b w:val="false"/>
-                <w:bCs w:val="false"/>
-                <w:sz w:val="20"/>
-                <w:szCs w:val="20"/>
+                <w:color w:val="auto"/>
+                <w:sz w:val="20"/>
+                <w:szCs w:val="20"/>
+                <w:lang w:eastAsia="pl-PL" w:bidi="ar-SA"/>
+              </w:rPr>
+              <w:t xml:space="preserve">information </w:t>
+            </w:r>
+            <w:r>
+              <w:rPr>
+                <w:rFonts w:eastAsia="Times New Roman" w:cs="Times New Roman" w:ascii="Droid Sans" w:hAnsi="Droid Sans"/>
+                <w:b/>
+                <w:bCs/>
+                <w:color w:val="auto"/>
+                <w:sz w:val="20"/>
+                <w:szCs w:val="20"/>
+                <w:lang w:eastAsia="pl-PL" w:bidi="ar-SA"/>
+              </w:rPr>
+              <w:t xml:space="preserve">security </w:t>
+            </w:r>
+            <w:r>
+              <w:rPr>
+                <w:rFonts w:eastAsia="Times New Roman" w:cs="Times New Roman" w:ascii="Droid Sans" w:hAnsi="Droid Sans"/>
+                <w:color w:val="auto"/>
+                <w:sz w:val="20"/>
+                <w:szCs w:val="20"/>
+                <w:lang w:eastAsia="pl-PL" w:bidi="ar-SA"/>
               </w:rPr>
               <w:t xml:space="preserve">and </w:t>
             </w:r>
@@ -4263,147 +4485,8 @@
                 <w:szCs w:val="20"/>
                 <w:lang w:eastAsia="pl-PL" w:bidi="ar-SA"/>
               </w:rPr>
-              <w:t>Yeoman</w:t>
-            </w:r>
-            <w:r>
-              <w:rPr>
-                <w:rFonts w:eastAsia="Times New Roman" w:cs="Times New Roman" w:ascii="Droid Sans" w:hAnsi="Droid Sans"/>
-                <w:b w:val="false"/>
-                <w:bCs w:val="false"/>
-                <w:color w:val="auto"/>
-                <w:sz w:val="20"/>
-                <w:szCs w:val="20"/>
-                <w:lang w:eastAsia="pl-PL" w:bidi="ar-SA"/>
-              </w:rPr>
-              <w:t xml:space="preserve"> </w:t>
-            </w:r>
-            <w:r>
-              <w:rPr>
-                <w:rFonts w:eastAsia="Times New Roman" w:cs="Times New Roman" w:ascii="Droid Sans" w:hAnsi="Droid Sans"/>
-                <w:b w:val="false"/>
-                <w:bCs w:val="false"/>
-                <w:color w:val="auto"/>
-                <w:sz w:val="20"/>
-                <w:szCs w:val="20"/>
-                <w:lang w:eastAsia="pl-PL" w:bidi="ar-SA"/>
-              </w:rPr>
-              <w:t>workflow</w:t>
-            </w:r>
-          </w:p>
-          <w:p>
-            <w:pPr>
-              <w:pStyle w:val="Normal"/>
-              <w:ind w:left="170" w:right="0" w:hanging="0"/>
-              <w:rPr>
-                <w:rFonts w:ascii="Droid Sans" w:hAnsi="Droid Sans"/>
-                <w:sz w:val="20"/>
-                <w:szCs w:val="20"/>
-              </w:rPr>
-            </w:pPr>
-            <w:bookmarkStart w:id="2" w:name="__DdeLink__698_1694548088"/>
-            <w:bookmarkEnd w:id="2"/>
-            <w:r>
-              <w:rPr>
-                <w:rFonts w:ascii="Droid Sans" w:hAnsi="Droid Sans"/>
-                <w:sz w:val="20"/>
-                <w:szCs w:val="20"/>
-              </w:rPr>
-              <w:t xml:space="preserve">I </w:t>
-            </w:r>
-            <w:r>
-              <w:rPr>
-                <w:rFonts w:ascii="Droid Sans" w:hAnsi="Droid Sans"/>
-                <w:sz w:val="20"/>
-                <w:szCs w:val="20"/>
-              </w:rPr>
-              <w:t xml:space="preserve">have been also </w:t>
-            </w:r>
-            <w:r>
-              <w:rPr>
-                <w:rFonts w:ascii="Droid Sans" w:hAnsi="Droid Sans"/>
-                <w:sz w:val="20"/>
-                <w:szCs w:val="20"/>
-              </w:rPr>
-              <w:t xml:space="preserve">involved in </w:t>
-            </w:r>
-            <w:r>
-              <w:rPr>
-                <w:rFonts w:ascii="Droid Sans" w:hAnsi="Droid Sans"/>
-                <w:sz w:val="20"/>
-                <w:szCs w:val="20"/>
-              </w:rPr>
-              <w:t xml:space="preserve">a </w:t>
-            </w:r>
-            <w:r>
-              <w:rPr>
-                <w:rFonts w:ascii="Droid Sans" w:hAnsi="Droid Sans"/>
-                <w:sz w:val="20"/>
-                <w:szCs w:val="20"/>
-              </w:rPr>
-              <w:t xml:space="preserve">weekend project. </w:t>
-            </w:r>
-            <w:r>
-              <w:rPr>
-                <w:rFonts w:ascii="Droid Sans" w:hAnsi="Droid Sans"/>
-                <w:sz w:val="20"/>
-                <w:szCs w:val="20"/>
-              </w:rPr>
-              <w:t xml:space="preserve">The </w:t>
-            </w:r>
-            <w:r>
-              <w:rPr>
-                <w:rFonts w:ascii="Droid Sans" w:hAnsi="Droid Sans"/>
-                <w:sz w:val="20"/>
-                <w:szCs w:val="20"/>
-              </w:rPr>
-              <w:t xml:space="preserve">main goal was to develop new skills, do something useful </w:t>
-            </w:r>
-            <w:r>
-              <w:rPr>
-                <w:rFonts w:ascii="Droid Sans" w:hAnsi="Droid Sans"/>
-                <w:sz w:val="20"/>
-                <w:szCs w:val="20"/>
-              </w:rPr>
-              <w:t xml:space="preserve">to the organization </w:t>
-            </w:r>
-            <w:r>
-              <w:rPr>
-                <w:rFonts w:ascii="Droid Sans" w:hAnsi="Droid Sans"/>
-                <w:sz w:val="20"/>
-                <w:szCs w:val="20"/>
-              </w:rPr>
-              <w:t xml:space="preserve">and </w:t>
-            </w:r>
-            <w:r>
-              <w:rPr>
-                <w:rFonts w:ascii="Droid Sans" w:hAnsi="Droid Sans"/>
-                <w:sz w:val="20"/>
-                <w:szCs w:val="20"/>
-              </w:rPr>
-              <w:t>o</w:t>
-            </w:r>
-            <w:r>
-              <w:rPr>
-                <w:rFonts w:ascii="Droid Sans" w:hAnsi="Droid Sans"/>
-                <w:sz w:val="20"/>
-                <w:szCs w:val="20"/>
-              </w:rPr>
-              <w:t>pen-source it.</w:t>
-            </w:r>
-          </w:p>
-          <w:p>
-            <w:pPr>
-              <w:pStyle w:val="Normal"/>
-              <w:numPr>
-                <w:ilvl w:val="0"/>
-                <w:numId w:val="4"/>
-              </w:numPr>
-              <w:rPr>
-                <w:rFonts w:ascii="Droid Sans" w:hAnsi="Droid Sans"/>
-                <w:sz w:val="20"/>
-                <w:szCs w:val="20"/>
-              </w:rPr>
-            </w:pPr>
+              <w:t xml:space="preserve">modern </w:t>
+            </w:r>
             <w:r>
               <w:rPr>
                 <w:rFonts w:eastAsia="Times New Roman" w:cs="Times New Roman" w:ascii="Droid Sans" w:hAnsi="Droid Sans"/>
@@ -4414,17 +4497,7 @@
                 <w:szCs w:val="20"/>
                 <w:lang w:eastAsia="pl-PL" w:bidi="ar-SA"/>
               </w:rPr>
-              <w:t xml:space="preserve">Angular, </w:t>
-            </w:r>
-            <w:r>
-              <w:rPr>
-                <w:rFonts w:eastAsia="Times New Roman" w:cs="Times New Roman" w:ascii="Droid Sans" w:hAnsi="Droid Sans"/>
-                <w:color w:val="auto"/>
-                <w:sz w:val="20"/>
-                <w:szCs w:val="20"/>
-                <w:lang w:eastAsia="pl-PL" w:bidi="ar-SA"/>
-              </w:rPr>
-              <w:t xml:space="preserve">responsive </w:t>
+              <w:t xml:space="preserve">front-end </w:t>
             </w:r>
             <w:r>
               <w:rPr>
@@ -4436,204 +4509,19 @@
                 <w:szCs w:val="20"/>
                 <w:lang w:eastAsia="pl-PL" w:bidi="ar-SA"/>
               </w:rPr>
-              <w:t>Bootstrap</w:t>
-            </w:r>
-            <w:r>
-              <w:rPr>
-                <w:rFonts w:eastAsia="Times New Roman" w:cs="Times New Roman" w:ascii="Droid Sans" w:hAnsi="Droid Sans"/>
-                <w:b/>
-                <w:bCs/>
-                <w:color w:val="auto"/>
-                <w:sz w:val="20"/>
-                <w:szCs w:val="20"/>
-                <w:lang w:eastAsia="pl-PL" w:bidi="ar-SA"/>
-              </w:rPr>
-              <w:t xml:space="preserve"> </w:t>
-            </w:r>
-            <w:r>
-              <w:rPr>
-                <w:rFonts w:eastAsia="Times New Roman" w:cs="Times New Roman" w:ascii="Droid Sans" w:hAnsi="Droid Sans"/>
-                <w:color w:val="auto"/>
-                <w:sz w:val="20"/>
-                <w:szCs w:val="20"/>
-                <w:lang w:eastAsia="pl-PL" w:bidi="ar-SA"/>
-              </w:rPr>
-              <w:t xml:space="preserve">and </w:t>
-            </w:r>
-            <w:r>
-              <w:rPr>
-                <w:rFonts w:eastAsia="Times New Roman" w:cs="Times New Roman" w:ascii="Droid Sans" w:hAnsi="Droid Sans"/>
-                <w:b/>
-                <w:bCs/>
-                <w:color w:val="auto"/>
-                <w:sz w:val="20"/>
-                <w:szCs w:val="20"/>
-                <w:lang w:eastAsia="pl-PL" w:bidi="ar-SA"/>
-              </w:rPr>
-              <w:t>Node.js</w:t>
-            </w:r>
-          </w:p>
-          <w:p>
-            <w:pPr>
-              <w:pStyle w:val="Normal"/>
-              <w:ind w:left="113" w:right="0" w:hanging="0"/>
-              <w:rPr>
-                <w:rFonts w:ascii="Droid Sans" w:hAnsi="Droid Sans"/>
-                <w:sz w:val="20"/>
-                <w:szCs w:val="20"/>
-              </w:rPr>
-            </w:pPr>
-            <w:bookmarkStart w:id="3" w:name="__DdeLink__698_1694548088"/>
-            <w:bookmarkStart w:id="4" w:name="__DdeLink__702_1694548088"/>
-            <w:bookmarkEnd w:id="1"/>
+              <w:t>development</w:t>
+            </w:r>
+            <w:r>
+              <w:rPr>
+                <w:rFonts w:eastAsia="Times New Roman" w:cs="Times New Roman" w:ascii="Droid Sans" w:hAnsi="Droid Sans"/>
+                <w:color w:val="auto"/>
+                <w:sz w:val="20"/>
+                <w:szCs w:val="20"/>
+                <w:lang w:eastAsia="pl-PL" w:bidi="ar-SA"/>
+              </w:rPr>
+              <w:t>.</w:t>
+            </w:r>
             <w:bookmarkEnd w:id="3"/>
-            <w:r>
-              <w:rPr>
-                <w:rFonts w:eastAsia="Times New Roman" w:cs="Times New Roman" w:ascii="Droid Sans" w:hAnsi="Droid Sans"/>
-                <w:b w:val="false"/>
-                <w:bCs w:val="false"/>
-                <w:color w:val="auto"/>
-                <w:sz w:val="20"/>
-                <w:szCs w:val="20"/>
-                <w:lang w:eastAsia="pl-PL" w:bidi="ar-SA"/>
-              </w:rPr>
-              <w:t xml:space="preserve">I volunteered as </w:t>
-            </w:r>
-            <w:r>
-              <w:rPr>
-                <w:rFonts w:eastAsia="Times New Roman" w:cs="Times New Roman" w:ascii="Droid Sans" w:hAnsi="Droid Sans"/>
-                <w:b w:val="false"/>
-                <w:bCs w:val="false"/>
-                <w:color w:val="auto"/>
-                <w:sz w:val="20"/>
-                <w:szCs w:val="20"/>
-                <w:lang w:eastAsia="pl-PL" w:bidi="ar-SA"/>
-              </w:rPr>
-              <w:t xml:space="preserve">a </w:t>
-            </w:r>
-            <w:r>
-              <w:rPr>
-                <w:rFonts w:eastAsia="Times New Roman" w:cs="Times New Roman" w:ascii="Droid Sans" w:hAnsi="Droid Sans"/>
-                <w:b w:val="false"/>
-                <w:bCs w:val="false"/>
-                <w:color w:val="auto"/>
-                <w:sz w:val="20"/>
-                <w:szCs w:val="20"/>
-                <w:lang w:eastAsia="pl-PL" w:bidi="ar-SA"/>
-              </w:rPr>
-              <w:t xml:space="preserve">speaker </w:t>
-            </w:r>
-            <w:r>
-              <w:rPr>
-                <w:rFonts w:eastAsia="Times New Roman" w:cs="Times New Roman" w:ascii="Droid Sans" w:hAnsi="Droid Sans"/>
-                <w:color w:val="auto"/>
-                <w:sz w:val="20"/>
-                <w:szCs w:val="20"/>
-                <w:lang w:eastAsia="pl-PL" w:bidi="ar-SA"/>
-              </w:rPr>
-              <w:t xml:space="preserve">and </w:t>
-            </w:r>
-            <w:r>
-              <w:rPr>
-                <w:rFonts w:eastAsia="Times New Roman" w:cs="Times New Roman" w:ascii="Droid Sans" w:hAnsi="Droid Sans"/>
-                <w:color w:val="auto"/>
-                <w:sz w:val="20"/>
-                <w:szCs w:val="20"/>
-                <w:lang w:eastAsia="pl-PL" w:bidi="ar-SA"/>
-              </w:rPr>
-              <w:t>prepared</w:t>
-            </w:r>
-            <w:r>
-              <w:rPr>
-                <w:rFonts w:eastAsia="Times New Roman" w:cs="Times New Roman" w:ascii="Droid Sans" w:hAnsi="Droid Sans"/>
-                <w:color w:val="auto"/>
-                <w:sz w:val="20"/>
-                <w:szCs w:val="20"/>
-                <w:lang w:eastAsia="pl-PL" w:bidi="ar-SA"/>
-              </w:rPr>
-              <w:t xml:space="preserve"> presentations covering topics related to </w:t>
-            </w:r>
-            <w:r>
-              <w:rPr>
-                <w:rFonts w:eastAsia="Times New Roman" w:cs="Times New Roman" w:ascii="Droid Sans" w:hAnsi="Droid Sans"/>
-                <w:b/>
-                <w:bCs/>
-                <w:color w:val="auto"/>
-                <w:sz w:val="20"/>
-                <w:szCs w:val="20"/>
-                <w:lang w:eastAsia="pl-PL" w:bidi="ar-SA"/>
-              </w:rPr>
-              <w:t xml:space="preserve">information </w:t>
-            </w:r>
-            <w:r>
-              <w:rPr>
-                <w:rFonts w:eastAsia="Times New Roman" w:cs="Times New Roman" w:ascii="Droid Sans" w:hAnsi="Droid Sans"/>
-                <w:b/>
-                <w:bCs/>
-                <w:color w:val="auto"/>
-                <w:sz w:val="20"/>
-                <w:szCs w:val="20"/>
-                <w:lang w:eastAsia="pl-PL" w:bidi="ar-SA"/>
-              </w:rPr>
-              <w:t xml:space="preserve">security </w:t>
-            </w:r>
-            <w:r>
-              <w:rPr>
-                <w:rFonts w:eastAsia="Times New Roman" w:cs="Times New Roman" w:ascii="Droid Sans" w:hAnsi="Droid Sans"/>
-                <w:color w:val="auto"/>
-                <w:sz w:val="20"/>
-                <w:szCs w:val="20"/>
-                <w:lang w:eastAsia="pl-PL" w:bidi="ar-SA"/>
-              </w:rPr>
-              <w:t xml:space="preserve">and </w:t>
-            </w:r>
-            <w:r>
-              <w:rPr>
-                <w:rFonts w:eastAsia="Times New Roman" w:cs="Times New Roman" w:ascii="Droid Sans" w:hAnsi="Droid Sans"/>
-                <w:b/>
-                <w:bCs/>
-                <w:color w:val="auto"/>
-                <w:sz w:val="20"/>
-                <w:szCs w:val="20"/>
-                <w:lang w:eastAsia="pl-PL" w:bidi="ar-SA"/>
-              </w:rPr>
-              <w:t xml:space="preserve">modern </w:t>
-            </w:r>
-            <w:r>
-              <w:rPr>
-                <w:rFonts w:eastAsia="Times New Roman" w:cs="Times New Roman" w:ascii="Droid Sans" w:hAnsi="Droid Sans"/>
-                <w:b/>
-                <w:bCs/>
-                <w:color w:val="auto"/>
-                <w:sz w:val="20"/>
-                <w:szCs w:val="20"/>
-                <w:lang w:eastAsia="pl-PL" w:bidi="ar-SA"/>
-              </w:rPr>
-              <w:t xml:space="preserve">front-end </w:t>
-            </w:r>
-            <w:r>
-              <w:rPr>
-                <w:rFonts w:eastAsia="Times New Roman" w:cs="Times New Roman" w:ascii="Droid Sans" w:hAnsi="Droid Sans"/>
-                <w:b/>
-                <w:bCs/>
-                <w:color w:val="auto"/>
-                <w:sz w:val="20"/>
-                <w:szCs w:val="20"/>
-                <w:lang w:eastAsia="pl-PL" w:bidi="ar-SA"/>
-              </w:rPr>
-              <w:t>development</w:t>
-            </w:r>
-            <w:r>
-              <w:rPr>
-                <w:rFonts w:eastAsia="Times New Roman" w:cs="Times New Roman" w:ascii="Droid Sans" w:hAnsi="Droid Sans"/>
-                <w:color w:val="auto"/>
-                <w:sz w:val="20"/>
-                <w:szCs w:val="20"/>
-                <w:lang w:eastAsia="pl-PL" w:bidi="ar-SA"/>
-              </w:rPr>
-              <w:t>.</w:t>
-            </w:r>
-            <w:bookmarkEnd w:id="4"/>
           </w:p>
         </w:tc>
       </w:tr>
@@ -4667,83 +4555,10 @@
             </w:pPr>
             <w:r>
               <w:rPr>
-                <w:rFonts w:cs="Tahoma" w:ascii="Droid Sans" w:hAnsi="Droid Sans"/>
-                <w:sz w:val="20"/>
-                <w:szCs w:val="20"/>
-              </w:rPr>
-              <w:t>2013.0</w:t>
-            </w:r>
-            <w:r>
-              <w:rPr>
-                <w:rFonts w:cs="Tahoma" w:ascii="Droid Sans" w:hAnsi="Droid Sans"/>
-                <w:sz w:val="20"/>
-                <w:szCs w:val="20"/>
-              </w:rPr>
-              <w:t>5</w:t>
-            </w:r>
-          </w:p>
-          <w:p>
-            <w:pPr>
-              <w:pStyle w:val="Normal"/>
-              <w:ind w:left="0" w:right="113" w:hanging="0"/>
-              <w:jc w:val="right"/>
-              <w:rPr>
-                <w:rFonts w:ascii="Droid Sans" w:hAnsi="Droid Sans"/>
-                <w:sz w:val="20"/>
-                <w:szCs w:val="20"/>
-              </w:rPr>
-            </w:pPr>
-            <w:r>
-              <w:rPr>
-                <w:rFonts w:cs="Tahoma" w:ascii="Droid Sans" w:hAnsi="Droid Sans"/>
-                <w:sz w:val="20"/>
-                <w:szCs w:val="20"/>
-              </w:rPr>
-              <w:t>(</w:t>
-            </w:r>
-            <w:r>
-              <w:rPr>
-                <w:rFonts w:cs="Tahoma" w:ascii="Droid Sans" w:hAnsi="Droid Sans"/>
-                <w:sz w:val="20"/>
-                <w:szCs w:val="20"/>
-              </w:rPr>
-              <w:t>3</w:t>
-            </w:r>
-            <w:r>
-              <w:rPr>
-                <w:rFonts w:cs="Tahoma" w:ascii="Droid Sans" w:hAnsi="Droid Sans"/>
-                <w:sz w:val="20"/>
-                <w:szCs w:val="20"/>
-              </w:rPr>
-              <w:t>mo)</w:t>
-            </w:r>
-          </w:p>
-          <w:p>
-            <w:pPr>
-              <w:pStyle w:val="Normal"/>
-              <w:ind w:left="0" w:right="113" w:hanging="0"/>
-              <w:jc w:val="right"/>
-              <w:rPr>
-                <w:rFonts w:ascii="Droid Sans" w:hAnsi="Droid Sans"/>
-                <w:sz w:val="20"/>
-                <w:szCs w:val="20"/>
-              </w:rPr>
-            </w:pPr>
-            <w:r>
-              <w:rPr>
-                <w:rFonts w:cs="Tahoma" w:ascii="Droid Sans" w:hAnsi="Droid Sans"/>
-                <w:sz w:val="20"/>
-                <w:szCs w:val="20"/>
-              </w:rPr>
-              <w:t>2013.0</w:t>
-            </w:r>
-            <w:r>
-              <w:rPr>
-                <w:rFonts w:cs="Tahoma" w:ascii="Droid Sans" w:hAnsi="Droid Sans"/>
-                <w:sz w:val="20"/>
-                <w:szCs w:val="20"/>
-              </w:rPr>
-              <w:t>3</w:t>
+                <w:rFonts w:ascii="Droid Sans" w:hAnsi="Droid Sans"/>
+                <w:sz w:val="20"/>
+                <w:szCs w:val="20"/>
+              </w:rPr>
             </w:r>
           </w:p>
         </w:tc>
@@ -4758,145 +4573,6 @@
             <w:pPr>
               <w:pStyle w:val="Normal"/>
               <w:ind w:left="113" w:right="0" w:hanging="0"/>
-              <w:rPr>
-                <w:rFonts w:ascii="Droid Sans" w:hAnsi="Droid Sans"/>
-                <w:sz w:val="20"/>
-                <w:szCs w:val="20"/>
-              </w:rPr>
-            </w:pPr>
-            <w:r>
-              <w:rPr>
-                <w:rFonts w:eastAsia="Times New Roman" w:cs="Times New Roman" w:ascii="Droid Sans" w:hAnsi="Droid Sans"/>
-                <w:b/>
-                <w:bCs/>
-                <w:color w:val="auto"/>
-                <w:sz w:val="20"/>
-                <w:szCs w:val="20"/>
-                <w:u w:val="none"/>
-                <w:lang w:eastAsia="pl-PL" w:bidi="ar-SA"/>
-              </w:rPr>
-              <w:t>VIDEOCRISP</w:t>
-            </w:r>
-            <w:r>
-              <w:rPr>
-                <w:rFonts w:eastAsia="Times New Roman" w:cs="Times New Roman" w:ascii="Droid Sans" w:hAnsi="Droid Sans"/>
-                <w:b w:val="false"/>
-                <w:bCs w:val="false"/>
-                <w:color w:val="auto"/>
-                <w:sz w:val="20"/>
-                <w:szCs w:val="20"/>
-                <w:u w:val="none"/>
-                <w:lang w:eastAsia="pl-PL" w:bidi="ar-SA"/>
-              </w:rPr>
-              <w:t xml:space="preserve">, </w:t>
-            </w:r>
-            <w:r>
-              <w:rPr>
-                <w:rFonts w:eastAsia="Times New Roman" w:cs="Times New Roman" w:ascii="Droid Sans" w:hAnsi="Droid Sans"/>
-                <w:b/>
-                <w:bCs/>
-                <w:color w:val="auto"/>
-                <w:sz w:val="20"/>
-                <w:szCs w:val="20"/>
-                <w:u w:val="none"/>
-                <w:lang w:eastAsia="pl-PL" w:bidi="ar-SA"/>
-              </w:rPr>
-              <w:t>Software Development Engineer</w:t>
-            </w:r>
-            <w:r>
-              <w:rPr>
-                <w:rFonts w:eastAsia="Times New Roman" w:cs="Times New Roman" w:ascii="Droid Sans" w:hAnsi="Droid Sans"/>
-                <w:b w:val="false"/>
-                <w:bCs w:val="false"/>
-                <w:color w:val="auto"/>
-                <w:sz w:val="20"/>
-                <w:szCs w:val="20"/>
-                <w:u w:val="none"/>
-                <w:lang w:eastAsia="pl-PL" w:bidi="ar-SA"/>
-              </w:rPr>
-              <w:t xml:space="preserve"> – I reviewed existing </w:t>
-            </w:r>
-            <w:r>
-              <w:rPr>
-                <w:rFonts w:eastAsia="Times New Roman" w:cs="Times New Roman" w:ascii="Droid Sans" w:hAnsi="Droid Sans"/>
-                <w:b w:val="false"/>
-                <w:bCs w:val="false"/>
-                <w:color w:val="auto"/>
-                <w:sz w:val="20"/>
-                <w:szCs w:val="20"/>
-                <w:u w:val="none"/>
-                <w:lang w:eastAsia="pl-PL" w:bidi="ar-SA"/>
-              </w:rPr>
-              <w:t xml:space="preserve">web application </w:t>
-            </w:r>
-            <w:r>
-              <w:rPr>
-                <w:rFonts w:eastAsia="Times New Roman" w:cs="Times New Roman" w:ascii="Droid Sans" w:hAnsi="Droid Sans"/>
-                <w:b w:val="false"/>
-                <w:bCs w:val="false"/>
-                <w:color w:val="auto"/>
-                <w:sz w:val="20"/>
-                <w:szCs w:val="20"/>
-                <w:u w:val="none"/>
-                <w:lang w:eastAsia="pl-PL" w:bidi="ar-SA"/>
-              </w:rPr>
-              <w:t xml:space="preserve">front-end </w:t>
-            </w:r>
-            <w:r>
-              <w:rPr>
-                <w:rFonts w:eastAsia="Times New Roman" w:cs="Times New Roman" w:ascii="Droid Sans" w:hAnsi="Droid Sans"/>
-                <w:b w:val="false"/>
-                <w:bCs w:val="false"/>
-                <w:color w:val="auto"/>
-                <w:sz w:val="20"/>
-                <w:szCs w:val="20"/>
-                <w:u w:val="none"/>
-                <w:lang w:eastAsia="pl-PL" w:bidi="ar-SA"/>
-              </w:rPr>
-              <w:t>and started working on the next iteration, however, the project struggled due to lack of funding.</w:t>
-            </w:r>
-          </w:p>
-        </w:tc>
-      </w:tr>
-      <w:tr>
-        <w:trPr/>
-        <w:tc>
-          <w:tcPr>
-            <w:tcW w:w="1527" w:type="dxa"/>
-            <w:tcBorders/>
-            <w:shd w:fill="auto" w:val="clear"/>
-          </w:tcPr>
-          <w:p>
-            <w:pPr>
-              <w:pStyle w:val="Normal"/>
-              <w:ind w:left="0" w:right="113" w:hanging="0"/>
-              <w:jc w:val="right"/>
-              <w:rPr>
-                <w:rFonts w:ascii="Droid Sans" w:hAnsi="Droid Sans"/>
-                <w:sz w:val="20"/>
-                <w:szCs w:val="20"/>
-              </w:rPr>
-            </w:pPr>
-            <w:r>
-              <w:rPr>
-                <w:rFonts w:ascii="Droid Sans" w:hAnsi="Droid Sans"/>
-                <w:sz w:val="20"/>
-                <w:szCs w:val="20"/>
-              </w:rPr>
-            </w:r>
-          </w:p>
-        </w:tc>
-        <w:tc>
-          <w:tcPr>
-            <w:tcW w:w="9939" w:type="dxa"/>
-            <w:gridSpan w:val="2"/>
-            <w:tcBorders/>
-            <w:shd w:fill="auto" w:val="clear"/>
-          </w:tcPr>
-          <w:p>
-            <w:pPr>
-              <w:pStyle w:val="Normal"/>
-              <w:ind w:left="29" w:right="0" w:hanging="0"/>
               <w:rPr>
                 <w:rFonts w:ascii="Droid Sans" w:hAnsi="Droid Sans"/>
                 <w:sz w:val="20"/>
@@ -4943,19 +4619,19 @@
             </w:pPr>
             <w:r>
               <w:rPr>
-                <w:rFonts w:ascii="Droid Sans" w:hAnsi="Droid Sans"/>
-                <w:sz w:val="20"/>
-                <w:szCs w:val="20"/>
-              </w:rPr>
-              <w:t>2013.</w:t>
-            </w:r>
-            <w:r>
-              <w:rPr>
-                <w:rFonts w:ascii="Droid Sans" w:hAnsi="Droid Sans"/>
-                <w:sz w:val="20"/>
-                <w:szCs w:val="20"/>
-              </w:rPr>
-              <w:t>02</w:t>
+                <w:rFonts w:cs="Tahoma" w:ascii="Droid Sans" w:hAnsi="Droid Sans"/>
+                <w:sz w:val="20"/>
+                <w:szCs w:val="20"/>
+              </w:rPr>
+              <w:t>2013.0</w:t>
+            </w:r>
+            <w:r>
+              <w:rPr>
+                <w:rFonts w:cs="Tahoma" w:ascii="Droid Sans" w:hAnsi="Droid Sans"/>
+                <w:sz w:val="20"/>
+                <w:szCs w:val="20"/>
+              </w:rPr>
+              <w:t>5</w:t>
             </w:r>
           </w:p>
           <w:p>
@@ -4971,7 +4647,7 @@
             </w:pPr>
             <w:r>
               <w:rPr>
-                <w:rFonts w:ascii="Droid Sans" w:hAnsi="Droid Sans"/>
+                <w:rFonts w:cs="Tahoma" w:ascii="Droid Sans" w:hAnsi="Droid Sans"/>
                 <w:sz w:val="20"/>
                 <w:szCs w:val="20"/>
               </w:rPr>
@@ -4979,15 +4655,15 @@
             </w:r>
             <w:r>
               <w:rPr>
-                <w:rFonts w:ascii="Droid Sans" w:hAnsi="Droid Sans"/>
-                <w:sz w:val="20"/>
-                <w:szCs w:val="20"/>
-              </w:rPr>
-              <w:t>4</w:t>
-            </w:r>
-            <w:r>
-              <w:rPr>
-                <w:rFonts w:ascii="Droid Sans" w:hAnsi="Droid Sans"/>
+                <w:rFonts w:cs="Tahoma" w:ascii="Droid Sans" w:hAnsi="Droid Sans"/>
+                <w:sz w:val="20"/>
+                <w:szCs w:val="20"/>
+              </w:rPr>
+              <w:t>3</w:t>
+            </w:r>
+            <w:r>
+              <w:rPr>
+                <w:rFonts w:cs="Tahoma" w:ascii="Droid Sans" w:hAnsi="Droid Sans"/>
                 <w:sz w:val="20"/>
                 <w:szCs w:val="20"/>
               </w:rPr>
@@ -5007,19 +4683,19 @@
             </w:pPr>
             <w:r>
               <w:rPr>
-                <w:rFonts w:ascii="Droid Sans" w:hAnsi="Droid Sans"/>
-                <w:sz w:val="20"/>
-                <w:szCs w:val="20"/>
-              </w:rPr>
-              <w:t>2012.</w:t>
-            </w:r>
-            <w:r>
-              <w:rPr>
-                <w:rFonts w:ascii="Droid Sans" w:hAnsi="Droid Sans"/>
-                <w:sz w:val="20"/>
-                <w:szCs w:val="20"/>
-              </w:rPr>
-              <w:t>11</w:t>
+                <w:rFonts w:cs="Tahoma" w:ascii="Droid Sans" w:hAnsi="Droid Sans"/>
+                <w:sz w:val="20"/>
+                <w:szCs w:val="20"/>
+              </w:rPr>
+              <w:t>2013.0</w:t>
+            </w:r>
+            <w:r>
+              <w:rPr>
+                <w:rFonts w:cs="Tahoma" w:ascii="Droid Sans" w:hAnsi="Droid Sans"/>
+                <w:sz w:val="20"/>
+                <w:szCs w:val="20"/>
+              </w:rPr>
+              <w:t>3</w:t>
             </w:r>
           </w:p>
         </w:tc>
@@ -5042,9 +4718,230 @@
             </w:pPr>
             <w:r>
               <w:rPr>
-                <w:rFonts w:ascii="Droid Sans" w:hAnsi="Droid Sans"/>
+                <w:rFonts w:eastAsia="Times New Roman" w:cs="Times New Roman" w:ascii="Droid Sans" w:hAnsi="Droid Sans"/>
                 <w:b/>
                 <w:bCs/>
+                <w:color w:val="auto"/>
+                <w:sz w:val="20"/>
+                <w:szCs w:val="20"/>
+                <w:u w:val="none"/>
+                <w:lang w:eastAsia="pl-PL" w:bidi="ar-SA"/>
+              </w:rPr>
+              <w:t>VIDEOCRISP</w:t>
+            </w:r>
+            <w:r>
+              <w:rPr>
+                <w:rFonts w:eastAsia="Times New Roman" w:cs="Times New Roman" w:ascii="Droid Sans" w:hAnsi="Droid Sans"/>
+                <w:b w:val="false"/>
+                <w:bCs w:val="false"/>
+                <w:color w:val="auto"/>
+                <w:sz w:val="20"/>
+                <w:szCs w:val="20"/>
+                <w:u w:val="none"/>
+                <w:lang w:eastAsia="pl-PL" w:bidi="ar-SA"/>
+              </w:rPr>
+              <w:t xml:space="preserve">, </w:t>
+            </w:r>
+            <w:r>
+              <w:rPr>
+                <w:rFonts w:eastAsia="Times New Roman" w:cs="Times New Roman" w:ascii="Droid Sans" w:hAnsi="Droid Sans"/>
+                <w:b/>
+                <w:bCs/>
+                <w:color w:val="auto"/>
+                <w:sz w:val="20"/>
+                <w:szCs w:val="20"/>
+                <w:u w:val="none"/>
+                <w:lang w:eastAsia="pl-PL" w:bidi="ar-SA"/>
+              </w:rPr>
+              <w:t>Software Development Engineer</w:t>
+            </w:r>
+            <w:r>
+              <w:rPr>
+                <w:rFonts w:eastAsia="Times New Roman" w:cs="Times New Roman" w:ascii="Droid Sans" w:hAnsi="Droid Sans"/>
+                <w:b w:val="false"/>
+                <w:bCs w:val="false"/>
+                <w:color w:val="auto"/>
+                <w:sz w:val="20"/>
+                <w:szCs w:val="20"/>
+                <w:u w:val="none"/>
+                <w:lang w:eastAsia="pl-PL" w:bidi="ar-SA"/>
+              </w:rPr>
+              <w:t xml:space="preserve"> – I reviewed existing </w:t>
+            </w:r>
+            <w:r>
+              <w:rPr>
+                <w:rFonts w:eastAsia="Times New Roman" w:cs="Times New Roman" w:ascii="Droid Sans" w:hAnsi="Droid Sans"/>
+                <w:b w:val="false"/>
+                <w:bCs w:val="false"/>
+                <w:color w:val="auto"/>
+                <w:sz w:val="20"/>
+                <w:szCs w:val="20"/>
+                <w:u w:val="none"/>
+                <w:lang w:eastAsia="pl-PL" w:bidi="ar-SA"/>
+              </w:rPr>
+              <w:t xml:space="preserve">web application </w:t>
+            </w:r>
+            <w:r>
+              <w:rPr>
+                <w:rFonts w:eastAsia="Times New Roman" w:cs="Times New Roman" w:ascii="Droid Sans" w:hAnsi="Droid Sans"/>
+                <w:b w:val="false"/>
+                <w:bCs w:val="false"/>
+                <w:color w:val="auto"/>
+                <w:sz w:val="20"/>
+                <w:szCs w:val="20"/>
+                <w:u w:val="none"/>
+                <w:lang w:eastAsia="pl-PL" w:bidi="ar-SA"/>
+              </w:rPr>
+              <w:t xml:space="preserve">front-end </w:t>
+            </w:r>
+            <w:r>
+              <w:rPr>
+                <w:rFonts w:eastAsia="Times New Roman" w:cs="Times New Roman" w:ascii="Droid Sans" w:hAnsi="Droid Sans"/>
+                <w:b w:val="false"/>
+                <w:bCs w:val="false"/>
+                <w:color w:val="auto"/>
+                <w:sz w:val="20"/>
+                <w:szCs w:val="20"/>
+                <w:u w:val="none"/>
+                <w:lang w:eastAsia="pl-PL" w:bidi="ar-SA"/>
+              </w:rPr>
+              <w:t>and started working on the next iteration, however, the project stalled due to lack of funding.</w:t>
+            </w:r>
+          </w:p>
+        </w:tc>
+      </w:tr>
+      <w:tr>
+        <w:trPr/>
+        <w:tc>
+          <w:tcPr>
+            <w:tcW w:w="1527" w:type="dxa"/>
+            <w:tcBorders>
+              <w:right w:val="single" w:sz="4" w:space="0" w:color="000000"/>
+              <w:insideV w:val="single" w:sz="4" w:space="0" w:color="000000"/>
+            </w:tcBorders>
+            <w:shd w:fill="auto" w:val="clear"/>
+            <w:tcMar>
+              <w:top w:w="55" w:type="dxa"/>
+              <w:left w:w="55" w:type="dxa"/>
+              <w:bottom w:w="55" w:type="dxa"/>
+              <w:right w:w="55" w:type="dxa"/>
+            </w:tcMar>
+          </w:tcPr>
+          <w:p>
+            <w:pPr>
+              <w:pStyle w:val="Normal"/>
+              <w:ind w:left="0" w:right="113" w:hanging="0"/>
+              <w:jc w:val="right"/>
+              <w:rPr>
+                <w:rFonts w:ascii="Droid Sans" w:hAnsi="Droid Sans"/>
+                <w:sz w:val="20"/>
+                <w:szCs w:val="20"/>
+              </w:rPr>
+            </w:pPr>
+            <w:r>
+              <w:rPr>
+                <w:rFonts w:ascii="Droid Sans" w:hAnsi="Droid Sans"/>
+                <w:sz w:val="20"/>
+                <w:szCs w:val="20"/>
+              </w:rPr>
+              <w:t>2013.</w:t>
+            </w:r>
+            <w:r>
+              <w:rPr>
+                <w:rFonts w:ascii="Droid Sans" w:hAnsi="Droid Sans"/>
+                <w:sz w:val="20"/>
+                <w:szCs w:val="20"/>
+              </w:rPr>
+              <w:t>02</w:t>
+            </w:r>
+          </w:p>
+          <w:p>
+            <w:pPr>
+              <w:pStyle w:val="Normal"/>
+              <w:ind w:left="0" w:right="113" w:hanging="0"/>
+              <w:jc w:val="right"/>
+              <w:rPr>
+                <w:rFonts w:ascii="Droid Sans" w:hAnsi="Droid Sans"/>
+                <w:sz w:val="20"/>
+                <w:szCs w:val="20"/>
+              </w:rPr>
+            </w:pPr>
+            <w:r>
+              <w:rPr>
+                <w:rFonts w:ascii="Droid Sans" w:hAnsi="Droid Sans"/>
+                <w:sz w:val="20"/>
+                <w:szCs w:val="20"/>
+              </w:rPr>
+              <w:t>(</w:t>
+            </w:r>
+            <w:r>
+              <w:rPr>
+                <w:rFonts w:ascii="Droid Sans" w:hAnsi="Droid Sans"/>
+                <w:sz w:val="20"/>
+                <w:szCs w:val="20"/>
+              </w:rPr>
+              <w:t>4</w:t>
+            </w:r>
+            <w:r>
+              <w:rPr>
+                <w:rFonts w:ascii="Droid Sans" w:hAnsi="Droid Sans"/>
+                <w:sz w:val="20"/>
+                <w:szCs w:val="20"/>
+              </w:rPr>
+              <w:t>mo)</w:t>
+            </w:r>
+          </w:p>
+          <w:p>
+            <w:pPr>
+              <w:pStyle w:val="Normal"/>
+              <w:ind w:left="0" w:right="113" w:hanging="0"/>
+              <w:jc w:val="right"/>
+              <w:rPr>
+                <w:rFonts w:ascii="Droid Sans" w:hAnsi="Droid Sans"/>
+                <w:sz w:val="20"/>
+                <w:szCs w:val="20"/>
+              </w:rPr>
+            </w:pPr>
+            <w:r>
+              <w:rPr>
+                <w:rFonts w:ascii="Droid Sans" w:hAnsi="Droid Sans"/>
+                <w:sz w:val="20"/>
+                <w:szCs w:val="20"/>
+              </w:rPr>
+              <w:t>2012.</w:t>
+            </w:r>
+            <w:r>
+              <w:rPr>
+                <w:rFonts w:ascii="Droid Sans" w:hAnsi="Droid Sans"/>
+                <w:sz w:val="20"/>
+                <w:szCs w:val="20"/>
+              </w:rPr>
+              <w:t>11</w:t>
+            </w:r>
+          </w:p>
+        </w:tc>
+        <w:tc>
+          <w:tcPr>
+            <w:tcW w:w="9939" w:type="dxa"/>
+            <w:gridSpan w:val="2"/>
+            <w:tcBorders/>
+            <w:shd w:fill="auto" w:val="clear"/>
+          </w:tcPr>
+          <w:p>
+            <w:pPr>
+              <w:pStyle w:val="Normal"/>
+              <w:ind w:left="113" w:right="0" w:hanging="0"/>
+              <w:rPr>
+                <w:rFonts w:ascii="Droid Sans" w:hAnsi="Droid Sans"/>
+                <w:sz w:val="20"/>
+                <w:szCs w:val="20"/>
+              </w:rPr>
+            </w:pPr>
+            <w:r>
+              <w:rPr>
+                <w:rFonts w:ascii="Droid Sans" w:hAnsi="Droid Sans"/>
+                <w:b/>
+                <w:bCs/>
                 <w:sz w:val="20"/>
                 <w:szCs w:val="20"/>
               </w:rPr>
@@ -5149,7 +5046,7 @@
                 <w:u w:val="none"/>
                 <w:lang w:eastAsia="pl-PL" w:bidi="ar-SA"/>
               </w:rPr>
-              <w:t>on new</w:t>
+              <w:t xml:space="preserve">on </w:t>
             </w:r>
             <w:r>
               <w:rPr>
@@ -5162,7 +5059,7 @@
                 <w:u w:val="none"/>
                 <w:lang w:eastAsia="pl-PL" w:bidi="ar-SA"/>
               </w:rPr>
-              <w:t>er</w:t>
+              <w:t>popular</w:t>
             </w:r>
             <w:r>
               <w:rPr>
@@ -5175,7 +5072,7 @@
                 <w:u w:val="none"/>
                 <w:lang w:eastAsia="pl-PL" w:bidi="ar-SA"/>
               </w:rPr>
-              <w:t xml:space="preserve"> technologies </w:t>
+              <w:t xml:space="preserve"> technologies: </w:t>
             </w:r>
             <w:r>
               <w:rPr>
@@ -5188,7 +5085,7 @@
                 <w:u w:val="none"/>
                 <w:lang w:eastAsia="pl-PL" w:bidi="ar-SA"/>
               </w:rPr>
-              <w:t>of that time</w:t>
+              <w:t>Ruby on Rails</w:t>
             </w:r>
             <w:r>
               <w:rPr>
@@ -5201,7 +5098,7 @@
                 <w:u w:val="none"/>
                 <w:lang w:eastAsia="pl-PL" w:bidi="ar-SA"/>
               </w:rPr>
-              <w:t xml:space="preserve">: </w:t>
+              <w:t xml:space="preserve">, </w:t>
             </w:r>
             <w:r>
               <w:rPr>
@@ -5214,7 +5111,7 @@
                 <w:u w:val="none"/>
                 <w:lang w:eastAsia="pl-PL" w:bidi="ar-SA"/>
               </w:rPr>
-              <w:t>Ruby on Rails</w:t>
+              <w:t>Angular</w:t>
             </w:r>
             <w:r>
               <w:rPr>
@@ -5240,7 +5137,7 @@
                 <w:u w:val="none"/>
                 <w:lang w:eastAsia="pl-PL" w:bidi="ar-SA"/>
               </w:rPr>
-              <w:t>Angular</w:t>
+              <w:t>HTML5/</w:t>
             </w:r>
             <w:r>
               <w:rPr>
@@ -5253,6 +5150,19 @@
                 <w:u w:val="none"/>
                 <w:lang w:eastAsia="pl-PL" w:bidi="ar-SA"/>
               </w:rPr>
+              <w:t>CSS3</w:t>
+            </w:r>
+            <w:r>
+              <w:rPr>
+                <w:rFonts w:eastAsia="Times New Roman" w:cs="Times New Roman" w:ascii="Droid Sans" w:hAnsi="Droid Sans"/>
+                <w:b w:val="false"/>
+                <w:bCs w:val="false"/>
+                <w:color w:val="auto"/>
+                <w:sz w:val="20"/>
+                <w:szCs w:val="20"/>
+                <w:u w:val="none"/>
+                <w:lang w:eastAsia="pl-PL" w:bidi="ar-SA"/>
+              </w:rPr>
               <w:t xml:space="preserve">, </w:t>
             </w:r>
             <w:r>
@@ -5266,7 +5176,7 @@
                 <w:u w:val="none"/>
                 <w:lang w:eastAsia="pl-PL" w:bidi="ar-SA"/>
               </w:rPr>
-              <w:t>HTML5/</w:t>
+              <w:t>responsive design</w:t>
             </w:r>
             <w:r>
               <w:rPr>
@@ -5279,7 +5189,7 @@
                 <w:u w:val="none"/>
                 <w:lang w:eastAsia="pl-PL" w:bidi="ar-SA"/>
               </w:rPr>
-              <w:t>CSS3</w:t>
+              <w:t xml:space="preserve">, </w:t>
             </w:r>
             <w:r>
               <w:rPr>
@@ -5292,7 +5202,7 @@
                 <w:u w:val="none"/>
                 <w:lang w:eastAsia="pl-PL" w:bidi="ar-SA"/>
               </w:rPr>
-              <w:t xml:space="preserve">, </w:t>
+              <w:t xml:space="preserve">as well as </w:t>
             </w:r>
             <w:r>
               <w:rPr>
@@ -5305,7 +5215,7 @@
                 <w:u w:val="none"/>
                 <w:lang w:eastAsia="pl-PL" w:bidi="ar-SA"/>
               </w:rPr>
-              <w:t>responsive design</w:t>
+              <w:t xml:space="preserve">pursue personal interests </w:t>
             </w:r>
             <w:r>
               <w:rPr>
@@ -5318,7 +5228,7 @@
                 <w:u w:val="none"/>
                 <w:lang w:eastAsia="pl-PL" w:bidi="ar-SA"/>
               </w:rPr>
-              <w:t xml:space="preserve">, </w:t>
+              <w:t>in</w:t>
             </w:r>
             <w:r>
               <w:rPr>
@@ -5331,7 +5241,7 @@
                 <w:u w:val="none"/>
                 <w:lang w:eastAsia="pl-PL" w:bidi="ar-SA"/>
               </w:rPr>
-              <w:t xml:space="preserve">algorithms, </w:t>
+              <w:t xml:space="preserve"> </w:t>
             </w:r>
             <w:r>
               <w:rPr>
@@ -5656,44 +5566,6 @@
                 <w:sz w:val="20"/>
                 <w:szCs w:val="20"/>
               </w:rPr>
-            </w:r>
-          </w:p>
-          <w:p>
-            <w:pPr>
-              <w:pStyle w:val="Normal"/>
-              <w:ind w:left="0" w:right="113" w:hanging="0"/>
-              <w:jc w:val="right"/>
-              <w:rPr>
-                <w:rFonts w:ascii="Droid Sans" w:hAnsi="Droid Sans"/>
-                <w:sz w:val="20"/>
-                <w:szCs w:val="20"/>
-              </w:rPr>
-            </w:pPr>
-            <w:r>
-              <w:rPr>
-                <w:rFonts w:ascii="Droid Sans" w:hAnsi="Droid Sans"/>
-                <w:sz w:val="20"/>
-                <w:szCs w:val="20"/>
-              </w:rPr>
-            </w:r>
-          </w:p>
-          <w:p>
-            <w:pPr>
-              <w:pStyle w:val="Normal"/>
-              <w:ind w:left="0" w:right="113" w:hanging="0"/>
-              <w:jc w:val="right"/>
-              <w:rPr>
-                <w:rFonts w:ascii="Droid Sans" w:hAnsi="Droid Sans"/>
-                <w:sz w:val="20"/>
-                <w:szCs w:val="20"/>
-              </w:rPr>
-            </w:pPr>
-            <w:r>
-              <w:rPr>
-                <w:rFonts w:ascii="Droid Sans" w:hAnsi="Droid Sans"/>
-                <w:sz w:val="20"/>
-                <w:szCs w:val="20"/>
-              </w:rPr>
               <w:t>2007.07</w:t>
             </w:r>
           </w:p>
@@ -5749,7 +5621,23 @@
                 <w:sz w:val="20"/>
                 <w:szCs w:val="20"/>
               </w:rPr>
-              <w:t xml:space="preserve"> – I developed front-end for various projects </w:t>
+              <w:t xml:space="preserve"> – I developed front-end for </w:t>
+            </w:r>
+            <w:r>
+              <w:rPr>
+                <w:rFonts w:ascii="Droid Sans" w:hAnsi="Droid Sans"/>
+                <w:sz w:val="20"/>
+                <w:szCs w:val="20"/>
+              </w:rPr>
+              <w:t>two</w:t>
+            </w:r>
+            <w:r>
+              <w:rPr>
+                <w:rFonts w:ascii="Droid Sans" w:hAnsi="Droid Sans"/>
+                <w:sz w:val="20"/>
+                <w:szCs w:val="20"/>
+              </w:rPr>
+              <w:t xml:space="preserve"> projects </w:t>
             </w:r>
             <w:r>
               <w:rPr>
@@ -5805,6 +5693,378 @@
                 <w:u w:val="single"/>
               </w:rPr>
               <w:t>:</w:t>
+            </w:r>
+          </w:p>
+          <w:p>
+            <w:pPr>
+              <w:pStyle w:val="Normal"/>
+              <w:numPr>
+                <w:ilvl w:val="0"/>
+                <w:numId w:val="4"/>
+              </w:numPr>
+              <w:rPr>
+                <w:rFonts w:ascii="Droid Sans" w:hAnsi="Droid Sans"/>
+                <w:sz w:val="20"/>
+                <w:szCs w:val="20"/>
+              </w:rPr>
+            </w:pPr>
+            <w:r>
+              <w:rPr>
+                <w:rFonts w:ascii="Droid Sans" w:hAnsi="Droid Sans"/>
+                <w:b w:val="false"/>
+                <w:bCs w:val="false"/>
+                <w:sz w:val="20"/>
+                <w:szCs w:val="20"/>
+              </w:rPr>
+              <w:t xml:space="preserve">single page app </w:t>
+            </w:r>
+            <w:r>
+              <w:rPr>
+                <w:rFonts w:ascii="Droid Sans" w:hAnsi="Droid Sans"/>
+                <w:sz w:val="20"/>
+                <w:szCs w:val="20"/>
+              </w:rPr>
+              <w:t xml:space="preserve">in </w:t>
+            </w:r>
+            <w:r>
+              <w:rPr>
+                <w:rFonts w:ascii="Droid Sans" w:hAnsi="Droid Sans"/>
+                <w:b/>
+                <w:bCs/>
+                <w:sz w:val="20"/>
+                <w:szCs w:val="20"/>
+              </w:rPr>
+              <w:t>jQuery/</w:t>
+            </w:r>
+            <w:r>
+              <w:rPr>
+                <w:rFonts w:ascii="Droid Sans" w:hAnsi="Droid Sans"/>
+                <w:b/>
+                <w:bCs/>
+                <w:sz w:val="20"/>
+                <w:szCs w:val="20"/>
+              </w:rPr>
+              <w:t>jQuery UI</w:t>
+            </w:r>
+            <w:r>
+              <w:rPr>
+                <w:rFonts w:ascii="Droid Sans" w:hAnsi="Droid Sans"/>
+                <w:sz w:val="20"/>
+                <w:szCs w:val="20"/>
+              </w:rPr>
+              <w:t xml:space="preserve">, </w:t>
+            </w:r>
+            <w:r>
+              <w:rPr>
+                <w:rFonts w:ascii="Droid Sans" w:hAnsi="Droid Sans"/>
+                <w:b/>
+                <w:bCs/>
+                <w:sz w:val="20"/>
+                <w:szCs w:val="20"/>
+              </w:rPr>
+              <w:t xml:space="preserve">HTML </w:t>
+            </w:r>
+            <w:r>
+              <w:rPr>
+                <w:rFonts w:ascii="Droid Sans" w:hAnsi="Droid Sans"/>
+                <w:sz w:val="20"/>
+                <w:szCs w:val="20"/>
+              </w:rPr>
+              <w:t>and</w:t>
+            </w:r>
+            <w:r>
+              <w:rPr>
+                <w:rFonts w:ascii="Droid Sans" w:hAnsi="Droid Sans"/>
+                <w:sz w:val="20"/>
+                <w:szCs w:val="20"/>
+              </w:rPr>
+              <w:t xml:space="preserve"> </w:t>
+            </w:r>
+            <w:r>
+              <w:rPr>
+                <w:rFonts w:ascii="Droid Sans" w:hAnsi="Droid Sans"/>
+                <w:b/>
+                <w:bCs/>
+                <w:sz w:val="20"/>
+                <w:szCs w:val="20"/>
+              </w:rPr>
+              <w:t>CSS</w:t>
+            </w:r>
+          </w:p>
+          <w:p>
+            <w:pPr>
+              <w:pStyle w:val="Normal"/>
+              <w:numPr>
+                <w:ilvl w:val="0"/>
+                <w:numId w:val="4"/>
+              </w:numPr>
+              <w:rPr>
+                <w:rFonts w:ascii="Droid Sans" w:hAnsi="Droid Sans"/>
+                <w:sz w:val="20"/>
+                <w:szCs w:val="20"/>
+              </w:rPr>
+            </w:pPr>
+            <w:r>
+              <w:rPr>
+                <w:rFonts w:ascii="Droid Sans" w:hAnsi="Droid Sans"/>
+                <w:b/>
+                <w:bCs/>
+                <w:sz w:val="20"/>
+                <w:szCs w:val="20"/>
+              </w:rPr>
+              <w:t>Python/Django</w:t>
+            </w:r>
+            <w:r>
+              <w:rPr>
+                <w:rFonts w:ascii="Droid Sans" w:hAnsi="Droid Sans"/>
+                <w:b w:val="false"/>
+                <w:bCs w:val="false"/>
+                <w:sz w:val="20"/>
+                <w:szCs w:val="20"/>
+              </w:rPr>
+              <w:t xml:space="preserve"> </w:t>
+            </w:r>
+            <w:r>
+              <w:rPr>
+                <w:rFonts w:ascii="Droid Sans" w:hAnsi="Droid Sans"/>
+                <w:b w:val="false"/>
+                <w:bCs w:val="false"/>
+                <w:sz w:val="20"/>
+                <w:szCs w:val="20"/>
+              </w:rPr>
+              <w:t xml:space="preserve">on the back-end side </w:t>
+            </w:r>
+            <w:r>
+              <w:rPr>
+                <w:rFonts w:ascii="Droid Sans" w:hAnsi="Droid Sans"/>
+                <w:b w:val="false"/>
+                <w:bCs w:val="false"/>
+                <w:sz w:val="20"/>
+                <w:szCs w:val="20"/>
+              </w:rPr>
+              <w:t xml:space="preserve">with </w:t>
+            </w:r>
+            <w:r>
+              <w:rPr>
+                <w:rFonts w:ascii="Droid Sans" w:hAnsi="Droid Sans"/>
+                <w:b/>
+                <w:bCs/>
+                <w:sz w:val="20"/>
+                <w:szCs w:val="20"/>
+              </w:rPr>
+              <w:t>PostgreSQL</w:t>
+            </w:r>
+            <w:r>
+              <w:rPr>
+                <w:rFonts w:ascii="Droid Sans" w:hAnsi="Droid Sans"/>
+                <w:b w:val="false"/>
+                <w:bCs w:val="false"/>
+                <w:sz w:val="20"/>
+                <w:szCs w:val="20"/>
+              </w:rPr>
+              <w:t xml:space="preserve"> as </w:t>
+            </w:r>
+            <w:r>
+              <w:rPr>
+                <w:rFonts w:ascii="Droid Sans" w:hAnsi="Droid Sans"/>
+                <w:b w:val="false"/>
+                <w:bCs w:val="false"/>
+                <w:sz w:val="20"/>
+                <w:szCs w:val="20"/>
+              </w:rPr>
+              <w:t xml:space="preserve">a </w:t>
+            </w:r>
+            <w:r>
+              <w:rPr>
+                <w:rFonts w:ascii="Droid Sans" w:hAnsi="Droid Sans"/>
+                <w:b w:val="false"/>
+                <w:bCs w:val="false"/>
+                <w:sz w:val="20"/>
+                <w:szCs w:val="20"/>
+              </w:rPr>
+              <w:t>database</w:t>
+            </w:r>
+          </w:p>
+          <w:p>
+            <w:pPr>
+              <w:pStyle w:val="Normal"/>
+              <w:numPr>
+                <w:ilvl w:val="0"/>
+                <w:numId w:val="4"/>
+              </w:numPr>
+              <w:rPr>
+                <w:rFonts w:ascii="Droid Sans" w:hAnsi="Droid Sans"/>
+                <w:sz w:val="20"/>
+                <w:szCs w:val="20"/>
+              </w:rPr>
+            </w:pPr>
+            <w:r>
+              <w:rPr>
+                <w:rFonts w:ascii="Droid Sans" w:hAnsi="Droid Sans"/>
+                <w:sz w:val="20"/>
+                <w:szCs w:val="20"/>
+              </w:rPr>
+              <w:t xml:space="preserve">data visualization in </w:t>
+            </w:r>
+            <w:r>
+              <w:rPr>
+                <w:rFonts w:ascii="Droid Sans" w:hAnsi="Droid Sans"/>
+                <w:b/>
+                <w:bCs/>
+                <w:sz w:val="20"/>
+                <w:szCs w:val="20"/>
+              </w:rPr>
+              <w:t>FusionCharts</w:t>
+            </w:r>
+            <w:r>
+              <w:rPr>
+                <w:rFonts w:ascii="Droid Sans" w:hAnsi="Droid Sans"/>
+                <w:sz w:val="20"/>
+                <w:szCs w:val="20"/>
+              </w:rPr>
+              <w:t xml:space="preserve"> </w:t>
+            </w:r>
+            <w:r>
+              <w:rPr>
+                <w:rFonts w:ascii="Droid Sans" w:hAnsi="Droid Sans"/>
+                <w:sz w:val="20"/>
+                <w:szCs w:val="20"/>
+              </w:rPr>
+              <w:t xml:space="preserve">and </w:t>
+            </w:r>
+            <w:r>
+              <w:rPr>
+                <w:rFonts w:ascii="Droid Sans" w:hAnsi="Droid Sans"/>
+                <w:b/>
+                <w:bCs/>
+                <w:sz w:val="20"/>
+                <w:szCs w:val="20"/>
+              </w:rPr>
+              <w:t>DataTables</w:t>
+            </w:r>
+          </w:p>
+          <w:p>
+            <w:pPr>
+              <w:pStyle w:val="Normal"/>
+              <w:numPr>
+                <w:ilvl w:val="0"/>
+                <w:numId w:val="4"/>
+              </w:numPr>
+              <w:rPr>
+                <w:rFonts w:ascii="Droid Sans" w:hAnsi="Droid Sans"/>
+                <w:sz w:val="20"/>
+                <w:szCs w:val="20"/>
+              </w:rPr>
+            </w:pPr>
+            <w:r>
+              <w:rPr>
+                <w:rFonts w:ascii="Droid Sans" w:hAnsi="Droid Sans"/>
+                <w:b/>
+                <w:bCs/>
+                <w:sz w:val="20"/>
+                <w:szCs w:val="20"/>
+              </w:rPr>
+              <w:t>Qunit</w:t>
+            </w:r>
+            <w:r>
+              <w:rPr>
+                <w:rFonts w:ascii="Droid Sans" w:hAnsi="Droid Sans"/>
+                <w:b w:val="false"/>
+                <w:bCs w:val="false"/>
+                <w:sz w:val="20"/>
+                <w:szCs w:val="20"/>
+              </w:rPr>
+              <w:t xml:space="preserve"> </w:t>
+            </w:r>
+            <w:r>
+              <w:rPr>
+                <w:rFonts w:ascii="Droid Sans" w:hAnsi="Droid Sans"/>
+                <w:b w:val="false"/>
+                <w:bCs w:val="false"/>
+                <w:sz w:val="20"/>
+                <w:szCs w:val="20"/>
+              </w:rPr>
+              <w:t>t</w:t>
+            </w:r>
+            <w:r>
+              <w:rPr>
+                <w:rFonts w:ascii="Droid Sans" w:hAnsi="Droid Sans"/>
+                <w:b w:val="false"/>
+                <w:bCs w:val="false"/>
+                <w:sz w:val="20"/>
+                <w:szCs w:val="20"/>
+              </w:rPr>
+              <w:t>ests and</w:t>
+            </w:r>
+            <w:r>
+              <w:rPr>
+                <w:rFonts w:ascii="Droid Sans" w:hAnsi="Droid Sans"/>
+                <w:b w:val="false"/>
+                <w:bCs w:val="false"/>
+                <w:sz w:val="20"/>
+                <w:szCs w:val="20"/>
+              </w:rPr>
+              <w:t xml:space="preserve"> </w:t>
+            </w:r>
+            <w:r>
+              <w:rPr>
+                <w:rFonts w:ascii="Droid Sans" w:hAnsi="Droid Sans"/>
+                <w:b w:val="false"/>
+                <w:bCs w:val="false"/>
+                <w:sz w:val="20"/>
+                <w:szCs w:val="20"/>
+              </w:rPr>
+              <w:t xml:space="preserve">cross-browser testing </w:t>
+            </w:r>
+            <w:r>
+              <w:rPr>
+                <w:rFonts w:ascii="Droid Sans" w:hAnsi="Droid Sans"/>
+                <w:b w:val="false"/>
+                <w:bCs w:val="false"/>
+                <w:sz w:val="20"/>
+                <w:szCs w:val="20"/>
+              </w:rPr>
+              <w:t xml:space="preserve">by </w:t>
+            </w:r>
+            <w:r>
+              <w:rPr>
+                <w:rFonts w:ascii="Droid Sans" w:hAnsi="Droid Sans"/>
+                <w:b/>
+                <w:bCs/>
+                <w:sz w:val="20"/>
+                <w:szCs w:val="20"/>
+              </w:rPr>
+              <w:t>BrowserStack</w:t>
+            </w:r>
+          </w:p>
+          <w:p>
+            <w:pPr>
+              <w:pStyle w:val="Normal"/>
+              <w:ind w:left="113" w:right="0" w:hanging="0"/>
+              <w:rPr>
+                <w:rFonts w:ascii="Droid Sans" w:hAnsi="Droid Sans"/>
+                <w:sz w:val="20"/>
+                <w:szCs w:val="20"/>
+                <w:u w:val="single"/>
+              </w:rPr>
+            </w:pPr>
+            <w:r>
+              <w:rPr>
+                <w:rFonts w:ascii="Droid Sans" w:hAnsi="Droid Sans"/>
+                <w:sz w:val="20"/>
+                <w:szCs w:val="20"/>
+                <w:u w:val="single"/>
+              </w:rPr>
+              <w:t xml:space="preserve">Force-based </w:t>
+            </w:r>
+            <w:r>
+              <w:rPr>
+                <w:rFonts w:ascii="Droid Sans" w:hAnsi="Droid Sans"/>
+                <w:sz w:val="20"/>
+                <w:szCs w:val="20"/>
+                <w:u w:val="single"/>
+              </w:rPr>
+              <w:t>diagram:</w:t>
             </w:r>
           </w:p>
           <w:p>
@@ -5823,20 +6083,18 @@
             <w:r>
               <w:rPr>
                 <w:rFonts w:ascii="Droid Sans" w:hAnsi="Droid Sans"/>
-                <w:b w:val="false"/>
-                <w:bCs w:val="false"/>
-                <w:sz w:val="20"/>
-                <w:szCs w:val="20"/>
-              </w:rPr>
-              <w:t xml:space="preserve">single page app </w:t>
-            </w:r>
-            <w:r>
-              <w:rPr>
-                <w:rFonts w:ascii="Droid Sans" w:hAnsi="Droid Sans"/>
-                <w:sz w:val="20"/>
-                <w:szCs w:val="20"/>
-              </w:rPr>
-              <w:t xml:space="preserve">in </w:t>
+                <w:sz w:val="20"/>
+                <w:szCs w:val="20"/>
+              </w:rPr>
+              <w:t xml:space="preserve">code in </w:t>
+            </w:r>
+            <w:r>
+              <w:rPr>
+                <w:rFonts w:ascii="Droid Sans" w:hAnsi="Droid Sans"/>
+                <w:sz w:val="20"/>
+                <w:szCs w:val="20"/>
+              </w:rPr>
+              <w:t>JavaScript (</w:t>
             </w:r>
             <w:r>
               <w:rPr>
@@ -5846,7 +6104,15 @@
                 <w:sz w:val="20"/>
                 <w:szCs w:val="20"/>
               </w:rPr>
-              <w:t>jQuery/</w:t>
+              <w:t>jQuery</w:t>
+            </w:r>
+            <w:r>
+              <w:rPr>
+                <w:rFonts w:ascii="Droid Sans" w:hAnsi="Droid Sans"/>
+                <w:sz w:val="20"/>
+                <w:szCs w:val="20"/>
+              </w:rPr>
+              <w:t xml:space="preserve">), </w:t>
             </w:r>
             <w:r>
               <w:rPr>
@@ -5856,51 +6122,7 @@
                 <w:sz w:val="20"/>
                 <w:szCs w:val="20"/>
               </w:rPr>
-              <w:t>jQuery UI</w:t>
-            </w:r>
-            <w:r>
-              <w:rPr>
-                <w:rFonts w:ascii="Droid Sans" w:hAnsi="Droid Sans"/>
-                <w:sz w:val="20"/>
-                <w:szCs w:val="20"/>
-              </w:rPr>
-              <w:t xml:space="preserve">, </w:t>
-            </w:r>
-            <w:r>
-              <w:rPr>
-                <w:rFonts w:ascii="Droid Sans" w:hAnsi="Droid Sans"/>
-                <w:b/>
-                <w:bCs/>
-                <w:sz w:val="20"/>
-                <w:szCs w:val="20"/>
-              </w:rPr>
-              <w:t xml:space="preserve">HTML </w:t>
-            </w:r>
-            <w:r>
-              <w:rPr>
-                <w:rFonts w:ascii="Droid Sans" w:hAnsi="Droid Sans"/>
-                <w:sz w:val="20"/>
-                <w:szCs w:val="20"/>
-              </w:rPr>
-              <w:t>and</w:t>
-            </w:r>
-            <w:r>
-              <w:rPr>
-                <w:rFonts w:ascii="Droid Sans" w:hAnsi="Droid Sans"/>
-                <w:sz w:val="20"/>
-                <w:szCs w:val="20"/>
-              </w:rPr>
-              <w:t xml:space="preserve"> </w:t>
-            </w:r>
-            <w:r>
-              <w:rPr>
-                <w:rFonts w:ascii="Droid Sans" w:hAnsi="Droid Sans"/>
-                <w:b/>
-                <w:bCs/>
-                <w:sz w:val="20"/>
-                <w:szCs w:val="20"/>
-              </w:rPr>
-              <w:t>CSS</w:t>
+              <w:t>HTML/CSS</w:t>
             </w:r>
           </w:p>
           <w:p>
@@ -5924,7 +6146,27 @@
                 <w:sz w:val="20"/>
                 <w:szCs w:val="20"/>
               </w:rPr>
-              <w:t>lightweight</w:t>
+              <w:t xml:space="preserve">data visualization </w:t>
+            </w:r>
+            <w:r>
+              <w:rPr>
+                <w:rFonts w:ascii="Droid Sans" w:hAnsi="Droid Sans"/>
+                <w:b w:val="false"/>
+                <w:bCs w:val="false"/>
+                <w:sz w:val="20"/>
+                <w:szCs w:val="20"/>
+              </w:rPr>
+              <w:t>in</w:t>
+            </w:r>
+            <w:r>
+              <w:rPr>
+                <w:rFonts w:ascii="Droid Sans" w:hAnsi="Droid Sans"/>
+                <w:b w:val="false"/>
+                <w:bCs w:val="false"/>
+                <w:sz w:val="20"/>
+                <w:szCs w:val="20"/>
+              </w:rPr>
+              <w:t xml:space="preserve"> </w:t>
             </w:r>
             <w:r>
               <w:rPr>
@@ -5934,7 +6176,15 @@
                 <w:sz w:val="20"/>
                 <w:szCs w:val="20"/>
               </w:rPr>
-              <w:t xml:space="preserve"> </w:t>
+              <w:t>Raphael.js</w:t>
+            </w:r>
+            <w:r>
+              <w:rPr>
+                <w:rFonts w:ascii="Droid Sans" w:hAnsi="Droid Sans"/>
+                <w:sz w:val="20"/>
+                <w:szCs w:val="20"/>
+              </w:rPr>
+              <w:t xml:space="preserve">, </w:t>
             </w:r>
             <w:r>
               <w:rPr>
@@ -5944,27 +6194,17 @@
                 <w:sz w:val="20"/>
                 <w:szCs w:val="20"/>
               </w:rPr>
-              <w:t xml:space="preserve">MVC </w:t>
-            </w:r>
-            <w:r>
-              <w:rPr>
-                <w:rFonts w:ascii="Droid Sans" w:hAnsi="Droid Sans"/>
-                <w:b w:val="false"/>
-                <w:bCs w:val="false"/>
-                <w:sz w:val="20"/>
-                <w:szCs w:val="20"/>
-              </w:rPr>
-              <w:t xml:space="preserve">architecture </w:t>
-            </w:r>
-            <w:r>
-              <w:rPr>
-                <w:rFonts w:ascii="Droid Sans" w:hAnsi="Droid Sans"/>
-                <w:b w:val="false"/>
-                <w:bCs w:val="false"/>
-                <w:sz w:val="20"/>
-                <w:szCs w:val="20"/>
-              </w:rPr>
-              <w:t>with</w:t>
+              <w:t>SVG</w:t>
+            </w:r>
+            <w:r>
+              <w:rPr>
+                <w:rFonts w:ascii="Droid Sans" w:hAnsi="Droid Sans"/>
+                <w:b w:val="false"/>
+                <w:bCs w:val="false"/>
+                <w:sz w:val="20"/>
+                <w:szCs w:val="20"/>
+              </w:rPr>
+              <w:t>/</w:t>
             </w:r>
             <w:r>
               <w:rPr>
@@ -5974,37 +6214,7 @@
                 <w:sz w:val="20"/>
                 <w:szCs w:val="20"/>
               </w:rPr>
-              <w:t xml:space="preserve"> </w:t>
-            </w:r>
-            <w:r>
-              <w:rPr>
-                <w:rFonts w:ascii="Droid Sans" w:hAnsi="Droid Sans"/>
-                <w:b/>
-                <w:bCs/>
-                <w:sz w:val="20"/>
-                <w:szCs w:val="20"/>
-              </w:rPr>
-              <w:t xml:space="preserve">jQuery </w:t>
-            </w:r>
-            <w:r>
-              <w:rPr>
-                <w:rFonts w:ascii="Droid Sans" w:hAnsi="Droid Sans"/>
-                <w:b/>
-                <w:bCs/>
-                <w:sz w:val="20"/>
-                <w:szCs w:val="20"/>
-              </w:rPr>
-              <w:t>i</w:t>
-            </w:r>
-            <w:r>
-              <w:rPr>
-                <w:rFonts w:ascii="Droid Sans" w:hAnsi="Droid Sans"/>
-                <w:b/>
-                <w:bCs/>
-                <w:sz w:val="20"/>
-                <w:szCs w:val="20"/>
-              </w:rPr>
-              <w:t>nheritance</w:t>
+              <w:t>VML</w:t>
             </w:r>
           </w:p>
           <w:p>
@@ -6016,418 +6226,22 @@
               </w:numPr>
               <w:rPr>
                 <w:rFonts w:ascii="Droid Sans" w:hAnsi="Droid Sans"/>
-                <w:sz w:val="20"/>
-                <w:szCs w:val="20"/>
-              </w:rPr>
-            </w:pPr>
-            <w:r>
-              <w:rPr>
-                <w:rFonts w:ascii="Droid Sans" w:hAnsi="Droid Sans"/>
-                <w:b/>
-                <w:bCs/>
-                <w:sz w:val="20"/>
-                <w:szCs w:val="20"/>
-              </w:rPr>
-              <w:t>Python/Django</w:t>
-            </w:r>
-            <w:r>
-              <w:rPr>
-                <w:rFonts w:ascii="Droid Sans" w:hAnsi="Droid Sans"/>
-                <w:b w:val="false"/>
-                <w:bCs w:val="false"/>
-                <w:sz w:val="20"/>
-                <w:szCs w:val="20"/>
-              </w:rPr>
-              <w:t xml:space="preserve"> </w:t>
-            </w:r>
-            <w:r>
-              <w:rPr>
-                <w:rFonts w:ascii="Droid Sans" w:hAnsi="Droid Sans"/>
-                <w:b w:val="false"/>
-                <w:bCs w:val="false"/>
-                <w:sz w:val="20"/>
-                <w:szCs w:val="20"/>
-              </w:rPr>
-              <w:t>on the back-end side</w:t>
-            </w:r>
-          </w:p>
-          <w:p>
-            <w:pPr>
-              <w:pStyle w:val="Normal"/>
-              <w:numPr>
-                <w:ilvl w:val="0"/>
-                <w:numId w:val="5"/>
-              </w:numPr>
-              <w:rPr>
-                <w:rFonts w:ascii="Droid Sans" w:hAnsi="Droid Sans"/>
-                <w:sz w:val="20"/>
-                <w:szCs w:val="20"/>
-              </w:rPr>
-            </w:pPr>
-            <w:r>
-              <w:rPr>
-                <w:rFonts w:ascii="Droid Sans" w:hAnsi="Droid Sans"/>
-                <w:b/>
-                <w:bCs/>
-                <w:sz w:val="20"/>
-                <w:szCs w:val="20"/>
-              </w:rPr>
-              <w:t>PostgreSQL</w:t>
-            </w:r>
-            <w:r>
-              <w:rPr>
-                <w:rFonts w:ascii="Droid Sans" w:hAnsi="Droid Sans"/>
-                <w:sz w:val="20"/>
-                <w:szCs w:val="20"/>
-              </w:rPr>
-              <w:t xml:space="preserve"> </w:t>
-            </w:r>
-            <w:r>
-              <w:rPr>
-                <w:rFonts w:ascii="Droid Sans" w:hAnsi="Droid Sans"/>
-                <w:sz w:val="20"/>
-                <w:szCs w:val="20"/>
-              </w:rPr>
-              <w:t>database</w:t>
-            </w:r>
-          </w:p>
-          <w:p>
-            <w:pPr>
-              <w:pStyle w:val="Normal"/>
-              <w:numPr>
-                <w:ilvl w:val="0"/>
-                <w:numId w:val="5"/>
-              </w:numPr>
-              <w:rPr>
-                <w:rFonts w:ascii="Droid Sans" w:hAnsi="Droid Sans"/>
-                <w:sz w:val="20"/>
-                <w:szCs w:val="20"/>
-              </w:rPr>
-            </w:pPr>
-            <w:r>
-              <w:rPr>
-                <w:rFonts w:ascii="Droid Sans" w:hAnsi="Droid Sans"/>
-                <w:sz w:val="20"/>
-                <w:szCs w:val="20"/>
-              </w:rPr>
-              <w:t xml:space="preserve">data visualization in </w:t>
-            </w:r>
-            <w:r>
-              <w:rPr>
-                <w:rFonts w:ascii="Droid Sans" w:hAnsi="Droid Sans"/>
-                <w:b/>
-                <w:bCs/>
-                <w:sz w:val="20"/>
-                <w:szCs w:val="20"/>
-              </w:rPr>
-              <w:t>FusionCharts</w:t>
-            </w:r>
-            <w:r>
-              <w:rPr>
-                <w:rFonts w:ascii="Droid Sans" w:hAnsi="Droid Sans"/>
-                <w:sz w:val="20"/>
-                <w:szCs w:val="20"/>
-              </w:rPr>
-              <w:t xml:space="preserve"> </w:t>
-            </w:r>
-            <w:r>
-              <w:rPr>
-                <w:rFonts w:ascii="Droid Sans" w:hAnsi="Droid Sans"/>
-                <w:sz w:val="20"/>
-                <w:szCs w:val="20"/>
-              </w:rPr>
-              <w:t xml:space="preserve">and </w:t>
-            </w:r>
-            <w:r>
-              <w:rPr>
-                <w:rFonts w:ascii="Droid Sans" w:hAnsi="Droid Sans"/>
-                <w:b/>
-                <w:bCs/>
-                <w:sz w:val="20"/>
-                <w:szCs w:val="20"/>
-              </w:rPr>
-              <w:t>DataTables</w:t>
-            </w:r>
-          </w:p>
-          <w:p>
-            <w:pPr>
-              <w:pStyle w:val="Normal"/>
-              <w:numPr>
-                <w:ilvl w:val="0"/>
-                <w:numId w:val="5"/>
-              </w:numPr>
-              <w:rPr>
-                <w:rFonts w:ascii="Droid Sans" w:hAnsi="Droid Sans"/>
-                <w:sz w:val="20"/>
-                <w:szCs w:val="20"/>
-              </w:rPr>
-            </w:pPr>
-            <w:r>
-              <w:rPr>
-                <w:rFonts w:ascii="Droid Sans" w:hAnsi="Droid Sans"/>
-                <w:b/>
-                <w:bCs/>
-                <w:sz w:val="20"/>
-                <w:szCs w:val="20"/>
-              </w:rPr>
-              <w:t>Qunit</w:t>
-            </w:r>
-            <w:r>
-              <w:rPr>
-                <w:rFonts w:ascii="Droid Sans" w:hAnsi="Droid Sans"/>
-                <w:b w:val="false"/>
-                <w:bCs w:val="false"/>
-                <w:sz w:val="20"/>
-                <w:szCs w:val="20"/>
-              </w:rPr>
-              <w:t xml:space="preserve">, </w:t>
-            </w:r>
-            <w:r>
-              <w:rPr>
-                <w:rFonts w:ascii="Droid Sans" w:hAnsi="Droid Sans"/>
-                <w:b w:val="false"/>
-                <w:bCs w:val="false"/>
-                <w:sz w:val="20"/>
-                <w:szCs w:val="20"/>
-              </w:rPr>
-              <w:t xml:space="preserve">cross-browser testing </w:t>
-            </w:r>
-            <w:r>
-              <w:rPr>
-                <w:rFonts w:ascii="Droid Sans" w:hAnsi="Droid Sans"/>
-                <w:b w:val="false"/>
-                <w:bCs w:val="false"/>
-                <w:sz w:val="20"/>
-                <w:szCs w:val="20"/>
-              </w:rPr>
-              <w:t xml:space="preserve">by </w:t>
-            </w:r>
-            <w:r>
-              <w:rPr>
-                <w:rFonts w:ascii="Droid Sans" w:hAnsi="Droid Sans"/>
-                <w:b/>
-                <w:bCs/>
-                <w:sz w:val="20"/>
-                <w:szCs w:val="20"/>
-              </w:rPr>
-              <w:t>BrowserStack</w:t>
-            </w:r>
-          </w:p>
-          <w:p>
-            <w:pPr>
-              <w:pStyle w:val="Normal"/>
-              <w:ind w:left="113" w:right="0" w:hanging="0"/>
-              <w:rPr>
-                <w:rFonts w:ascii="Droid Sans" w:hAnsi="Droid Sans"/>
-                <w:sz w:val="20"/>
-                <w:szCs w:val="20"/>
-                <w:u w:val="single"/>
-              </w:rPr>
-            </w:pPr>
-            <w:r>
-              <w:rPr>
-                <w:rFonts w:ascii="Droid Sans" w:hAnsi="Droid Sans"/>
-                <w:sz w:val="20"/>
-                <w:szCs w:val="20"/>
-                <w:u w:val="single"/>
-              </w:rPr>
-              <w:t xml:space="preserve">Force-based </w:t>
-            </w:r>
-            <w:r>
-              <w:rPr>
-                <w:rFonts w:ascii="Droid Sans" w:hAnsi="Droid Sans"/>
-                <w:sz w:val="20"/>
-                <w:szCs w:val="20"/>
-                <w:u w:val="single"/>
-              </w:rPr>
-              <w:t>diagram:</w:t>
-            </w:r>
-          </w:p>
-          <w:p>
-            <w:pPr>
-              <w:pStyle w:val="Normal"/>
-              <w:numPr>
-                <w:ilvl w:val="0"/>
-                <w:numId w:val="6"/>
-              </w:numPr>
-              <w:rPr>
-                <w:rFonts w:ascii="Droid Sans" w:hAnsi="Droid Sans"/>
-                <w:sz w:val="20"/>
-                <w:szCs w:val="20"/>
-              </w:rPr>
-            </w:pPr>
-            <w:r>
-              <w:rPr>
-                <w:rFonts w:ascii="Droid Sans" w:hAnsi="Droid Sans"/>
-                <w:sz w:val="20"/>
-                <w:szCs w:val="20"/>
-              </w:rPr>
-              <w:t xml:space="preserve">written in </w:t>
-            </w:r>
-            <w:r>
-              <w:rPr>
-                <w:rFonts w:ascii="Droid Sans" w:hAnsi="Droid Sans"/>
-                <w:sz w:val="20"/>
-                <w:szCs w:val="20"/>
-              </w:rPr>
-              <w:t>JavaScript (</w:t>
-            </w:r>
-            <w:r>
-              <w:rPr>
-                <w:rFonts w:ascii="Droid Sans" w:hAnsi="Droid Sans"/>
-                <w:b/>
-                <w:bCs/>
-                <w:sz w:val="20"/>
-                <w:szCs w:val="20"/>
-              </w:rPr>
-              <w:t>jQuery</w:t>
-            </w:r>
-            <w:r>
-              <w:rPr>
-                <w:rFonts w:ascii="Droid Sans" w:hAnsi="Droid Sans"/>
-                <w:sz w:val="20"/>
-                <w:szCs w:val="20"/>
-              </w:rPr>
-              <w:t xml:space="preserve">), </w:t>
-            </w:r>
-            <w:r>
-              <w:rPr>
-                <w:rFonts w:ascii="Droid Sans" w:hAnsi="Droid Sans"/>
-                <w:b/>
-                <w:bCs/>
-                <w:sz w:val="20"/>
-                <w:szCs w:val="20"/>
-              </w:rPr>
-              <w:t>HTML/CSS</w:t>
-            </w:r>
-          </w:p>
-          <w:p>
-            <w:pPr>
-              <w:pStyle w:val="Normal"/>
-              <w:numPr>
-                <w:ilvl w:val="0"/>
-                <w:numId w:val="6"/>
-              </w:numPr>
-              <w:rPr>
-                <w:rFonts w:ascii="Droid Sans" w:hAnsi="Droid Sans"/>
-                <w:sz w:val="20"/>
-                <w:szCs w:val="20"/>
-              </w:rPr>
-            </w:pPr>
-            <w:r>
-              <w:rPr>
-                <w:rFonts w:ascii="Droid Sans" w:hAnsi="Droid Sans"/>
-                <w:b w:val="false"/>
-                <w:bCs w:val="false"/>
-                <w:sz w:val="20"/>
-                <w:szCs w:val="20"/>
-              </w:rPr>
-              <w:t xml:space="preserve">data visualization </w:t>
-            </w:r>
-            <w:r>
-              <w:rPr>
-                <w:rFonts w:ascii="Droid Sans" w:hAnsi="Droid Sans"/>
-                <w:b w:val="false"/>
-                <w:bCs w:val="false"/>
-                <w:sz w:val="20"/>
-                <w:szCs w:val="20"/>
-              </w:rPr>
-              <w:t>in</w:t>
-            </w:r>
-            <w:r>
-              <w:rPr>
-                <w:rFonts w:ascii="Droid Sans" w:hAnsi="Droid Sans"/>
-                <w:b w:val="false"/>
-                <w:bCs w:val="false"/>
-                <w:sz w:val="20"/>
-                <w:szCs w:val="20"/>
-              </w:rPr>
-              <w:t xml:space="preserve"> </w:t>
-            </w:r>
-            <w:r>
-              <w:rPr>
-                <w:rFonts w:ascii="Droid Sans" w:hAnsi="Droid Sans"/>
-                <w:b/>
-                <w:bCs/>
-                <w:sz w:val="20"/>
-                <w:szCs w:val="20"/>
-              </w:rPr>
-              <w:t>Raphael.js</w:t>
-            </w:r>
-            <w:r>
-              <w:rPr>
-                <w:rFonts w:ascii="Droid Sans" w:hAnsi="Droid Sans"/>
-                <w:sz w:val="20"/>
-                <w:szCs w:val="20"/>
-              </w:rPr>
-              <w:t xml:space="preserve">, </w:t>
-            </w:r>
-            <w:r>
-              <w:rPr>
-                <w:rFonts w:ascii="Droid Sans" w:hAnsi="Droid Sans"/>
-                <w:b/>
-                <w:bCs/>
-                <w:sz w:val="20"/>
-                <w:szCs w:val="20"/>
-              </w:rPr>
-              <w:t>SVG</w:t>
-            </w:r>
-            <w:r>
-              <w:rPr>
-                <w:rFonts w:ascii="Droid Sans" w:hAnsi="Droid Sans"/>
-                <w:b w:val="false"/>
-                <w:bCs w:val="false"/>
-                <w:sz w:val="20"/>
-                <w:szCs w:val="20"/>
-              </w:rPr>
-              <w:t>/</w:t>
-            </w:r>
-            <w:r>
-              <w:rPr>
-                <w:rFonts w:ascii="Droid Sans" w:hAnsi="Droid Sans"/>
-                <w:b/>
-                <w:bCs/>
-                <w:sz w:val="20"/>
-                <w:szCs w:val="20"/>
-              </w:rPr>
-              <w:t>VML</w:t>
-            </w:r>
-          </w:p>
-          <w:p>
-            <w:pPr>
-              <w:pStyle w:val="Normal"/>
-              <w:numPr>
-                <w:ilvl w:val="0"/>
-                <w:numId w:val="6"/>
-              </w:numPr>
-              <w:rPr>
-                <w:rFonts w:ascii="Droid Sans" w:hAnsi="Droid Sans"/>
-                <w:b w:val="false"/>
-                <w:b w:val="false"/>
-                <w:bCs w:val="false"/>
-                <w:sz w:val="20"/>
-                <w:szCs w:val="20"/>
-              </w:rPr>
-            </w:pPr>
-            <w:r>
-              <w:rPr>
-                <w:rFonts w:ascii="Droid Sans" w:hAnsi="Droid Sans"/>
-                <w:b w:val="false"/>
-                <w:bCs w:val="false"/>
-                <w:sz w:val="20"/>
-                <w:szCs w:val="20"/>
-              </w:rPr>
-              <w:t>d</w:t>
-            </w:r>
-            <w:r>
-              <w:rPr>
-                <w:rFonts w:ascii="Droid Sans" w:hAnsi="Droid Sans"/>
-                <w:b w:val="false"/>
-                <w:bCs w:val="false"/>
-                <w:sz w:val="20"/>
-                <w:szCs w:val="20"/>
-              </w:rPr>
-              <w:t>riven by physics and math</w:t>
+                <w:b w:val="false"/>
+                <w:b w:val="false"/>
+                <w:bCs w:val="false"/>
+                <w:sz w:val="20"/>
+                <w:szCs w:val="20"/>
+              </w:rPr>
+            </w:pPr>
+            <w:r>
+              <w:rPr>
+                <w:rFonts w:ascii="Droid Sans" w:hAnsi="Droid Sans"/>
+                <w:b w:val="false"/>
+                <w:bCs w:val="false"/>
+                <w:sz w:val="20"/>
+                <w:szCs w:val="20"/>
+              </w:rPr>
+              <w:t>graph determined by the spring forces and the electrical repulsion</w:t>
             </w:r>
           </w:p>
         </w:tc>
@@ -6568,7 +6382,7 @@
               </w:rPr>
               <w:t xml:space="preserve"> </w:t>
             </w:r>
-            <w:bookmarkStart w:id="5" w:name="DDE_LINK"/>
+            <w:bookmarkStart w:id="4" w:name="DDE_LINK"/>
             <w:r>
               <w:rPr>
                 <w:rFonts w:eastAsia="Times New Roman" w:cs="Times New Roman" w:ascii="Droid Sans" w:hAnsi="Droid Sans"/>
@@ -6581,7 +6395,7 @@
               </w:rPr>
               <w:t>–</w:t>
             </w:r>
-            <w:bookmarkEnd w:id="5"/>
+            <w:bookmarkEnd w:id="4"/>
             <w:r>
               <w:rPr>
                 <w:rFonts w:eastAsia="Times New Roman" w:cs="Times New Roman" w:ascii="Droid Sans" w:hAnsi="Droid Sans"/>
@@ -6920,7 +6734,7 @@
                 <w:sz w:val="20"/>
                 <w:szCs w:val="20"/>
               </w:rPr>
-              <w:t>contributing to science/astronomy, 15k classifications to date: Planet Hunters, Galaxy Zoo, Andromeda Project, Disk Detective, Sun Spotter, Space Warps and more.</w:t>
+              <w:t>contributing to science/astronomy, 16k classifications to date: Planet Hunters, Galaxy Zoo, Andromeda Project, Disk Detective, Sun Spotter, Space Warps and more.</w:t>
             </w:r>
           </w:p>
         </w:tc>
@@ -7485,6 +7299,46 @@
                 <w:sz w:val="20"/>
                 <w:szCs w:val="20"/>
               </w:rPr>
+              <w:t xml:space="preserve">, React, </w:t>
+            </w:r>
+            <w:r>
+              <w:rPr>
+                <w:rFonts w:ascii="Droid Sans" w:hAnsi="Droid Sans"/>
+                <w:sz w:val="20"/>
+                <w:szCs w:val="20"/>
+              </w:rPr>
+              <w:t>Knockout.js, jQuery. HTML5, CSS3, S</w:t>
+            </w:r>
+            <w:r>
+              <w:rPr>
+                <w:rFonts w:ascii="Droid Sans" w:hAnsi="Droid Sans"/>
+                <w:sz w:val="20"/>
+                <w:szCs w:val="20"/>
+              </w:rPr>
+              <w:t>ass</w:t>
+            </w:r>
+            <w:r>
+              <w:rPr>
+                <w:rFonts w:ascii="Droid Sans" w:hAnsi="Droid Sans"/>
+                <w:sz w:val="20"/>
+                <w:szCs w:val="20"/>
+              </w:rPr>
+              <w:t>/</w:t>
+            </w:r>
+            <w:r>
+              <w:rPr>
+                <w:rFonts w:ascii="Droid Sans" w:hAnsi="Droid Sans"/>
+                <w:sz w:val="20"/>
+                <w:szCs w:val="20"/>
+              </w:rPr>
+              <w:t>Less</w:t>
+            </w:r>
+            <w:r>
+              <w:rPr>
+                <w:rFonts w:ascii="Droid Sans" w:hAnsi="Droid Sans"/>
+                <w:sz w:val="20"/>
+                <w:szCs w:val="20"/>
+              </w:rPr>
               <w:t xml:space="preserve">, </w:t>
             </w:r>
             <w:r>
@@ -7493,7 +7347,7 @@
                 <w:sz w:val="20"/>
                 <w:szCs w:val="20"/>
               </w:rPr>
-              <w:t>Knockout.js, jQuery. HTML5, CSS3, SASS/LESS</w:t>
+              <w:t>Bootstrap</w:t>
             </w:r>
           </w:p>
         </w:tc>
@@ -8885,9 +8739,9 @@
       <w:lvlJc w:val="left"/>
       <w:pPr>
         <w:tabs>
-          <w:tab w:val="num" w:pos="833"/>
+          <w:tab w:val="num" w:pos="113"/>
         </w:tabs>
-        <w:ind w:left="833" w:hanging="360"/>
+        <w:ind w:left="113" w:hanging="360"/>
       </w:pPr>
       <w:rPr>
         <w:rFonts w:ascii="Symbol" w:hAnsi="Symbol" w:cs="Symbol" w:hint="default"/>
@@ -8903,9 +8757,9 @@
       <w:lvlJc w:val="left"/>
       <w:pPr>
         <w:tabs>
-          <w:tab w:val="num" w:pos="1193"/>
+          <w:tab w:val="num" w:pos="473"/>
         </w:tabs>
-        <w:ind w:left="1193" w:hanging="360"/>
+        <w:ind w:left="473" w:hanging="360"/>
       </w:pPr>
       <w:rPr>
         <w:rFonts w:ascii="OpenSymbol" w:hAnsi="OpenSymbol" w:cs="OpenSymbol" w:hint="default"/>
@@ -8921,9 +8775,9 @@
       <w:lvlJc w:val="left"/>
       <w:pPr>
         <w:tabs>
-          <w:tab w:val="num" w:pos="1553"/>
+          <w:tab w:val="num" w:pos="833"/>
         </w:tabs>
-        <w:ind w:left="1553" w:hanging="360"/>
+        <w:ind w:left="833" w:hanging="360"/>
       </w:pPr>
       <w:rPr>
         <w:rFonts w:ascii="OpenSymbol" w:hAnsi="OpenSymbol" w:cs="OpenSymbol" w:hint="default"/>
@@ -8939,9 +8793,9 @@
       <w:lvlJc w:val="left"/>
       <w:pPr>
         <w:tabs>
-          <w:tab w:val="num" w:pos="1913"/>
+          <w:tab w:val="num" w:pos="1193"/>
         </w:tabs>
-        <w:ind w:left="1913" w:hanging="360"/>
+        <w:ind w:left="1193" w:hanging="360"/>
       </w:pPr>
       <w:rPr>
         <w:rFonts w:ascii="Symbol" w:hAnsi="Symbol" w:cs="Symbol" w:hint="default"/>
@@ -8957,9 +8811,9 @@
       <w:lvlJc w:val="left"/>
       <w:pPr>
         <w:tabs>
-          <w:tab w:val="num" w:pos="2273"/>
+          <w:tab w:val="num" w:pos="1553"/>
         </w:tabs>
-        <w:ind w:left="2273" w:hanging="360"/>
+        <w:ind w:left="1553" w:hanging="360"/>
       </w:pPr>
       <w:rPr>
         <w:rFonts w:ascii="OpenSymbol" w:hAnsi="OpenSymbol" w:cs="OpenSymbol" w:hint="default"/>
@@ -8975,9 +8829,9 @@
       <w:lvlJc w:val="left"/>
       <w:pPr>
         <w:tabs>
-          <w:tab w:val="num" w:pos="2633"/>
+          <w:tab w:val="num" w:pos="1913"/>
         </w:tabs>
-        <w:ind w:left="2633" w:hanging="360"/>
+        <w:ind w:left="1913" w:hanging="360"/>
       </w:pPr>
       <w:rPr>
         <w:rFonts w:ascii="OpenSymbol" w:hAnsi="OpenSymbol" w:cs="OpenSymbol" w:hint="default"/>
@@ -8993,9 +8847,9 @@
       <w:lvlJc w:val="left"/>
       <w:pPr>
         <w:tabs>
-          <w:tab w:val="num" w:pos="2993"/>
+          <w:tab w:val="num" w:pos="2273"/>
         </w:tabs>
-        <w:ind w:left="2993" w:hanging="360"/>
+        <w:ind w:left="2273" w:hanging="360"/>
       </w:pPr>
       <w:rPr>
         <w:rFonts w:ascii="Symbol" w:hAnsi="Symbol" w:cs="Symbol" w:hint="default"/>
@@ -9011,9 +8865,9 @@
       <w:lvlJc w:val="left"/>
       <w:pPr>
         <w:tabs>
-          <w:tab w:val="num" w:pos="3353"/>
+          <w:tab w:val="num" w:pos="2633"/>
         </w:tabs>
-        <w:ind w:left="3353" w:hanging="360"/>
+        <w:ind w:left="2633" w:hanging="360"/>
       </w:pPr>
       <w:rPr>
         <w:rFonts w:ascii="OpenSymbol" w:hAnsi="OpenSymbol" w:cs="OpenSymbol" w:hint="default"/>
@@ -9029,9 +8883,9 @@
       <w:lvlJc w:val="left"/>
       <w:pPr>
         <w:tabs>
-          <w:tab w:val="num" w:pos="3713"/>
+          <w:tab w:val="num" w:pos="2993"/>
         </w:tabs>
-        <w:ind w:left="3713" w:hanging="360"/>
+        <w:ind w:left="2993" w:hanging="360"/>
       </w:pPr>
       <w:rPr>
         <w:rFonts w:ascii="OpenSymbol" w:hAnsi="OpenSymbol" w:cs="OpenSymbol" w:hint="default"/>
@@ -9042,170 +8896,6 @@
     </w:lvl>
   </w:abstractNum>
   <w:abstractNum w:abstractNumId="4">
-    <w:lvl w:ilvl="0">
-      <w:start w:val="1"/>
-      <w:numFmt w:val="bullet"/>
-      <w:lvlText w:val=""/>
-      <w:lvlJc w:val="left"/>
-      <w:pPr>
-        <w:tabs>
-          <w:tab w:val="num" w:pos="833"/>
-        </w:tabs>
-        <w:ind w:left="833" w:hanging="360"/>
-      </w:pPr>
-      <w:rPr>
-        <w:rFonts w:ascii="Symbol" w:hAnsi="Symbol" w:cs="Symbol" w:hint="default"/>
-        <w:sz w:val="18"/>
-        <w:szCs w:val="18"/>
-        <w:rFonts w:cs="StarSymbol"/>
-      </w:rPr>
-    </w:lvl>
-    <w:lvl w:ilvl="1">
-      <w:start w:val="1"/>
-      <w:numFmt w:val="bullet"/>
-      <w:lvlText w:val="◦"/>
-      <w:lvlJc w:val="left"/>
-      <w:pPr>
-        <w:tabs>
-          <w:tab w:val="num" w:pos="1193"/>
-        </w:tabs>
-        <w:ind w:left="1193" w:hanging="360"/>
-      </w:pPr>
-      <w:rPr>
-        <w:rFonts w:ascii="OpenSymbol" w:hAnsi="OpenSymbol" w:cs="OpenSymbol" w:hint="default"/>
-        <w:sz w:val="18"/>
-        <w:szCs w:val="18"/>
-        <w:rFonts w:cs="StarSymbol"/>
-      </w:rPr>
-    </w:lvl>
-    <w:lvl w:ilvl="2">
-      <w:start w:val="1"/>
-      <w:numFmt w:val="bullet"/>
-      <w:lvlText w:val="▪"/>
-      <w:lvlJc w:val="left"/>
-      <w:pPr>
-        <w:tabs>
-          <w:tab w:val="num" w:pos="1553"/>
-        </w:tabs>
-        <w:ind w:left="1553" w:hanging="360"/>
-      </w:pPr>
-      <w:rPr>
-        <w:rFonts w:ascii="OpenSymbol" w:hAnsi="OpenSymbol" w:cs="OpenSymbol" w:hint="default"/>
-        <w:sz w:val="18"/>
-        <w:szCs w:val="18"/>
-        <w:rFonts w:cs="StarSymbol"/>
-      </w:rPr>
-    </w:lvl>
-    <w:lvl w:ilvl="3">
-      <w:start w:val="1"/>
-      <w:numFmt w:val="bullet"/>
-      <w:lvlText w:val=""/>
-      <w:lvlJc w:val="left"/>
-      <w:pPr>
-        <w:tabs>
-          <w:tab w:val="num" w:pos="1913"/>
-        </w:tabs>
-        <w:ind w:left="1913" w:hanging="360"/>
-      </w:pPr>
-      <w:rPr>
-        <w:rFonts w:ascii="Symbol" w:hAnsi="Symbol" w:cs="Symbol" w:hint="default"/>
-        <w:sz w:val="18"/>
-        <w:szCs w:val="18"/>
-        <w:rFonts w:cs="StarSymbol"/>
-      </w:rPr>
-    </w:lvl>
-    <w:lvl w:ilvl="4">
-      <w:start w:val="1"/>
-      <w:numFmt w:val="bullet"/>
-      <w:lvlText w:val="◦"/>
-      <w:lvlJc w:val="left"/>
-      <w:pPr>
-        <w:tabs>
-          <w:tab w:val="num" w:pos="2273"/>
-        </w:tabs>
-        <w:ind w:left="2273" w:hanging="360"/>
-      </w:pPr>
-      <w:rPr>
-        <w:rFonts w:ascii="OpenSymbol" w:hAnsi="OpenSymbol" w:cs="OpenSymbol" w:hint="default"/>
-        <w:sz w:val="18"/>
-        <w:szCs w:val="18"/>
-        <w:rFonts w:cs="StarSymbol"/>
-      </w:rPr>
-    </w:lvl>
-    <w:lvl w:ilvl="5">
-      <w:start w:val="1"/>
-      <w:numFmt w:val="bullet"/>
-      <w:lvlText w:val="▪"/>
-      <w:lvlJc w:val="left"/>
-      <w:pPr>
-        <w:tabs>
-          <w:tab w:val="num" w:pos="2633"/>
-        </w:tabs>
-        <w:ind w:left="2633" w:hanging="360"/>
-      </w:pPr>
-      <w:rPr>
-        <w:rFonts w:ascii="OpenSymbol" w:hAnsi="OpenSymbol" w:cs="OpenSymbol" w:hint="default"/>
-        <w:sz w:val="18"/>
-        <w:szCs w:val="18"/>
-        <w:rFonts w:cs="StarSymbol"/>
-      </w:rPr>
-    </w:lvl>
-    <w:lvl w:ilvl="6">
-      <w:start w:val="1"/>
-      <w:numFmt w:val="bullet"/>
-      <w:lvlText w:val=""/>
-      <w:lvlJc w:val="left"/>
-      <w:pPr>
-        <w:tabs>
-          <w:tab w:val="num" w:pos="2993"/>
-        </w:tabs>
-        <w:ind w:left="2993" w:hanging="360"/>
-      </w:pPr>
-      <w:rPr>
-        <w:rFonts w:ascii="Symbol" w:hAnsi="Symbol" w:cs="Symbol" w:hint="default"/>
-        <w:sz w:val="18"/>
-        <w:szCs w:val="18"/>
-        <w:rFonts w:cs="StarSymbol"/>
-      </w:rPr>
-    </w:lvl>
-    <w:lvl w:ilvl="7">
-      <w:start w:val="1"/>
-      <w:numFmt w:val="bullet"/>
-      <w:lvlText w:val="◦"/>
-      <w:lvlJc w:val="left"/>
-      <w:pPr>
-        <w:tabs>
-          <w:tab w:val="num" w:pos="3353"/>
-        </w:tabs>
-        <w:ind w:left="3353" w:hanging="360"/>
-      </w:pPr>
-      <w:rPr>
-        <w:rFonts w:ascii="OpenSymbol" w:hAnsi="OpenSymbol" w:cs="OpenSymbol" w:hint="default"/>
-        <w:sz w:val="18"/>
-        <w:szCs w:val="18"/>
-        <w:rFonts w:cs="StarSymbol"/>
-      </w:rPr>
-    </w:lvl>
-    <w:lvl w:ilvl="8">
-      <w:start w:val="1"/>
-      <w:numFmt w:val="bullet"/>
-      <w:lvlText w:val="▪"/>
-      <w:lvlJc w:val="left"/>
-      <w:pPr>
-        <w:tabs>
-          <w:tab w:val="num" w:pos="3713"/>
-        </w:tabs>
-        <w:ind w:left="3713" w:hanging="360"/>
-      </w:pPr>
-      <w:rPr>
-        <w:rFonts w:ascii="OpenSymbol" w:hAnsi="OpenSymbol" w:cs="OpenSymbol" w:hint="default"/>
-        <w:sz w:val="18"/>
-        <w:szCs w:val="18"/>
-        <w:rFonts w:cs="StarSymbol"/>
-      </w:rPr>
-    </w:lvl>
-  </w:abstractNum>
-  <w:abstractNum w:abstractNumId="5">
     <w:lvl w:ilvl="0">
       <w:start w:val="1"/>
       <w:numFmt w:val="bullet"/>
@@ -9369,7 +9059,7 @@
       </w:rPr>
     </w:lvl>
   </w:abstractNum>
-  <w:abstractNum w:abstractNumId="6">
+  <w:abstractNum w:abstractNumId="5">
     <w:lvl w:ilvl="0">
       <w:start w:val="1"/>
       <w:numFmt w:val="bullet"/>
@@ -9547,9 +9237,6 @@
   </w:num>
   <w:num w:numId="5">
     <w:abstractNumId w:val="5"/>
-  </w:num>
-  <w:num w:numId="6">
-    <w:abstractNumId w:val="6"/>
   </w:num>
 </w:numbering>
 </file>

--- a/src/cv/Pawel-Jackowski-CV.docx
+++ b/src/cv/Pawel-Jackowski-CV.docx
@@ -1414,37 +1414,37 @@
                 <w:sz w:val="20"/>
                 <w:szCs w:val="20"/>
               </w:rPr>
-              <w:t xml:space="preserve">eviewing web applications for security vulnerabilities </w:t>
-            </w:r>
-            <w:r>
-              <w:rPr>
-                <w:rFonts w:ascii="Droid Sans" w:hAnsi="Droid Sans"/>
-                <w:b w:val="false"/>
-                <w:bCs w:val="false"/>
-                <w:sz w:val="20"/>
-                <w:szCs w:val="20"/>
-              </w:rPr>
-              <w:t xml:space="preserve">and </w:t>
-            </w:r>
-            <w:r>
-              <w:rPr>
-                <w:rFonts w:ascii="Droid Sans" w:hAnsi="Droid Sans"/>
-                <w:b w:val="false"/>
-                <w:bCs w:val="false"/>
-                <w:sz w:val="20"/>
-                <w:szCs w:val="20"/>
-              </w:rPr>
-              <w:t xml:space="preserve">reporting </w:t>
-            </w:r>
-            <w:r>
-              <w:rPr>
-                <w:rFonts w:ascii="Droid Sans" w:hAnsi="Droid Sans"/>
-                <w:b w:val="false"/>
-                <w:bCs w:val="false"/>
-                <w:sz w:val="20"/>
-                <w:szCs w:val="20"/>
-              </w:rPr>
-              <w:t>issues</w:t>
+              <w:t>eview</w:t>
+            </w:r>
+            <w:r>
+              <w:rPr>
+                <w:rFonts w:ascii="Droid Sans" w:hAnsi="Droid Sans"/>
+                <w:b w:val="false"/>
+                <w:bCs w:val="false"/>
+                <w:sz w:val="20"/>
+                <w:szCs w:val="20"/>
+              </w:rPr>
+              <w:t xml:space="preserve">ed </w:t>
+            </w:r>
+            <w:r>
+              <w:rPr>
+                <w:rFonts w:ascii="Droid Sans" w:hAnsi="Droid Sans"/>
+                <w:b w:val="false"/>
+                <w:bCs w:val="false"/>
+                <w:sz w:val="20"/>
+                <w:szCs w:val="20"/>
+              </w:rPr>
+              <w:t xml:space="preserve">web applications for security vulnerabilities </w:t>
+            </w:r>
+            <w:r>
+              <w:rPr>
+                <w:rFonts w:ascii="Droid Sans" w:hAnsi="Droid Sans"/>
+                <w:b w:val="false"/>
+                <w:bCs w:val="false"/>
+                <w:sz w:val="20"/>
+                <w:szCs w:val="20"/>
+              </w:rPr>
+              <w:t>and maintained security backlog</w:t>
             </w:r>
           </w:p>
           <w:p>
@@ -1471,7 +1471,27 @@
                 <w:sz w:val="20"/>
                 <w:szCs w:val="20"/>
               </w:rPr>
-              <w:t xml:space="preserve">performing vulnerability </w:t>
+              <w:t>perform</w:t>
+            </w:r>
+            <w:r>
+              <w:rPr>
+                <w:rFonts w:ascii="Droid Sans" w:hAnsi="Droid Sans"/>
+                <w:b w:val="false"/>
+                <w:bCs w:val="false"/>
+                <w:sz w:val="20"/>
+                <w:szCs w:val="20"/>
+              </w:rPr>
+              <w:t xml:space="preserve">ed </w:t>
+            </w:r>
+            <w:r>
+              <w:rPr>
+                <w:rFonts w:ascii="Droid Sans" w:hAnsi="Droid Sans"/>
+                <w:b w:val="false"/>
+                <w:bCs w:val="false"/>
+                <w:sz w:val="20"/>
+                <w:szCs w:val="20"/>
+              </w:rPr>
+              <w:t xml:space="preserve">vulnerability </w:t>
             </w:r>
             <w:r>
               <w:rPr>
@@ -1511,17 +1531,37 @@
                 <w:sz w:val="20"/>
                 <w:szCs w:val="20"/>
               </w:rPr>
-              <w:t xml:space="preserve">password audits, cloud security review, network audits, </w:t>
-            </w:r>
-            <w:r>
-              <w:rPr>
-                <w:rFonts w:ascii="Droid Sans" w:hAnsi="Droid Sans"/>
-                <w:b w:val="false"/>
-                <w:bCs w:val="false"/>
-                <w:sz w:val="20"/>
-                <w:szCs w:val="20"/>
-              </w:rPr>
-              <w:t>scanning web apps and verifying reports</w:t>
+              <w:t xml:space="preserve">password audits, cloud security review, </w:t>
+            </w:r>
+            <w:r>
+              <w:rPr>
+                <w:rFonts w:ascii="Droid Sans" w:hAnsi="Droid Sans"/>
+                <w:b w:val="false"/>
+                <w:bCs w:val="false"/>
+                <w:sz w:val="20"/>
+                <w:szCs w:val="20"/>
+              </w:rPr>
+              <w:t xml:space="preserve">local </w:t>
+            </w:r>
+            <w:r>
+              <w:rPr>
+                <w:rFonts w:ascii="Droid Sans" w:hAnsi="Droid Sans"/>
+                <w:b w:val="false"/>
+                <w:bCs w:val="false"/>
+                <w:sz w:val="20"/>
+                <w:szCs w:val="20"/>
+              </w:rPr>
+              <w:t xml:space="preserve">network audits, </w:t>
+            </w:r>
+            <w:r>
+              <w:rPr>
+                <w:rFonts w:ascii="Droid Sans" w:hAnsi="Droid Sans"/>
+                <w:b w:val="false"/>
+                <w:bCs w:val="false"/>
+                <w:sz w:val="20"/>
+                <w:szCs w:val="20"/>
+              </w:rPr>
+              <w:t>web application scanning, OSINT recon</w:t>
             </w:r>
           </w:p>
           <w:p>
@@ -1548,27 +1588,27 @@
                 <w:sz w:val="20"/>
                 <w:szCs w:val="20"/>
               </w:rPr>
-              <w:t xml:space="preserve">maintaining </w:t>
-            </w:r>
-            <w:r>
-              <w:rPr>
-                <w:rFonts w:ascii="Droid Sans" w:hAnsi="Droid Sans"/>
-                <w:b w:val="false"/>
-                <w:bCs w:val="false"/>
-                <w:sz w:val="20"/>
-                <w:szCs w:val="20"/>
-              </w:rPr>
-              <w:t xml:space="preserve">security </w:t>
-            </w:r>
-            <w:r>
-              <w:rPr>
-                <w:rFonts w:ascii="Droid Sans" w:hAnsi="Droid Sans"/>
-                <w:b w:val="false"/>
-                <w:bCs w:val="false"/>
-                <w:sz w:val="20"/>
-                <w:szCs w:val="20"/>
-              </w:rPr>
-              <w:t>backlog and prioritizing patching</w:t>
+              <w:t xml:space="preserve">provided security expertise during migration to AWS and cloud </w:t>
+            </w:r>
+            <w:r>
+              <w:rPr>
+                <w:rFonts w:ascii="Droid Sans" w:hAnsi="Droid Sans"/>
+                <w:b w:val="false"/>
+                <w:bCs w:val="false"/>
+                <w:sz w:val="20"/>
+                <w:szCs w:val="20"/>
+              </w:rPr>
+              <w:t xml:space="preserve">infrastructure </w:t>
+            </w:r>
+            <w:r>
+              <w:rPr>
+                <w:rFonts w:ascii="Droid Sans" w:hAnsi="Droid Sans"/>
+                <w:b w:val="false"/>
+                <w:bCs w:val="false"/>
+                <w:sz w:val="20"/>
+                <w:szCs w:val="20"/>
+              </w:rPr>
+              <w:t>changes</w:t>
             </w:r>
           </w:p>
           <w:p>
@@ -1595,27 +1635,37 @@
                 <w:sz w:val="20"/>
                 <w:szCs w:val="20"/>
               </w:rPr>
-              <w:t xml:space="preserve">working with </w:t>
-            </w:r>
-            <w:r>
-              <w:rPr>
-                <w:rFonts w:ascii="Droid Sans" w:hAnsi="Droid Sans"/>
-                <w:b w:val="false"/>
-                <w:bCs w:val="false"/>
-                <w:sz w:val="20"/>
-                <w:szCs w:val="20"/>
-              </w:rPr>
-              <w:t xml:space="preserve">external security researchers </w:t>
-            </w:r>
-            <w:r>
-              <w:rPr>
-                <w:rFonts w:ascii="Droid Sans" w:hAnsi="Droid Sans"/>
-                <w:b w:val="false"/>
-                <w:bCs w:val="false"/>
-                <w:sz w:val="20"/>
-                <w:szCs w:val="20"/>
-              </w:rPr>
-              <w:t>on bug reports</w:t>
+              <w:t xml:space="preserve">assisted the team </w:t>
+            </w:r>
+            <w:r>
+              <w:rPr>
+                <w:rFonts w:ascii="Droid Sans" w:hAnsi="Droid Sans"/>
+                <w:b w:val="false"/>
+                <w:bCs w:val="false"/>
+                <w:sz w:val="20"/>
+                <w:szCs w:val="20"/>
+              </w:rPr>
+              <w:t xml:space="preserve">in </w:t>
+            </w:r>
+            <w:r>
+              <w:rPr>
+                <w:rFonts w:ascii="Droid Sans" w:hAnsi="Droid Sans"/>
+                <w:b w:val="false"/>
+                <w:bCs w:val="false"/>
+                <w:sz w:val="20"/>
+                <w:szCs w:val="20"/>
+              </w:rPr>
+              <w:t xml:space="preserve">GDPR </w:t>
+            </w:r>
+            <w:r>
+              <w:rPr>
+                <w:rFonts w:ascii="Droid Sans" w:hAnsi="Droid Sans"/>
+                <w:b w:val="false"/>
+                <w:bCs w:val="false"/>
+                <w:sz w:val="20"/>
+                <w:szCs w:val="20"/>
+              </w:rPr>
+              <w:t>compliance project</w:t>
             </w:r>
           </w:p>
           <w:p>
@@ -1642,27 +1692,27 @@
                 <w:sz w:val="20"/>
                 <w:szCs w:val="20"/>
               </w:rPr>
-              <w:t xml:space="preserve">providing security feedback during migration to AWS and cloud </w:t>
-            </w:r>
-            <w:r>
-              <w:rPr>
-                <w:rFonts w:ascii="Droid Sans" w:hAnsi="Droid Sans"/>
-                <w:b w:val="false"/>
-                <w:bCs w:val="false"/>
-                <w:sz w:val="20"/>
-                <w:szCs w:val="20"/>
-              </w:rPr>
-              <w:t xml:space="preserve">infrastructure </w:t>
-            </w:r>
-            <w:r>
-              <w:rPr>
-                <w:rFonts w:ascii="Droid Sans" w:hAnsi="Droid Sans"/>
-                <w:b w:val="false"/>
-                <w:bCs w:val="false"/>
-                <w:sz w:val="20"/>
-                <w:szCs w:val="20"/>
-              </w:rPr>
-              <w:t>changes</w:t>
+              <w:t xml:space="preserve">worked with </w:t>
+            </w:r>
+            <w:r>
+              <w:rPr>
+                <w:rFonts w:ascii="Droid Sans" w:hAnsi="Droid Sans"/>
+                <w:b w:val="false"/>
+                <w:bCs w:val="false"/>
+                <w:sz w:val="20"/>
+                <w:szCs w:val="20"/>
+              </w:rPr>
+              <w:t xml:space="preserve">external security researchers </w:t>
+            </w:r>
+            <w:r>
+              <w:rPr>
+                <w:rFonts w:ascii="Droid Sans" w:hAnsi="Droid Sans"/>
+                <w:b w:val="false"/>
+                <w:bCs w:val="false"/>
+                <w:sz w:val="20"/>
+                <w:szCs w:val="20"/>
+              </w:rPr>
+              <w:t>on bug reports</w:t>
             </w:r>
           </w:p>
           <w:p>
@@ -1689,17 +1739,57 @@
                 <w:sz w:val="20"/>
                 <w:szCs w:val="20"/>
               </w:rPr>
-              <w:t xml:space="preserve">harderning Linux, Windows and MacOS machines, </w:t>
-            </w:r>
-            <w:r>
-              <w:rPr>
-                <w:rFonts w:ascii="Droid Sans" w:hAnsi="Droid Sans"/>
-                <w:b w:val="false"/>
-                <w:bCs w:val="false"/>
-                <w:sz w:val="20"/>
-                <w:szCs w:val="20"/>
-              </w:rPr>
-              <w:t>and assisting IT in MDM</w:t>
+              <w:t xml:space="preserve">provided </w:t>
+            </w:r>
+            <w:r>
+              <w:rPr>
+                <w:rFonts w:ascii="Droid Sans" w:hAnsi="Droid Sans"/>
+                <w:b w:val="false"/>
+                <w:bCs w:val="false"/>
+                <w:sz w:val="20"/>
+                <w:szCs w:val="20"/>
+              </w:rPr>
+              <w:t>hard</w:t>
+            </w:r>
+            <w:r>
+              <w:rPr>
+                <w:rFonts w:ascii="Droid Sans" w:hAnsi="Droid Sans"/>
+                <w:b w:val="false"/>
+                <w:bCs w:val="false"/>
+                <w:sz w:val="20"/>
+                <w:szCs w:val="20"/>
+              </w:rPr>
+              <w:t xml:space="preserve">ening policies for </w:t>
+            </w:r>
+            <w:r>
+              <w:rPr>
+                <w:rFonts w:ascii="Droid Sans" w:hAnsi="Droid Sans"/>
+                <w:b w:val="false"/>
+                <w:bCs w:val="false"/>
+                <w:sz w:val="20"/>
+                <w:szCs w:val="20"/>
+              </w:rPr>
+              <w:t xml:space="preserve">Linux, Windows and </w:t>
+            </w:r>
+            <w:r>
+              <w:rPr>
+                <w:rFonts w:ascii="Droid Sans" w:hAnsi="Droid Sans"/>
+                <w:b w:val="false"/>
+                <w:bCs w:val="false"/>
+                <w:sz w:val="20"/>
+                <w:szCs w:val="20"/>
+              </w:rPr>
+              <w:t>m</w:t>
+            </w:r>
+            <w:r>
+              <w:rPr>
+                <w:rFonts w:ascii="Droid Sans" w:hAnsi="Droid Sans"/>
+                <w:b w:val="false"/>
+                <w:bCs w:val="false"/>
+                <w:sz w:val="20"/>
+                <w:szCs w:val="20"/>
+              </w:rPr>
+              <w:t>acOS machines</w:t>
             </w:r>
           </w:p>
           <w:p>
@@ -1726,7 +1816,87 @@
                 <w:sz w:val="20"/>
                 <w:szCs w:val="20"/>
               </w:rPr>
-              <w:t>assisting the devops team and security champions in the dev teams</w:t>
+              <w:t>assist</w:t>
+            </w:r>
+            <w:r>
+              <w:rPr>
+                <w:rFonts w:ascii="Droid Sans" w:hAnsi="Droid Sans"/>
+                <w:b w:val="false"/>
+                <w:bCs w:val="false"/>
+                <w:sz w:val="20"/>
+                <w:szCs w:val="20"/>
+              </w:rPr>
+              <w:t>ed</w:t>
+            </w:r>
+            <w:r>
+              <w:rPr>
+                <w:rFonts w:ascii="Droid Sans" w:hAnsi="Droid Sans"/>
+                <w:b w:val="false"/>
+                <w:bCs w:val="false"/>
+                <w:sz w:val="20"/>
+                <w:szCs w:val="20"/>
+              </w:rPr>
+              <w:t xml:space="preserve"> the </w:t>
+            </w:r>
+            <w:r>
+              <w:rPr>
+                <w:rFonts w:ascii="Droid Sans" w:hAnsi="Droid Sans"/>
+                <w:b w:val="false"/>
+                <w:bCs w:val="false"/>
+                <w:sz w:val="20"/>
+                <w:szCs w:val="20"/>
+              </w:rPr>
+              <w:t>D</w:t>
+            </w:r>
+            <w:r>
+              <w:rPr>
+                <w:rFonts w:ascii="Droid Sans" w:hAnsi="Droid Sans"/>
+                <w:b w:val="false"/>
+                <w:bCs w:val="false"/>
+                <w:sz w:val="20"/>
+                <w:szCs w:val="20"/>
+              </w:rPr>
+              <w:t>ev</w:t>
+            </w:r>
+            <w:r>
+              <w:rPr>
+                <w:rFonts w:ascii="Droid Sans" w:hAnsi="Droid Sans"/>
+                <w:b w:val="false"/>
+                <w:bCs w:val="false"/>
+                <w:sz w:val="20"/>
+                <w:szCs w:val="20"/>
+              </w:rPr>
+              <w:t>O</w:t>
+            </w:r>
+            <w:r>
+              <w:rPr>
+                <w:rFonts w:ascii="Droid Sans" w:hAnsi="Droid Sans"/>
+                <w:b w:val="false"/>
+                <w:bCs w:val="false"/>
+                <w:sz w:val="20"/>
+                <w:szCs w:val="20"/>
+              </w:rPr>
+              <w:t xml:space="preserve">ps team, security champions </w:t>
+            </w:r>
+            <w:r>
+              <w:rPr>
+                <w:rFonts w:ascii="Droid Sans" w:hAnsi="Droid Sans"/>
+                <w:b w:val="false"/>
+                <w:bCs w:val="false"/>
+                <w:sz w:val="20"/>
+                <w:szCs w:val="20"/>
+              </w:rPr>
+              <w:t xml:space="preserve">and software engineers in day to day tasks and </w:t>
+            </w:r>
+            <w:r>
+              <w:rPr>
+                <w:rFonts w:ascii="Droid Sans" w:hAnsi="Droid Sans"/>
+                <w:b w:val="false"/>
+                <w:bCs w:val="false"/>
+                <w:sz w:val="20"/>
+                <w:szCs w:val="20"/>
+              </w:rPr>
+              <w:t>SDLC</w:t>
             </w:r>
           </w:p>
           <w:p>
@@ -1753,17 +1923,47 @@
                 <w:sz w:val="20"/>
                 <w:szCs w:val="20"/>
               </w:rPr>
-              <w:t xml:space="preserve">assisting the software engineers in </w:t>
-            </w:r>
-            <w:r>
-              <w:rPr>
-                <w:rFonts w:ascii="Droid Sans" w:hAnsi="Droid Sans"/>
-                <w:b w:val="false"/>
-                <w:bCs w:val="false"/>
-                <w:sz w:val="20"/>
-                <w:szCs w:val="20"/>
-              </w:rPr>
-              <w:t>SDLC training</w:t>
+              <w:t xml:space="preserve">provided </w:t>
+            </w:r>
+            <w:r>
+              <w:rPr>
+                <w:rFonts w:ascii="Droid Sans" w:hAnsi="Droid Sans"/>
+                <w:b w:val="false"/>
+                <w:bCs w:val="false"/>
+                <w:sz w:val="20"/>
+                <w:szCs w:val="20"/>
+              </w:rPr>
+              <w:t xml:space="preserve">security </w:t>
+            </w:r>
+            <w:r>
+              <w:rPr>
+                <w:rFonts w:ascii="Droid Sans" w:hAnsi="Droid Sans"/>
+                <w:b w:val="false"/>
+                <w:bCs w:val="false"/>
+                <w:sz w:val="20"/>
+                <w:szCs w:val="20"/>
+              </w:rPr>
+              <w:t xml:space="preserve">awareness training and </w:t>
+            </w:r>
+            <w:r>
+              <w:rPr>
+                <w:rFonts w:ascii="Droid Sans" w:hAnsi="Droid Sans"/>
+                <w:b w:val="false"/>
+                <w:bCs w:val="false"/>
+                <w:sz w:val="20"/>
+                <w:szCs w:val="20"/>
+              </w:rPr>
+              <w:t xml:space="preserve">education </w:t>
+            </w:r>
+            <w:r>
+              <w:rPr>
+                <w:rFonts w:ascii="Droid Sans" w:hAnsi="Droid Sans"/>
+                <w:b w:val="false"/>
+                <w:bCs w:val="false"/>
+                <w:sz w:val="20"/>
+                <w:szCs w:val="20"/>
+              </w:rPr>
+              <w:t>to all employees</w:t>
             </w:r>
           </w:p>
           <w:p>
@@ -1790,47 +1990,27 @@
                 <w:sz w:val="20"/>
                 <w:szCs w:val="20"/>
               </w:rPr>
-              <w:t xml:space="preserve">providing </w:t>
-            </w:r>
-            <w:r>
-              <w:rPr>
-                <w:rFonts w:ascii="Droid Sans" w:hAnsi="Droid Sans"/>
-                <w:b w:val="false"/>
-                <w:bCs w:val="false"/>
-                <w:sz w:val="20"/>
-                <w:szCs w:val="20"/>
-              </w:rPr>
-              <w:t xml:space="preserve">security </w:t>
-            </w:r>
-            <w:r>
-              <w:rPr>
-                <w:rFonts w:ascii="Droid Sans" w:hAnsi="Droid Sans"/>
-                <w:b w:val="false"/>
-                <w:bCs w:val="false"/>
-                <w:sz w:val="20"/>
-                <w:szCs w:val="20"/>
-              </w:rPr>
-              <w:t xml:space="preserve">awareness training and </w:t>
-            </w:r>
-            <w:r>
-              <w:rPr>
-                <w:rFonts w:ascii="Droid Sans" w:hAnsi="Droid Sans"/>
-                <w:b w:val="false"/>
-                <w:bCs w:val="false"/>
-                <w:sz w:val="20"/>
-                <w:szCs w:val="20"/>
-              </w:rPr>
-              <w:t xml:space="preserve">education </w:t>
-            </w:r>
-            <w:r>
-              <w:rPr>
-                <w:rFonts w:ascii="Droid Sans" w:hAnsi="Droid Sans"/>
-                <w:b w:val="false"/>
-                <w:bCs w:val="false"/>
-                <w:sz w:val="20"/>
-                <w:szCs w:val="20"/>
-              </w:rPr>
-              <w:t>to all employees</w:t>
+              <w:t xml:space="preserve">reported </w:t>
+            </w:r>
+            <w:r>
+              <w:rPr>
+                <w:rFonts w:ascii="Droid Sans" w:hAnsi="Droid Sans"/>
+                <w:b w:val="false"/>
+                <w:bCs w:val="false"/>
+                <w:sz w:val="20"/>
+                <w:szCs w:val="20"/>
+              </w:rPr>
+              <w:t xml:space="preserve">on security KPIs </w:t>
+            </w:r>
+            <w:r>
+              <w:rPr>
+                <w:rFonts w:ascii="Droid Sans" w:hAnsi="Droid Sans"/>
+                <w:b w:val="false"/>
+                <w:bCs w:val="false"/>
+                <w:sz w:val="20"/>
+                <w:szCs w:val="20"/>
+              </w:rPr>
+              <w:t>and security scorecard</w:t>
             </w:r>
           </w:p>
           <w:p>
@@ -1857,27 +2037,37 @@
                 <w:sz w:val="20"/>
                 <w:szCs w:val="20"/>
               </w:rPr>
-              <w:t xml:space="preserve">running weekly </w:t>
-            </w:r>
-            <w:r>
-              <w:rPr>
-                <w:rFonts w:ascii="Droid Sans" w:hAnsi="Droid Sans"/>
-                <w:b w:val="false"/>
-                <w:bCs w:val="false"/>
-                <w:sz w:val="20"/>
-                <w:szCs w:val="20"/>
-              </w:rPr>
-              <w:t xml:space="preserve">information </w:t>
-            </w:r>
-            <w:r>
-              <w:rPr>
-                <w:rFonts w:ascii="Droid Sans" w:hAnsi="Droid Sans"/>
-                <w:b w:val="false"/>
-                <w:bCs w:val="false"/>
-                <w:sz w:val="20"/>
-                <w:szCs w:val="20"/>
-              </w:rPr>
-              <w:t>security meetings</w:t>
+              <w:t xml:space="preserve">provided </w:t>
+            </w:r>
+            <w:r>
+              <w:rPr>
+                <w:rFonts w:ascii="Droid Sans" w:hAnsi="Droid Sans"/>
+                <w:b w:val="false"/>
+                <w:bCs w:val="false"/>
+                <w:sz w:val="20"/>
+                <w:szCs w:val="20"/>
+              </w:rPr>
+              <w:t xml:space="preserve">feedback on security </w:t>
+            </w:r>
+            <w:r>
+              <w:rPr>
+                <w:rFonts w:ascii="Droid Sans" w:hAnsi="Droid Sans"/>
+                <w:b w:val="false"/>
+                <w:bCs w:val="false"/>
+                <w:sz w:val="20"/>
+                <w:szCs w:val="20"/>
+              </w:rPr>
+              <w:t xml:space="preserve">during </w:t>
+            </w:r>
+            <w:r>
+              <w:rPr>
+                <w:rFonts w:ascii="Droid Sans" w:hAnsi="Droid Sans"/>
+                <w:b w:val="false"/>
+                <w:bCs w:val="false"/>
+                <w:sz w:val="20"/>
+                <w:szCs w:val="20"/>
+              </w:rPr>
+              <w:t>internal and external audits</w:t>
             </w:r>
           </w:p>
           <w:p>
@@ -1904,17 +2094,57 @@
                 <w:sz w:val="20"/>
                 <w:szCs w:val="20"/>
               </w:rPr>
-              <w:t xml:space="preserve">reporting on security KPIs </w:t>
-            </w:r>
-            <w:r>
-              <w:rPr>
-                <w:rFonts w:ascii="Droid Sans" w:hAnsi="Droid Sans"/>
-                <w:b w:val="false"/>
-                <w:bCs w:val="false"/>
-                <w:sz w:val="20"/>
-                <w:szCs w:val="20"/>
-              </w:rPr>
-              <w:t>and security scorecard</w:t>
+              <w:t>respond</w:t>
+            </w:r>
+            <w:r>
+              <w:rPr>
+                <w:rFonts w:ascii="Droid Sans" w:hAnsi="Droid Sans"/>
+                <w:b w:val="false"/>
+                <w:bCs w:val="false"/>
+                <w:sz w:val="20"/>
+                <w:szCs w:val="20"/>
+              </w:rPr>
+              <w:t>ed</w:t>
+            </w:r>
+            <w:r>
+              <w:rPr>
+                <w:rFonts w:ascii="Droid Sans" w:hAnsi="Droid Sans"/>
+                <w:b w:val="false"/>
+                <w:bCs w:val="false"/>
+                <w:sz w:val="20"/>
+                <w:szCs w:val="20"/>
+              </w:rPr>
+              <w:t xml:space="preserve"> to incident</w:t>
+            </w:r>
+            <w:r>
+              <w:rPr>
+                <w:rFonts w:ascii="Droid Sans" w:hAnsi="Droid Sans"/>
+                <w:b w:val="false"/>
+                <w:bCs w:val="false"/>
+                <w:sz w:val="20"/>
+                <w:szCs w:val="20"/>
+              </w:rPr>
+              <w:t>s</w:t>
+            </w:r>
+            <w:r>
+              <w:rPr>
+                <w:rFonts w:ascii="Droid Sans" w:hAnsi="Droid Sans"/>
+                <w:b w:val="false"/>
+                <w:bCs w:val="false"/>
+                <w:sz w:val="20"/>
+                <w:szCs w:val="20"/>
+              </w:rPr>
+              <w:t xml:space="preserve"> </w:t>
+            </w:r>
+            <w:r>
+              <w:rPr>
+                <w:rFonts w:ascii="Droid Sans" w:hAnsi="Droid Sans"/>
+                <w:b w:val="false"/>
+                <w:bCs w:val="false"/>
+                <w:sz w:val="20"/>
+                <w:szCs w:val="20"/>
+              </w:rPr>
+              <w:t>and performed internal investigations</w:t>
             </w:r>
           </w:p>
           <w:p>
@@ -1941,27 +2171,17 @@
                 <w:sz w:val="20"/>
                 <w:szCs w:val="20"/>
               </w:rPr>
-              <w:t xml:space="preserve">providing feedback on security </w:t>
-            </w:r>
-            <w:r>
-              <w:rPr>
-                <w:rFonts w:ascii="Droid Sans" w:hAnsi="Droid Sans"/>
-                <w:b w:val="false"/>
-                <w:bCs w:val="false"/>
-                <w:sz w:val="20"/>
-                <w:szCs w:val="20"/>
-              </w:rPr>
-              <w:t xml:space="preserve">during </w:t>
-            </w:r>
-            <w:r>
-              <w:rPr>
-                <w:rFonts w:ascii="Droid Sans" w:hAnsi="Droid Sans"/>
-                <w:b w:val="false"/>
-                <w:bCs w:val="false"/>
-                <w:sz w:val="20"/>
-                <w:szCs w:val="20"/>
-              </w:rPr>
-              <w:t>internal and external audits</w:t>
+              <w:t xml:space="preserve">monitored logs for end-points and network </w:t>
+            </w:r>
+            <w:r>
+              <w:rPr>
+                <w:rFonts w:ascii="Droid Sans" w:hAnsi="Droid Sans"/>
+                <w:b w:val="false"/>
+                <w:bCs w:val="false"/>
+                <w:sz w:val="20"/>
+                <w:szCs w:val="20"/>
+              </w:rPr>
+              <w:t>alerts</w:t>
             </w:r>
           </w:p>
           <w:p>
@@ -1988,27 +2208,37 @@
                 <w:sz w:val="20"/>
                 <w:szCs w:val="20"/>
               </w:rPr>
-              <w:t xml:space="preserve">responding to incidents </w:t>
-            </w:r>
-            <w:r>
-              <w:rPr>
-                <w:rFonts w:ascii="Droid Sans" w:hAnsi="Droid Sans"/>
-                <w:b w:val="false"/>
-                <w:bCs w:val="false"/>
-                <w:sz w:val="20"/>
-                <w:szCs w:val="20"/>
-              </w:rPr>
-              <w:t xml:space="preserve">and </w:t>
-            </w:r>
-            <w:r>
-              <w:rPr>
-                <w:rFonts w:ascii="Droid Sans" w:hAnsi="Droid Sans"/>
-                <w:b w:val="false"/>
-                <w:bCs w:val="false"/>
-                <w:sz w:val="20"/>
-                <w:szCs w:val="20"/>
-              </w:rPr>
-              <w:t>alerts</w:t>
+              <w:t>perform</w:t>
+            </w:r>
+            <w:r>
+              <w:rPr>
+                <w:rFonts w:ascii="Droid Sans" w:hAnsi="Droid Sans"/>
+                <w:b w:val="false"/>
+                <w:bCs w:val="false"/>
+                <w:sz w:val="20"/>
+                <w:szCs w:val="20"/>
+              </w:rPr>
+              <w:t xml:space="preserve">ed </w:t>
+            </w:r>
+            <w:r>
+              <w:rPr>
+                <w:rFonts w:ascii="Droid Sans" w:hAnsi="Droid Sans"/>
+                <w:b w:val="false"/>
+                <w:bCs w:val="false"/>
+                <w:sz w:val="20"/>
+                <w:szCs w:val="20"/>
+              </w:rPr>
+              <w:t xml:space="preserve">occasional malware analysis </w:t>
+            </w:r>
+            <w:r>
+              <w:rPr>
+                <w:rFonts w:ascii="Droid Sans" w:hAnsi="Droid Sans"/>
+                <w:b w:val="false"/>
+                <w:bCs w:val="false"/>
+                <w:sz w:val="20"/>
+                <w:szCs w:val="20"/>
+              </w:rPr>
+              <w:t>and threat hunting</w:t>
             </w:r>
           </w:p>
           <w:p>
@@ -2035,37 +2265,37 @@
                 <w:sz w:val="20"/>
                 <w:szCs w:val="20"/>
               </w:rPr>
-              <w:t>perform</w:t>
-            </w:r>
-            <w:r>
-              <w:rPr>
-                <w:rFonts w:ascii="Droid Sans" w:hAnsi="Droid Sans"/>
-                <w:b w:val="false"/>
-                <w:bCs w:val="false"/>
-                <w:sz w:val="20"/>
-                <w:szCs w:val="20"/>
-              </w:rPr>
-              <w:t xml:space="preserve">ing </w:t>
-            </w:r>
-            <w:r>
-              <w:rPr>
-                <w:rFonts w:ascii="Droid Sans" w:hAnsi="Droid Sans"/>
-                <w:b w:val="false"/>
-                <w:bCs w:val="false"/>
-                <w:sz w:val="20"/>
-                <w:szCs w:val="20"/>
-              </w:rPr>
-              <w:t xml:space="preserve">occasional malware analysis </w:t>
-            </w:r>
-            <w:r>
-              <w:rPr>
-                <w:rFonts w:ascii="Droid Sans" w:hAnsi="Droid Sans"/>
-                <w:b w:val="false"/>
-                <w:bCs w:val="false"/>
-                <w:sz w:val="20"/>
-                <w:szCs w:val="20"/>
-              </w:rPr>
-              <w:t>and threat hunting</w:t>
+              <w:t xml:space="preserve">enrolled strong authentication </w:t>
+            </w:r>
+            <w:r>
+              <w:rPr>
+                <w:rFonts w:ascii="Droid Sans" w:hAnsi="Droid Sans"/>
+                <w:b w:val="false"/>
+                <w:bCs w:val="false"/>
+                <w:sz w:val="20"/>
+                <w:szCs w:val="20"/>
+              </w:rPr>
+              <w:t xml:space="preserve">with </w:t>
+            </w:r>
+            <w:r>
+              <w:rPr>
+                <w:rFonts w:ascii="Droid Sans" w:hAnsi="Droid Sans"/>
+                <w:b w:val="false"/>
+                <w:bCs w:val="false"/>
+                <w:sz w:val="20"/>
+                <w:szCs w:val="20"/>
+              </w:rPr>
+              <w:t>Yubikey</w:t>
+            </w:r>
+            <w:r>
+              <w:rPr>
+                <w:rFonts w:ascii="Droid Sans" w:hAnsi="Droid Sans"/>
+                <w:b w:val="false"/>
+                <w:bCs w:val="false"/>
+                <w:sz w:val="20"/>
+                <w:szCs w:val="20"/>
+              </w:rPr>
+              <w:t>s and built Yubikey toolkit</w:t>
             </w:r>
           </w:p>
           <w:p>
@@ -2092,27 +2322,37 @@
                 <w:sz w:val="20"/>
                 <w:szCs w:val="20"/>
               </w:rPr>
-              <w:t xml:space="preserve">assisting in </w:t>
-            </w:r>
-            <w:r>
-              <w:rPr>
-                <w:rFonts w:ascii="Droid Sans" w:hAnsi="Droid Sans"/>
-                <w:b w:val="false"/>
-                <w:bCs w:val="false"/>
-                <w:sz w:val="20"/>
-                <w:szCs w:val="20"/>
-              </w:rPr>
-              <w:t xml:space="preserve">employee </w:t>
-            </w:r>
-            <w:r>
-              <w:rPr>
-                <w:rFonts w:ascii="Droid Sans" w:hAnsi="Droid Sans"/>
-                <w:b w:val="false"/>
-                <w:bCs w:val="false"/>
-                <w:sz w:val="20"/>
-                <w:szCs w:val="20"/>
-              </w:rPr>
-              <w:t>recertification</w:t>
+              <w:t xml:space="preserve">integrated SaaS platforms with </w:t>
+            </w:r>
+            <w:r>
+              <w:rPr>
+                <w:rFonts w:ascii="Droid Sans" w:hAnsi="Droid Sans"/>
+                <w:b w:val="false"/>
+                <w:bCs w:val="false"/>
+                <w:sz w:val="20"/>
+                <w:szCs w:val="20"/>
+              </w:rPr>
+              <w:t xml:space="preserve">a </w:t>
+            </w:r>
+            <w:r>
+              <w:rPr>
+                <w:rFonts w:ascii="Droid Sans" w:hAnsi="Droid Sans"/>
+                <w:b w:val="false"/>
+                <w:bCs w:val="false"/>
+                <w:sz w:val="20"/>
+                <w:szCs w:val="20"/>
+              </w:rPr>
+              <w:t xml:space="preserve">third-party identity management </w:t>
+            </w:r>
+            <w:r>
+              <w:rPr>
+                <w:rFonts w:ascii="Droid Sans" w:hAnsi="Droid Sans"/>
+                <w:b w:val="false"/>
+                <w:bCs w:val="false"/>
+                <w:sz w:val="20"/>
+                <w:szCs w:val="20"/>
+              </w:rPr>
+              <w:t>solution</w:t>
             </w:r>
           </w:p>
           <w:p>
@@ -2139,17 +2379,27 @@
                 <w:sz w:val="20"/>
                 <w:szCs w:val="20"/>
               </w:rPr>
-              <w:t xml:space="preserve">performing </w:t>
-            </w:r>
-            <w:r>
-              <w:rPr>
-                <w:rFonts w:ascii="Droid Sans" w:hAnsi="Droid Sans"/>
-                <w:b w:val="false"/>
-                <w:bCs w:val="false"/>
-                <w:sz w:val="20"/>
-                <w:szCs w:val="20"/>
-              </w:rPr>
-              <w:t>internal investigations</w:t>
+              <w:t xml:space="preserve">integrated SaaS platforms with CASB service and set up </w:t>
+            </w:r>
+            <w:r>
+              <w:rPr>
+                <w:rFonts w:ascii="Droid Sans" w:hAnsi="Droid Sans"/>
+                <w:b w:val="false"/>
+                <w:bCs w:val="false"/>
+                <w:sz w:val="20"/>
+                <w:szCs w:val="20"/>
+              </w:rPr>
+              <w:t xml:space="preserve">DLP </w:t>
+            </w:r>
+            <w:r>
+              <w:rPr>
+                <w:rFonts w:ascii="Droid Sans" w:hAnsi="Droid Sans"/>
+                <w:b w:val="false"/>
+                <w:bCs w:val="false"/>
+                <w:sz w:val="20"/>
+                <w:szCs w:val="20"/>
+              </w:rPr>
+              <w:t>policies</w:t>
             </w:r>
           </w:p>
           <w:p>
@@ -2176,7 +2426,27 @@
                 <w:sz w:val="20"/>
                 <w:szCs w:val="20"/>
               </w:rPr>
-              <w:t>assessing third party security controls</w:t>
+              <w:t>assist</w:t>
+            </w:r>
+            <w:r>
+              <w:rPr>
+                <w:rFonts w:ascii="Droid Sans" w:hAnsi="Droid Sans"/>
+                <w:b w:val="false"/>
+                <w:bCs w:val="false"/>
+                <w:sz w:val="20"/>
+                <w:szCs w:val="20"/>
+              </w:rPr>
+              <w:t xml:space="preserve">ed in employee </w:t>
+            </w:r>
+            <w:r>
+              <w:rPr>
+                <w:rFonts w:ascii="Droid Sans" w:hAnsi="Droid Sans"/>
+                <w:b w:val="false"/>
+                <w:bCs w:val="false"/>
+                <w:sz w:val="20"/>
+                <w:szCs w:val="20"/>
+              </w:rPr>
+              <w:t>recertification</w:t>
             </w:r>
           </w:p>
           <w:p>
@@ -2203,27 +2473,27 @@
                 <w:sz w:val="20"/>
                 <w:szCs w:val="20"/>
               </w:rPr>
-              <w:t xml:space="preserve">setting up </w:t>
-            </w:r>
-            <w:r>
-              <w:rPr>
-                <w:rFonts w:ascii="Droid Sans" w:hAnsi="Droid Sans"/>
-                <w:b w:val="false"/>
-                <w:bCs w:val="false"/>
-                <w:sz w:val="20"/>
-                <w:szCs w:val="20"/>
-              </w:rPr>
-              <w:t xml:space="preserve">DLP </w:t>
-            </w:r>
-            <w:r>
-              <w:rPr>
-                <w:rFonts w:ascii="Droid Sans" w:hAnsi="Droid Sans"/>
-                <w:b w:val="false"/>
-                <w:bCs w:val="false"/>
-                <w:sz w:val="20"/>
-                <w:szCs w:val="20"/>
-              </w:rPr>
-              <w:t>policies</w:t>
+              <w:t xml:space="preserve">assisted in </w:t>
+            </w:r>
+            <w:r>
+              <w:rPr>
+                <w:rFonts w:ascii="Droid Sans" w:hAnsi="Droid Sans"/>
+                <w:b w:val="false"/>
+                <w:bCs w:val="false"/>
+                <w:sz w:val="20"/>
+                <w:szCs w:val="20"/>
+              </w:rPr>
+              <w:t xml:space="preserve">third-party </w:t>
+            </w:r>
+            <w:r>
+              <w:rPr>
+                <w:rFonts w:ascii="Droid Sans" w:hAnsi="Droid Sans"/>
+                <w:b w:val="false"/>
+                <w:bCs w:val="false"/>
+                <w:sz w:val="20"/>
+                <w:szCs w:val="20"/>
+              </w:rPr>
+              <w:t>vendor assessments</w:t>
             </w:r>
           </w:p>
         </w:tc>
